--- a/RELATÓRIO FINAL.docx
+++ b/RELATÓRIO FINAL.docx
@@ -1,364 +1,341 @@
 
 <file path=word/document.xml><?xml version="1.0" encoding="utf-8"?>
-<w:document xmlns:o="urn:schemas-microsoft-com:office:office" xmlns:r="http://schemas.openxmlformats.org/officeDocument/2006/relationships" xmlns:v="urn:schemas-microsoft-com:vml" xmlns:w="http://schemas.openxmlformats.org/wordprocessingml/2006/main" xmlns:w10="urn:schemas-microsoft-com:office:word" xmlns:wp="http://schemas.openxmlformats.org/drawingml/2006/wordprocessingDrawing" xmlns:wps="http://schemas.microsoft.com/office/word/2010/wordprocessingShape" xmlns:wpg="http://schemas.microsoft.com/office/word/2010/wordprocessingGroup" xmlns:mc="http://schemas.openxmlformats.org/markup-compatibility/2006" xmlns:wp14="http://schemas.microsoft.com/office/word/2010/wordprocessingDrawing" xmlns:w14="http://schemas.microsoft.com/office/word/2010/wordml" xmlns:w15="http://schemas.microsoft.com/office/word/2012/wordml" mc:Ignorable="w14 wp14 w15">
+<w:document xmlns:o="urn:schemas-microsoft-com:office:office" xmlns:r="http://schemas.openxmlformats.org/officeDocument/2006/relationships" xmlns:v="urn:schemas-microsoft-com:vml" xmlns:w="http://schemas.openxmlformats.org/wordprocessingml/2006/main" xmlns:w10="urn:schemas-microsoft-com:office:word" xmlns:wp="http://schemas.openxmlformats.org/drawingml/2006/wordprocessingDrawing" xmlns:pic="http://schemas.openxmlformats.org/drawingml/2006/picture" xmlns:wps="http://schemas.microsoft.com/office/word/2010/wordprocessingShape" xmlns:wpg="http://schemas.microsoft.com/office/word/2010/wordprocessingGroup" xmlns:mc="http://schemas.openxmlformats.org/markup-compatibility/2006" xmlns:wp14="http://schemas.microsoft.com/office/word/2010/wordprocessingDrawing" xmlns:w14="http://schemas.microsoft.com/office/word/2010/wordml" xmlns:w15="http://schemas.microsoft.com/office/word/2012/wordml" mc:Ignorable="w14 wp14 w15">
   <w:body>
     <w:p>
       <w:pPr>
         <w:pStyle w:val="Normal"/>
         <w:rPr>
           <w:b/>
-          <w:b/>
-          <w:bCs/>
-        </w:rPr>
-      </w:pPr>
-      <w:r>
-        <w:rPr>
-          <w:b/>
-          <w:bCs/>
-        </w:rPr>
-      </w:r>
-    </w:p>
-    <w:p>
-      <w:pPr>
-        <w:pStyle w:val="Normal"/>
-        <w:rPr>
-          <w:b/>
-          <w:b/>
-          <w:bCs/>
-        </w:rPr>
-      </w:pPr>
-      <w:r>
-        <w:rPr>
-          <w:b/>
-          <w:bCs/>
-        </w:rPr>
-      </w:r>
-    </w:p>
-    <w:p>
-      <w:pPr>
-        <w:pStyle w:val="Normal"/>
-        <w:rPr>
-          <w:b/>
-          <w:b/>
-          <w:bCs/>
-        </w:rPr>
-      </w:pPr>
-      <w:r>
-        <w:rPr>
-          <w:b/>
-          <w:bCs/>
-        </w:rPr>
-      </w:r>
-    </w:p>
-    <w:p>
-      <w:pPr>
-        <w:pStyle w:val="Normal"/>
-        <w:rPr>
-          <w:b/>
-          <w:b/>
-          <w:bCs/>
-        </w:rPr>
-      </w:pPr>
-      <w:r>
-        <w:rPr>
-          <w:b/>
-          <w:bCs/>
-        </w:rPr>
-      </w:r>
-    </w:p>
-    <w:p>
-      <w:pPr>
-        <w:pStyle w:val="Normal"/>
-        <w:rPr>
-          <w:b/>
-          <w:b/>
-          <w:bCs/>
-        </w:rPr>
-      </w:pPr>
-      <w:r>
-        <w:rPr>
-          <w:b/>
-          <w:bCs/>
-        </w:rPr>
-      </w:r>
-    </w:p>
-    <w:p>
-      <w:pPr>
-        <w:pStyle w:val="Normal"/>
-        <w:rPr>
-          <w:b/>
-          <w:b/>
-          <w:bCs/>
-        </w:rPr>
-      </w:pPr>
-      <w:r>
-        <w:rPr>
-          <w:b/>
-          <w:bCs/>
-        </w:rPr>
-      </w:r>
-    </w:p>
-    <w:p>
-      <w:pPr>
-        <w:pStyle w:val="Normal"/>
-        <w:rPr>
-          <w:b/>
-          <w:b/>
-          <w:bCs/>
-        </w:rPr>
-      </w:pPr>
-      <w:r>
-        <w:rPr>
-          <w:b/>
-          <w:bCs/>
-        </w:rPr>
-      </w:r>
-    </w:p>
-    <w:p>
-      <w:pPr>
-        <w:pStyle w:val="Normal"/>
-        <w:rPr>
-          <w:b/>
-          <w:b/>
-          <w:bCs/>
-        </w:rPr>
-      </w:pPr>
-      <w:r>
-        <w:rPr>
-          <w:b/>
-          <w:bCs/>
-        </w:rPr>
-      </w:r>
-    </w:p>
-    <w:p>
-      <w:pPr>
-        <w:pStyle w:val="Normal"/>
-        <w:rPr>
-          <w:b/>
-          <w:b/>
-          <w:bCs/>
-        </w:rPr>
-      </w:pPr>
-      <w:r>
-        <w:rPr>
-          <w:b/>
-          <w:bCs/>
-        </w:rPr>
-      </w:r>
-    </w:p>
-    <w:p>
-      <w:pPr>
-        <w:pStyle w:val="Normal"/>
-        <w:rPr>
-          <w:b/>
-          <w:b/>
-          <w:bCs/>
-        </w:rPr>
-      </w:pPr>
-      <w:r>
-        <w:rPr>
-          <w:b/>
-          <w:bCs/>
-        </w:rPr>
-      </w:r>
-    </w:p>
-    <w:p>
-      <w:pPr>
-        <w:pStyle w:val="Normal"/>
-        <w:rPr>
-          <w:b/>
-          <w:b/>
-          <w:bCs/>
-        </w:rPr>
-      </w:pPr>
-      <w:r>
-        <w:rPr>
-          <w:b/>
-          <w:bCs/>
-        </w:rPr>
-      </w:r>
-    </w:p>
-    <w:p>
-      <w:pPr>
-        <w:pStyle w:val="Normal"/>
-        <w:rPr>
-          <w:b/>
-          <w:b/>
-          <w:bCs/>
-        </w:rPr>
-      </w:pPr>
-      <w:r>
-        <w:rPr>
-          <w:b/>
-          <w:bCs/>
-        </w:rPr>
-      </w:r>
-    </w:p>
-    <w:p>
-      <w:pPr>
-        <w:pStyle w:val="Normal"/>
-        <w:rPr>
-          <w:b/>
-          <w:b/>
-          <w:bCs/>
-        </w:rPr>
-      </w:pPr>
-      <w:r>
-        <w:rPr>
-          <w:b/>
-          <w:bCs/>
-        </w:rPr>
-      </w:r>
-    </w:p>
-    <w:p>
-      <w:pPr>
-        <w:pStyle w:val="Normal"/>
-        <w:rPr>
-          <w:b/>
-          <w:b/>
-          <w:bCs/>
-        </w:rPr>
-      </w:pPr>
-      <w:r>
-        <w:rPr>
-          <w:b/>
-          <w:bCs/>
-        </w:rPr>
-      </w:r>
-    </w:p>
-    <w:p>
-      <w:pPr>
-        <w:pStyle w:val="Normal"/>
-        <w:rPr>
-          <w:b/>
-          <w:b/>
-          <w:bCs/>
-        </w:rPr>
-      </w:pPr>
-      <w:r>
-        <w:rPr>
-          <w:b/>
-          <w:bCs/>
-        </w:rPr>
-      </w:r>
-    </w:p>
-    <w:p>
-      <w:pPr>
-        <w:pStyle w:val="Normal"/>
-        <w:rPr>
-          <w:b/>
-          <w:b/>
-          <w:bCs/>
-        </w:rPr>
-      </w:pPr>
-      <w:r>
-        <w:rPr>
-          <w:b/>
-          <w:bCs/>
-        </w:rPr>
-      </w:r>
-    </w:p>
-    <w:p>
-      <w:pPr>
-        <w:pStyle w:val="Normal"/>
-        <w:rPr>
-          <w:b/>
-          <w:b/>
-          <w:bCs/>
-        </w:rPr>
-      </w:pPr>
-      <w:r>
-        <w:rPr>
-          <w:b/>
-          <w:bCs/>
-        </w:rPr>
-      </w:r>
-    </w:p>
-    <w:p>
-      <w:pPr>
-        <w:pStyle w:val="Normal"/>
-        <w:rPr>
-          <w:b/>
-          <w:b/>
-          <w:bCs/>
-        </w:rPr>
-      </w:pPr>
-      <w:r>
-        <w:rPr>
-          <w:b/>
-          <w:bCs/>
-        </w:rPr>
-      </w:r>
-    </w:p>
-    <w:p>
-      <w:pPr>
-        <w:pStyle w:val="Normal"/>
-        <w:rPr>
-          <w:b/>
-          <w:b/>
-          <w:bCs/>
-        </w:rPr>
-      </w:pPr>
-      <w:r>
-        <w:rPr>
-          <w:b/>
-          <w:bCs/>
-        </w:rPr>
-      </w:r>
-    </w:p>
-    <w:p>
-      <w:pPr>
-        <w:pStyle w:val="Normal"/>
-        <w:rPr>
-          <w:b/>
-          <w:b/>
-          <w:bCs/>
-        </w:rPr>
-      </w:pPr>
-      <w:r>
-        <w:rPr>
-          <w:b/>
-          <w:bCs/>
-        </w:rPr>
-      </w:r>
-    </w:p>
-    <w:p>
-      <w:pPr>
-        <w:pStyle w:val="Normal"/>
-        <w:rPr>
-          <w:b/>
-          <w:b/>
-          <w:bCs/>
-        </w:rPr>
-      </w:pPr>
-      <w:r>
-        <w:rPr>
-          <w:b/>
-          <w:bCs/>
-        </w:rPr>
-      </w:r>
-    </w:p>
-    <w:p>
-      <w:pPr>
-        <w:pStyle w:val="Normal"/>
-        <w:rPr>
-          <w:b/>
-          <w:b/>
-          <w:bCs/>
-        </w:rPr>
-      </w:pPr>
-      <w:r>
-        <w:rPr>
-          <w:b/>
-          <w:bCs/>
-        </w:rPr>
-      </w:r>
-    </w:p>
-    <w:p>
-      <w:pPr>
-        <w:pStyle w:val="Normal"/>
-        <w:rPr>
-          <w:b/>
+          <w:bCs/>
+        </w:rPr>
+      </w:pPr>
+      <w:r>
+        <w:rPr>
+          <w:b/>
+          <w:bCs/>
+        </w:rPr>
+      </w:r>
+    </w:p>
+    <w:p>
+      <w:pPr>
+        <w:pStyle w:val="Normal"/>
+        <w:rPr>
+          <w:b/>
+          <w:bCs/>
+        </w:rPr>
+      </w:pPr>
+      <w:r>
+        <w:rPr>
+          <w:b/>
+          <w:bCs/>
+        </w:rPr>
+      </w:r>
+    </w:p>
+    <w:p>
+      <w:pPr>
+        <w:pStyle w:val="Normal"/>
+        <w:rPr>
+          <w:b/>
+          <w:bCs/>
+        </w:rPr>
+      </w:pPr>
+      <w:r>
+        <w:rPr>
+          <w:b/>
+          <w:bCs/>
+        </w:rPr>
+      </w:r>
+    </w:p>
+    <w:p>
+      <w:pPr>
+        <w:pStyle w:val="Normal"/>
+        <w:rPr>
+          <w:b/>
+          <w:bCs/>
+        </w:rPr>
+      </w:pPr>
+      <w:r>
+        <w:rPr>
+          <w:b/>
+          <w:bCs/>
+        </w:rPr>
+      </w:r>
+    </w:p>
+    <w:p>
+      <w:pPr>
+        <w:pStyle w:val="Normal"/>
+        <w:rPr>
+          <w:b/>
+          <w:bCs/>
+        </w:rPr>
+      </w:pPr>
+      <w:r>
+        <w:rPr>
+          <w:b/>
+          <w:bCs/>
+        </w:rPr>
+      </w:r>
+    </w:p>
+    <w:p>
+      <w:pPr>
+        <w:pStyle w:val="Normal"/>
+        <w:rPr>
+          <w:b/>
+          <w:bCs/>
+        </w:rPr>
+      </w:pPr>
+      <w:r>
+        <w:rPr>
+          <w:b/>
+          <w:bCs/>
+        </w:rPr>
+      </w:r>
+    </w:p>
+    <w:p>
+      <w:pPr>
+        <w:pStyle w:val="Normal"/>
+        <w:rPr>
+          <w:b/>
+          <w:bCs/>
+        </w:rPr>
+      </w:pPr>
+      <w:r>
+        <w:rPr>
+          <w:b/>
+          <w:bCs/>
+        </w:rPr>
+      </w:r>
+    </w:p>
+    <w:p>
+      <w:pPr>
+        <w:pStyle w:val="Normal"/>
+        <w:rPr>
+          <w:b/>
+          <w:bCs/>
+        </w:rPr>
+      </w:pPr>
+      <w:r>
+        <w:rPr>
+          <w:b/>
+          <w:bCs/>
+        </w:rPr>
+      </w:r>
+    </w:p>
+    <w:p>
+      <w:pPr>
+        <w:pStyle w:val="Normal"/>
+        <w:rPr>
+          <w:b/>
+          <w:bCs/>
+        </w:rPr>
+      </w:pPr>
+      <w:r>
+        <w:rPr>
+          <w:b/>
+          <w:bCs/>
+        </w:rPr>
+      </w:r>
+    </w:p>
+    <w:p>
+      <w:pPr>
+        <w:pStyle w:val="Normal"/>
+        <w:rPr>
+          <w:b/>
+          <w:bCs/>
+        </w:rPr>
+      </w:pPr>
+      <w:r>
+        <w:rPr>
+          <w:b/>
+          <w:bCs/>
+        </w:rPr>
+      </w:r>
+    </w:p>
+    <w:p>
+      <w:pPr>
+        <w:pStyle w:val="Normal"/>
+        <w:rPr>
+          <w:b/>
+          <w:bCs/>
+        </w:rPr>
+      </w:pPr>
+      <w:r>
+        <w:rPr>
+          <w:b/>
+          <w:bCs/>
+        </w:rPr>
+      </w:r>
+    </w:p>
+    <w:p>
+      <w:pPr>
+        <w:pStyle w:val="Normal"/>
+        <w:rPr>
+          <w:b/>
+          <w:bCs/>
+        </w:rPr>
+      </w:pPr>
+      <w:r>
+        <w:rPr>
+          <w:b/>
+          <w:bCs/>
+        </w:rPr>
+      </w:r>
+    </w:p>
+    <w:p>
+      <w:pPr>
+        <w:pStyle w:val="Normal"/>
+        <w:rPr>
+          <w:b/>
+          <w:bCs/>
+        </w:rPr>
+      </w:pPr>
+      <w:r>
+        <w:rPr>
+          <w:b/>
+          <w:bCs/>
+        </w:rPr>
+      </w:r>
+    </w:p>
+    <w:p>
+      <w:pPr>
+        <w:pStyle w:val="Normal"/>
+        <w:rPr>
+          <w:b/>
+          <w:bCs/>
+        </w:rPr>
+      </w:pPr>
+      <w:r>
+        <w:rPr>
+          <w:b/>
+          <w:bCs/>
+        </w:rPr>
+      </w:r>
+    </w:p>
+    <w:p>
+      <w:pPr>
+        <w:pStyle w:val="Normal"/>
+        <w:rPr>
+          <w:b/>
+          <w:bCs/>
+        </w:rPr>
+      </w:pPr>
+      <w:r>
+        <w:rPr>
+          <w:b/>
+          <w:bCs/>
+        </w:rPr>
+      </w:r>
+    </w:p>
+    <w:p>
+      <w:pPr>
+        <w:pStyle w:val="Normal"/>
+        <w:rPr>
+          <w:b/>
+          <w:bCs/>
+        </w:rPr>
+      </w:pPr>
+      <w:r>
+        <w:rPr>
+          <w:b/>
+          <w:bCs/>
+        </w:rPr>
+      </w:r>
+    </w:p>
+    <w:p>
+      <w:pPr>
+        <w:pStyle w:val="Normal"/>
+        <w:rPr>
+          <w:b/>
+          <w:bCs/>
+        </w:rPr>
+      </w:pPr>
+      <w:r>
+        <w:rPr>
+          <w:b/>
+          <w:bCs/>
+        </w:rPr>
+      </w:r>
+    </w:p>
+    <w:p>
+      <w:pPr>
+        <w:pStyle w:val="Normal"/>
+        <w:rPr>
+          <w:b/>
+          <w:bCs/>
+        </w:rPr>
+      </w:pPr>
+      <w:r>
+        <w:rPr>
+          <w:b/>
+          <w:bCs/>
+        </w:rPr>
+      </w:r>
+    </w:p>
+    <w:p>
+      <w:pPr>
+        <w:pStyle w:val="Normal"/>
+        <w:rPr>
+          <w:b/>
+          <w:bCs/>
+        </w:rPr>
+      </w:pPr>
+      <w:r>
+        <w:rPr>
+          <w:b/>
+          <w:bCs/>
+        </w:rPr>
+      </w:r>
+    </w:p>
+    <w:p>
+      <w:pPr>
+        <w:pStyle w:val="Normal"/>
+        <w:rPr>
+          <w:b/>
+          <w:bCs/>
+        </w:rPr>
+      </w:pPr>
+      <w:r>
+        <w:rPr>
+          <w:b/>
+          <w:bCs/>
+        </w:rPr>
+      </w:r>
+    </w:p>
+    <w:p>
+      <w:pPr>
+        <w:pStyle w:val="Normal"/>
+        <w:rPr>
+          <w:b/>
+          <w:bCs/>
+        </w:rPr>
+      </w:pPr>
+      <w:r>
+        <w:rPr>
+          <w:b/>
+          <w:bCs/>
+        </w:rPr>
+      </w:r>
+    </w:p>
+    <w:p>
+      <w:pPr>
+        <w:pStyle w:val="Normal"/>
+        <w:rPr>
+          <w:b/>
+          <w:bCs/>
+        </w:rPr>
+      </w:pPr>
+      <w:r>
+        <w:rPr>
+          <w:b/>
+          <w:bCs/>
+        </w:rPr>
+      </w:r>
+    </w:p>
+    <w:p>
+      <w:pPr>
+        <w:pStyle w:val="Normal"/>
+        <w:rPr>
           <w:b/>
           <w:bCs/>
         </w:rPr>
@@ -390,7 +367,6 @@
         <w:jc w:val="center"/>
         <w:rPr>
           <w:b w:val="false"/>
-          <w:b w:val="false"/>
           <w:bCs w:val="false"/>
         </w:rPr>
       </w:pPr>
@@ -409,294 +385,275 @@
         <w:pStyle w:val="Normal"/>
         <w:rPr>
           <w:b/>
-          <w:b/>
-          <w:bCs/>
-        </w:rPr>
-      </w:pPr>
-      <w:r>
-        <w:rPr>
-          <w:b/>
-          <w:bCs/>
-        </w:rPr>
-      </w:r>
-    </w:p>
-    <w:p>
-      <w:pPr>
-        <w:pStyle w:val="Normal"/>
-        <w:rPr>
-          <w:b/>
-          <w:b/>
-          <w:bCs/>
-        </w:rPr>
-      </w:pPr>
-      <w:r>
-        <w:rPr>
-          <w:b/>
-          <w:bCs/>
-        </w:rPr>
-      </w:r>
-    </w:p>
-    <w:p>
-      <w:pPr>
-        <w:pStyle w:val="Normal"/>
-        <w:rPr>
-          <w:b/>
-          <w:b/>
-          <w:bCs/>
-        </w:rPr>
-      </w:pPr>
-      <w:r>
-        <w:rPr>
-          <w:b/>
-          <w:bCs/>
-        </w:rPr>
-      </w:r>
-    </w:p>
-    <w:p>
-      <w:pPr>
-        <w:pStyle w:val="Normal"/>
-        <w:rPr>
-          <w:b/>
-          <w:b/>
-          <w:bCs/>
-        </w:rPr>
-      </w:pPr>
-      <w:r>
-        <w:rPr>
-          <w:b/>
-          <w:bCs/>
-        </w:rPr>
-      </w:r>
-    </w:p>
-    <w:p>
-      <w:pPr>
-        <w:pStyle w:val="Normal"/>
-        <w:rPr>
-          <w:b/>
-          <w:b/>
-          <w:bCs/>
-        </w:rPr>
-      </w:pPr>
-      <w:r>
-        <w:rPr>
-          <w:b/>
-          <w:bCs/>
-        </w:rPr>
-      </w:r>
-    </w:p>
-    <w:p>
-      <w:pPr>
-        <w:pStyle w:val="Normal"/>
-        <w:rPr>
-          <w:b/>
-          <w:b/>
-          <w:bCs/>
-        </w:rPr>
-      </w:pPr>
-      <w:r>
-        <w:rPr>
-          <w:b/>
-          <w:bCs/>
-        </w:rPr>
-      </w:r>
-    </w:p>
-    <w:p>
-      <w:pPr>
-        <w:pStyle w:val="Normal"/>
-        <w:rPr>
-          <w:b/>
-          <w:b/>
-          <w:bCs/>
-        </w:rPr>
-      </w:pPr>
-      <w:r>
-        <w:rPr>
-          <w:b/>
-          <w:bCs/>
-        </w:rPr>
-      </w:r>
-    </w:p>
-    <w:p>
-      <w:pPr>
-        <w:pStyle w:val="Normal"/>
-        <w:rPr>
-          <w:b/>
-          <w:b/>
-          <w:bCs/>
-        </w:rPr>
-      </w:pPr>
-      <w:r>
-        <w:rPr>
-          <w:b/>
-          <w:bCs/>
-        </w:rPr>
-      </w:r>
-    </w:p>
-    <w:p>
-      <w:pPr>
-        <w:pStyle w:val="Normal"/>
-        <w:rPr>
-          <w:b/>
-          <w:b/>
-          <w:bCs/>
-        </w:rPr>
-      </w:pPr>
-      <w:r>
-        <w:rPr>
-          <w:b/>
-          <w:bCs/>
-        </w:rPr>
-      </w:r>
-    </w:p>
-    <w:p>
-      <w:pPr>
-        <w:pStyle w:val="Normal"/>
-        <w:rPr>
-          <w:b/>
-          <w:b/>
-          <w:bCs/>
-        </w:rPr>
-      </w:pPr>
-      <w:r>
-        <w:rPr>
-          <w:b/>
-          <w:bCs/>
-        </w:rPr>
-      </w:r>
-    </w:p>
-    <w:p>
-      <w:pPr>
-        <w:pStyle w:val="Normal"/>
-        <w:rPr>
-          <w:b/>
-          <w:b/>
-          <w:bCs/>
-        </w:rPr>
-      </w:pPr>
-      <w:r>
-        <w:rPr>
-          <w:b/>
-          <w:bCs/>
-        </w:rPr>
-      </w:r>
-    </w:p>
-    <w:p>
-      <w:pPr>
-        <w:pStyle w:val="Normal"/>
-        <w:rPr>
-          <w:b/>
-          <w:b/>
-          <w:bCs/>
-        </w:rPr>
-      </w:pPr>
-      <w:r>
-        <w:rPr>
-          <w:b/>
-          <w:bCs/>
-        </w:rPr>
-      </w:r>
-    </w:p>
-    <w:p>
-      <w:pPr>
-        <w:pStyle w:val="Normal"/>
-        <w:rPr>
-          <w:b/>
-          <w:b/>
-          <w:bCs/>
-        </w:rPr>
-      </w:pPr>
-      <w:r>
-        <w:rPr>
-          <w:b/>
-          <w:bCs/>
-        </w:rPr>
-      </w:r>
-    </w:p>
-    <w:p>
-      <w:pPr>
-        <w:pStyle w:val="Normal"/>
-        <w:rPr>
-          <w:b/>
-          <w:b/>
-          <w:bCs/>
-        </w:rPr>
-      </w:pPr>
-      <w:r>
-        <w:rPr>
-          <w:b/>
-          <w:bCs/>
-        </w:rPr>
-      </w:r>
-    </w:p>
-    <w:p>
-      <w:pPr>
-        <w:pStyle w:val="Normal"/>
-        <w:rPr>
-          <w:b/>
-          <w:b/>
-          <w:bCs/>
-        </w:rPr>
-      </w:pPr>
-      <w:r>
-        <w:rPr>
-          <w:b/>
-          <w:bCs/>
-        </w:rPr>
-      </w:r>
-    </w:p>
-    <w:p>
-      <w:pPr>
-        <w:pStyle w:val="Normal"/>
-        <w:rPr>
-          <w:b/>
-          <w:b/>
-          <w:bCs/>
-        </w:rPr>
-      </w:pPr>
-      <w:r>
-        <w:rPr>
-          <w:b/>
-          <w:bCs/>
-        </w:rPr>
-      </w:r>
-    </w:p>
-    <w:p>
-      <w:pPr>
-        <w:pStyle w:val="Normal"/>
-        <w:rPr>
-          <w:b/>
-          <w:b/>
-          <w:bCs/>
-        </w:rPr>
-      </w:pPr>
-      <w:r>
-        <w:rPr>
-          <w:b/>
-          <w:bCs/>
-        </w:rPr>
-      </w:r>
-    </w:p>
-    <w:p>
-      <w:pPr>
-        <w:pStyle w:val="Normal"/>
-        <w:rPr>
-          <w:b/>
-          <w:b/>
-          <w:bCs/>
-        </w:rPr>
-      </w:pPr>
-      <w:r>
-        <w:rPr>
-          <w:b/>
-          <w:bCs/>
-        </w:rPr>
-      </w:r>
-    </w:p>
-    <w:p>
-      <w:pPr>
-        <w:pStyle w:val="Normal"/>
-        <w:rPr>
-          <w:b/>
+          <w:bCs/>
+        </w:rPr>
+      </w:pPr>
+      <w:r>
+        <w:rPr>
+          <w:b/>
+          <w:bCs/>
+        </w:rPr>
+      </w:r>
+    </w:p>
+    <w:p>
+      <w:pPr>
+        <w:pStyle w:val="Normal"/>
+        <w:rPr>
+          <w:b/>
+          <w:bCs/>
+        </w:rPr>
+      </w:pPr>
+      <w:r>
+        <w:rPr>
+          <w:b/>
+          <w:bCs/>
+        </w:rPr>
+      </w:r>
+    </w:p>
+    <w:p>
+      <w:pPr>
+        <w:pStyle w:val="Normal"/>
+        <w:rPr>
+          <w:b/>
+          <w:bCs/>
+        </w:rPr>
+      </w:pPr>
+      <w:r>
+        <w:rPr>
+          <w:b/>
+          <w:bCs/>
+        </w:rPr>
+      </w:r>
+    </w:p>
+    <w:p>
+      <w:pPr>
+        <w:pStyle w:val="Normal"/>
+        <w:rPr>
+          <w:b/>
+          <w:bCs/>
+        </w:rPr>
+      </w:pPr>
+      <w:r>
+        <w:rPr>
+          <w:b/>
+          <w:bCs/>
+        </w:rPr>
+      </w:r>
+    </w:p>
+    <w:p>
+      <w:pPr>
+        <w:pStyle w:val="Normal"/>
+        <w:rPr>
+          <w:b/>
+          <w:bCs/>
+        </w:rPr>
+      </w:pPr>
+      <w:r>
+        <w:rPr>
+          <w:b/>
+          <w:bCs/>
+        </w:rPr>
+      </w:r>
+    </w:p>
+    <w:p>
+      <w:pPr>
+        <w:pStyle w:val="Normal"/>
+        <w:rPr>
+          <w:b/>
+          <w:bCs/>
+        </w:rPr>
+      </w:pPr>
+      <w:r>
+        <w:rPr>
+          <w:b/>
+          <w:bCs/>
+        </w:rPr>
+      </w:r>
+    </w:p>
+    <w:p>
+      <w:pPr>
+        <w:pStyle w:val="Normal"/>
+        <w:rPr>
+          <w:b/>
+          <w:bCs/>
+        </w:rPr>
+      </w:pPr>
+      <w:r>
+        <w:rPr>
+          <w:b/>
+          <w:bCs/>
+        </w:rPr>
+      </w:r>
+    </w:p>
+    <w:p>
+      <w:pPr>
+        <w:pStyle w:val="Normal"/>
+        <w:rPr>
+          <w:b/>
+          <w:bCs/>
+        </w:rPr>
+      </w:pPr>
+      <w:r>
+        <w:rPr>
+          <w:b/>
+          <w:bCs/>
+        </w:rPr>
+      </w:r>
+    </w:p>
+    <w:p>
+      <w:pPr>
+        <w:pStyle w:val="Normal"/>
+        <w:rPr>
+          <w:b/>
+          <w:bCs/>
+        </w:rPr>
+      </w:pPr>
+      <w:r>
+        <w:rPr>
+          <w:b/>
+          <w:bCs/>
+        </w:rPr>
+      </w:r>
+    </w:p>
+    <w:p>
+      <w:pPr>
+        <w:pStyle w:val="Normal"/>
+        <w:rPr>
+          <w:b/>
+          <w:bCs/>
+        </w:rPr>
+      </w:pPr>
+      <w:r>
+        <w:rPr>
+          <w:b/>
+          <w:bCs/>
+        </w:rPr>
+      </w:r>
+    </w:p>
+    <w:p>
+      <w:pPr>
+        <w:pStyle w:val="Normal"/>
+        <w:rPr>
+          <w:b/>
+          <w:bCs/>
+        </w:rPr>
+      </w:pPr>
+      <w:r>
+        <w:rPr>
+          <w:b/>
+          <w:bCs/>
+        </w:rPr>
+      </w:r>
+    </w:p>
+    <w:p>
+      <w:pPr>
+        <w:pStyle w:val="Normal"/>
+        <w:rPr>
+          <w:b/>
+          <w:bCs/>
+        </w:rPr>
+      </w:pPr>
+      <w:r>
+        <w:rPr>
+          <w:b/>
+          <w:bCs/>
+        </w:rPr>
+      </w:r>
+    </w:p>
+    <w:p>
+      <w:pPr>
+        <w:pStyle w:val="Normal"/>
+        <w:rPr>
+          <w:b/>
+          <w:bCs/>
+        </w:rPr>
+      </w:pPr>
+      <w:r>
+        <w:rPr>
+          <w:b/>
+          <w:bCs/>
+        </w:rPr>
+      </w:r>
+    </w:p>
+    <w:p>
+      <w:pPr>
+        <w:pStyle w:val="Normal"/>
+        <w:rPr>
+          <w:b/>
+          <w:bCs/>
+        </w:rPr>
+      </w:pPr>
+      <w:r>
+        <w:rPr>
+          <w:b/>
+          <w:bCs/>
+        </w:rPr>
+      </w:r>
+    </w:p>
+    <w:p>
+      <w:pPr>
+        <w:pStyle w:val="Normal"/>
+        <w:rPr>
+          <w:b/>
+          <w:bCs/>
+        </w:rPr>
+      </w:pPr>
+      <w:r>
+        <w:rPr>
+          <w:b/>
+          <w:bCs/>
+        </w:rPr>
+      </w:r>
+    </w:p>
+    <w:p>
+      <w:pPr>
+        <w:pStyle w:val="Normal"/>
+        <w:rPr>
+          <w:b/>
+          <w:bCs/>
+        </w:rPr>
+      </w:pPr>
+      <w:r>
+        <w:rPr>
+          <w:b/>
+          <w:bCs/>
+        </w:rPr>
+      </w:r>
+    </w:p>
+    <w:p>
+      <w:pPr>
+        <w:pStyle w:val="Normal"/>
+        <w:rPr>
+          <w:b/>
+          <w:bCs/>
+        </w:rPr>
+      </w:pPr>
+      <w:r>
+        <w:rPr>
+          <w:b/>
+          <w:bCs/>
+        </w:rPr>
+      </w:r>
+    </w:p>
+    <w:p>
+      <w:pPr>
+        <w:pStyle w:val="Normal"/>
+        <w:rPr>
+          <w:b/>
+          <w:bCs/>
+        </w:rPr>
+      </w:pPr>
+      <w:r>
+        <w:rPr>
+          <w:b/>
+          <w:bCs/>
+        </w:rPr>
+      </w:r>
+    </w:p>
+    <w:p>
+      <w:pPr>
+        <w:pStyle w:val="Normal"/>
+        <w:rPr>
           <w:b/>
           <w:bCs/>
         </w:rPr>
@@ -826,32 +783,35 @@
         <w:pStyle w:val="Normal"/>
         <w:rPr>
           <w:b/>
-          <w:b/>
-          <w:bCs/>
-        </w:rPr>
-      </w:pPr>
-      <w:r>
-        <w:rPr/>
-      </w:r>
-    </w:p>
-    <w:p>
-      <w:pPr>
-        <w:pStyle w:val="Normal"/>
-        <w:rPr>
-          <w:b/>
-          <w:b/>
-          <w:bCs/>
-        </w:rPr>
-      </w:pPr>
-      <w:r>
-        <w:rPr/>
-      </w:r>
-    </w:p>
-    <w:p>
-      <w:pPr>
-        <w:pStyle w:val="Normal"/>
-        <w:rPr>
-          <w:b/>
+          <w:bCs/>
+        </w:rPr>
+      </w:pPr>
+      <w:r>
+        <w:rPr>
+          <w:b/>
+          <w:bCs/>
+        </w:rPr>
+      </w:r>
+    </w:p>
+    <w:p>
+      <w:pPr>
+        <w:pStyle w:val="Normal"/>
+        <w:rPr>
+          <w:b/>
+          <w:bCs/>
+        </w:rPr>
+      </w:pPr>
+      <w:r>
+        <w:rPr>
+          <w:b/>
+          <w:bCs/>
+        </w:rPr>
+      </w:r>
+    </w:p>
+    <w:p>
+      <w:pPr>
+        <w:pStyle w:val="Normal"/>
+        <w:rPr>
           <w:b/>
           <w:bCs/>
         </w:rPr>
@@ -869,19 +829,20 @@
         <w:pStyle w:val="Normal"/>
         <w:rPr>
           <w:b/>
-          <w:b/>
-          <w:bCs/>
-        </w:rPr>
-      </w:pPr>
-      <w:r>
-        <w:rPr/>
-      </w:r>
-    </w:p>
-    <w:p>
-      <w:pPr>
-        <w:pStyle w:val="Corpodotexto"/>
-        <w:rPr>
-          <w:b w:val="false"/>
+          <w:bCs/>
+        </w:rPr>
+      </w:pPr>
+      <w:r>
+        <w:rPr>
+          <w:b/>
+          <w:bCs/>
+        </w:rPr>
+      </w:r>
+    </w:p>
+    <w:p>
+      <w:pPr>
+        <w:pStyle w:val="BodyText"/>
+        <w:rPr>
           <w:b w:val="false"/>
           <w:bCs w:val="false"/>
         </w:rPr>
@@ -896,9 +857,8 @@
     </w:p>
     <w:p>
       <w:pPr>
-        <w:pStyle w:val="Corpodotexto"/>
-        <w:rPr>
-          <w:b/>
+        <w:pStyle w:val="BodyText"/>
+        <w:rPr>
           <w:b/>
           <w:bCs/>
         </w:rPr>
@@ -913,7 +873,6 @@
         <w:pStyle w:val="Normal"/>
         <w:rPr>
           <w:b/>
-          <w:b/>
           <w:bCs/>
         </w:rPr>
       </w:pPr>
@@ -930,19 +889,20 @@
         <w:pStyle w:val="Normal"/>
         <w:rPr>
           <w:b/>
-          <w:b/>
-          <w:bCs/>
-        </w:rPr>
-      </w:pPr>
-      <w:r>
-        <w:rPr/>
-      </w:r>
-    </w:p>
-    <w:p>
-      <w:pPr>
-        <w:pStyle w:val="Corpodotexto"/>
-        <w:rPr>
-          <w:b w:val="false"/>
+          <w:bCs/>
+        </w:rPr>
+      </w:pPr>
+      <w:r>
+        <w:rPr>
+          <w:b/>
+          <w:bCs/>
+        </w:rPr>
+      </w:r>
+    </w:p>
+    <w:p>
+      <w:pPr>
+        <w:pStyle w:val="BodyText"/>
+        <w:rPr>
           <w:b w:val="false"/>
           <w:bCs w:val="false"/>
         </w:rPr>
@@ -956,7 +916,7 @@
       </w:r>
       <w:r>
         <w:rPr>
-          <w:rStyle w:val="Nfaseforte"/>
+          <w:rStyle w:val="Strong"/>
           <w:b w:val="false"/>
           <w:bCs w:val="false"/>
         </w:rPr>
@@ -971,7 +931,7 @@
       </w:r>
       <w:r>
         <w:rPr>
-          <w:rStyle w:val="Nfaseforte"/>
+          <w:rStyle w:val="Strong"/>
           <w:b w:val="false"/>
           <w:bCs w:val="false"/>
         </w:rPr>
@@ -986,7 +946,7 @@
       </w:r>
       <w:r>
         <w:rPr>
-          <w:rStyle w:val="Nfaseforte"/>
+          <w:rStyle w:val="Strong"/>
           <w:b w:val="false"/>
           <w:bCs w:val="false"/>
         </w:rPr>
@@ -1002,7 +962,7 @@
     </w:p>
     <w:p>
       <w:pPr>
-        <w:pStyle w:val="Corpodotexto"/>
+        <w:pStyle w:val="BodyText"/>
         <w:rPr/>
       </w:pPr>
       <w:r>
@@ -1014,7 +974,7 @@
       </w:r>
       <w:r>
         <w:rPr>
-          <w:rStyle w:val="Nfaseforte"/>
+          <w:rStyle w:val="Strong"/>
           <w:b w:val="false"/>
           <w:bCs w:val="false"/>
         </w:rPr>
@@ -1029,7 +989,7 @@
       </w:r>
       <w:r>
         <w:rPr>
-          <w:rStyle w:val="Nfaseforte"/>
+          <w:rStyle w:val="Strong"/>
           <w:b w:val="false"/>
           <w:bCs w:val="false"/>
         </w:rPr>
@@ -1040,21 +1000,7 @@
           <w:b w:val="false"/>
           <w:bCs w:val="false"/>
         </w:rPr>
-        <w:t xml:space="preserve"> empreendimento e apresentar uma versão preliminar, descrevendo para o parceiro os diversos artefatos </w:t>
-      </w:r>
-      <w:r>
-        <w:rPr>
-          <w:b w:val="false"/>
-          <w:bCs w:val="false"/>
-        </w:rPr>
-        <w:t>desse relatório</w:t>
-      </w:r>
-      <w:r>
-        <w:rPr>
-          <w:b w:val="false"/>
-          <w:bCs w:val="false"/>
-        </w:rPr>
-        <w:t>.</w:t>
+        <w:t xml:space="preserve"> empreendimento e apresentar uma versão preliminar, descrevendo para o parceiro os diversos artefatos desse relatório.</w:t>
       </w:r>
     </w:p>
     <w:p>
@@ -1105,6 +1051,7 @@
                     <a:prstGeom prst="rect">
                       <a:avLst/>
                     </a:prstGeom>
+                    <a:noFill/>
                   </pic:spPr>
                 </pic:pic>
               </a:graphicData>
@@ -1117,61 +1064,44 @@
           <w:sz w:val="22"/>
           <w:szCs w:val="22"/>
         </w:rPr>
-        <w:t xml:space="preserve">Figura 01 – </w:t>
-      </w:r>
-      <w:r>
-        <w:rPr>
-          <w:sz w:val="22"/>
-          <w:szCs w:val="22"/>
-        </w:rPr>
-        <w:t>Foto da reunião via Teams.</w:t>
-      </w:r>
-    </w:p>
-    <w:p>
-      <w:pPr>
-        <w:pStyle w:val="Normal"/>
-        <w:rPr>
-          <w:b w:val="false"/>
-          <w:b w:val="false"/>
-          <w:bCs w:val="false"/>
-        </w:rPr>
-      </w:pPr>
-      <w:r>
-        <w:rPr>
-          <w:b w:val="false"/>
-          <w:bCs w:val="false"/>
-        </w:rPr>
-      </w:r>
-    </w:p>
-    <w:p>
-      <w:pPr>
-        <w:pStyle w:val="Normal"/>
-        <w:rPr>
-          <w:b/>
-          <w:b/>
-          <w:bCs/>
-        </w:rPr>
-      </w:pPr>
-      <w:r>
-        <w:rPr>
-          <w:b/>
-          <w:bCs/>
-        </w:rPr>
-        <w:t xml:space="preserve">2. </w:t>
-      </w:r>
-      <w:r>
-        <w:rPr>
-          <w:b/>
-          <w:bCs/>
-        </w:rPr>
-        <w:t>Minimundo de Banco de Dados para Clínica Fábio Pense</w:t>
-      </w:r>
-    </w:p>
-    <w:p>
-      <w:pPr>
-        <w:pStyle w:val="Normal"/>
-        <w:rPr>
-          <w:b/>
+        <w:t>Figura 01 – Foto da reunião via Teams.</w:t>
+      </w:r>
+    </w:p>
+    <w:p>
+      <w:pPr>
+        <w:pStyle w:val="Normal"/>
+        <w:rPr>
+          <w:b w:val="false"/>
+          <w:bCs w:val="false"/>
+        </w:rPr>
+      </w:pPr>
+      <w:r>
+        <w:rPr>
+          <w:b w:val="false"/>
+          <w:bCs w:val="false"/>
+        </w:rPr>
+      </w:r>
+    </w:p>
+    <w:p>
+      <w:pPr>
+        <w:pStyle w:val="Normal"/>
+        <w:rPr>
+          <w:b/>
+          <w:bCs/>
+        </w:rPr>
+      </w:pPr>
+      <w:r>
+        <w:rPr>
+          <w:b/>
+          <w:bCs/>
+        </w:rPr>
+        <w:t>2. Minimundo de Banco de Dados para Clínica Fábio Pense</w:t>
+      </w:r>
+    </w:p>
+    <w:p>
+      <w:pPr>
+        <w:pStyle w:val="Normal"/>
+        <w:rPr>
           <w:b/>
           <w:bCs/>
         </w:rPr>
@@ -1208,51 +1138,29 @@
         <w:pStyle w:val="Normal"/>
         <w:rPr>
           <w:b/>
-          <w:b/>
-          <w:bCs/>
-        </w:rPr>
-      </w:pPr>
-      <w:r>
-        <w:rPr>
-          <w:b/>
-          <w:bCs/>
-        </w:rPr>
-        <w:t>2</w:t>
-      </w:r>
-      <w:r>
-        <w:rPr>
-          <w:b/>
-          <w:bCs/>
-        </w:rPr>
-        <w:t>.</w:t>
-      </w:r>
-      <w:r>
-        <w:rPr>
-          <w:b/>
-          <w:bCs/>
-        </w:rPr>
-        <w:t>1</w:t>
-      </w:r>
-      <w:r>
-        <w:rPr>
-          <w:b/>
-          <w:bCs/>
-        </w:rPr>
-        <w:t xml:space="preserve"> Descrição Textual</w:t>
-      </w:r>
-    </w:p>
-    <w:p>
-      <w:pPr>
-        <w:pStyle w:val="Normal"/>
-        <w:rPr/>
-      </w:pPr>
-      <w:r>
-        <w:rPr/>
-      </w:r>
-    </w:p>
-    <w:p>
-      <w:pPr>
-        <w:pStyle w:val="Corpodotexto"/>
+          <w:bCs/>
+        </w:rPr>
+      </w:pPr>
+      <w:r>
+        <w:rPr>
+          <w:b/>
+          <w:bCs/>
+        </w:rPr>
+        <w:t>2.1 Descrição Textual</w:t>
+      </w:r>
+    </w:p>
+    <w:p>
+      <w:pPr>
+        <w:pStyle w:val="Normal"/>
+        <w:rPr/>
+      </w:pPr>
+      <w:r>
+        <w:rPr/>
+      </w:r>
+    </w:p>
+    <w:p>
+      <w:pPr>
+        <w:pStyle w:val="BodyText"/>
         <w:jc w:val="both"/>
         <w:rPr/>
       </w:pPr>
@@ -1263,7 +1171,7 @@
     </w:p>
     <w:p>
       <w:pPr>
-        <w:pStyle w:val="Ttulo3"/>
+        <w:pStyle w:val="Heading3"/>
         <w:numPr>
           <w:ilvl w:val="2"/>
           <w:numId w:val="1"/>
@@ -1272,7 +1180,7 @@
           <w:tab w:val="clear" w:pos="709"/>
           <w:tab w:val="left" w:pos="0" w:leader="none"/>
         </w:tabs>
-        <w:ind w:left="0" w:hanging="0"/>
+        <w:ind w:hanging="0" w:left="0"/>
         <w:rPr>
           <w:sz w:val="24"/>
           <w:szCs w:val="24"/>
@@ -1283,48 +1191,27 @@
           <w:sz w:val="24"/>
           <w:szCs w:val="24"/>
         </w:rPr>
-        <w:t>2</w:t>
-      </w:r>
-      <w:r>
+        <w:t>2.2 Clientes e Cadastro</w:t>
+      </w:r>
+    </w:p>
+    <w:p>
+      <w:pPr>
+        <w:pStyle w:val="BodyText"/>
         <w:rPr>
           <w:sz w:val="24"/>
           <w:szCs w:val="24"/>
         </w:rPr>
-        <w:t>.</w:t>
-      </w:r>
+      </w:pPr>
       <w:r>
         <w:rPr>
           <w:sz w:val="24"/>
           <w:szCs w:val="24"/>
         </w:rPr>
-        <w:t>2</w:t>
-      </w:r>
-      <w:r>
-        <w:rPr>
-          <w:sz w:val="24"/>
-          <w:szCs w:val="24"/>
-        </w:rPr>
-        <w:t xml:space="preserve"> Clientes e Cadastro</w:t>
-      </w:r>
-    </w:p>
-    <w:p>
-      <w:pPr>
-        <w:pStyle w:val="Corpodotexto"/>
-        <w:rPr>
-          <w:sz w:val="24"/>
-          <w:szCs w:val="24"/>
-        </w:rPr>
-      </w:pPr>
-      <w:r>
-        <w:rPr>
-          <w:sz w:val="24"/>
-          <w:szCs w:val="24"/>
-        </w:rPr>
-      </w:r>
-    </w:p>
-    <w:p>
-      <w:pPr>
-        <w:pStyle w:val="Corpodotexto"/>
+      </w:r>
+    </w:p>
+    <w:p>
+      <w:pPr>
+        <w:pStyle w:val="BodyText"/>
         <w:jc w:val="both"/>
         <w:rPr/>
       </w:pPr>
@@ -1346,7 +1233,7 @@
     </w:p>
     <w:p>
       <w:pPr>
-        <w:pStyle w:val="Corpodotexto"/>
+        <w:pStyle w:val="BodyText"/>
         <w:jc w:val="both"/>
         <w:rPr/>
       </w:pPr>
@@ -1368,7 +1255,7 @@
     </w:p>
     <w:p>
       <w:pPr>
-        <w:pStyle w:val="Corpodotexto"/>
+        <w:pStyle w:val="BodyText"/>
         <w:jc w:val="both"/>
         <w:rPr/>
       </w:pPr>
@@ -1386,7 +1273,7 @@
     </w:p>
     <w:p>
       <w:pPr>
-        <w:pStyle w:val="Corpodotexto"/>
+        <w:pStyle w:val="BodyText"/>
         <w:jc w:val="both"/>
         <w:rPr/>
       </w:pPr>
@@ -1404,7 +1291,7 @@
     </w:p>
     <w:p>
       <w:pPr>
-        <w:pStyle w:val="Corpodotexto"/>
+        <w:pStyle w:val="BodyText"/>
         <w:jc w:val="both"/>
         <w:rPr/>
       </w:pPr>
@@ -1414,7 +1301,7 @@
     </w:p>
     <w:p>
       <w:pPr>
-        <w:pStyle w:val="Ttulo3"/>
+        <w:pStyle w:val="Heading3"/>
         <w:numPr>
           <w:ilvl w:val="2"/>
           <w:numId w:val="1"/>
@@ -1423,7 +1310,7 @@
           <w:tab w:val="clear" w:pos="709"/>
           <w:tab w:val="left" w:pos="0" w:leader="none"/>
         </w:tabs>
-        <w:ind w:left="0" w:hanging="0"/>
+        <w:ind w:hanging="0" w:left="0"/>
         <w:rPr>
           <w:sz w:val="24"/>
           <w:szCs w:val="24"/>
@@ -1434,48 +1321,27 @@
           <w:sz w:val="24"/>
           <w:szCs w:val="24"/>
         </w:rPr>
-        <w:t>2</w:t>
-      </w:r>
-      <w:r>
+        <w:t>2.3 Profissionais e Atendimentos</w:t>
+      </w:r>
+    </w:p>
+    <w:p>
+      <w:pPr>
+        <w:pStyle w:val="BodyText"/>
         <w:rPr>
           <w:sz w:val="24"/>
           <w:szCs w:val="24"/>
         </w:rPr>
-        <w:t>.</w:t>
-      </w:r>
+      </w:pPr>
       <w:r>
         <w:rPr>
           <w:sz w:val="24"/>
           <w:szCs w:val="24"/>
         </w:rPr>
-        <w:t>3</w:t>
-      </w:r>
-      <w:r>
-        <w:rPr>
-          <w:sz w:val="24"/>
-          <w:szCs w:val="24"/>
-        </w:rPr>
-        <w:t xml:space="preserve"> Profissionais e Atendimentos</w:t>
-      </w:r>
-    </w:p>
-    <w:p>
-      <w:pPr>
-        <w:pStyle w:val="Corpodotexto"/>
-        <w:rPr>
-          <w:sz w:val="24"/>
-          <w:szCs w:val="24"/>
-        </w:rPr>
-      </w:pPr>
-      <w:r>
-        <w:rPr>
-          <w:sz w:val="24"/>
-          <w:szCs w:val="24"/>
-        </w:rPr>
-      </w:r>
-    </w:p>
-    <w:p>
-      <w:pPr>
-        <w:pStyle w:val="Corpodotexto"/>
+      </w:r>
+    </w:p>
+    <w:p>
+      <w:pPr>
+        <w:pStyle w:val="BodyText"/>
         <w:jc w:val="both"/>
         <w:rPr/>
       </w:pPr>
@@ -1486,7 +1352,7 @@
     </w:p>
     <w:p>
       <w:pPr>
-        <w:pStyle w:val="Corpodotexto"/>
+        <w:pStyle w:val="BodyText"/>
         <w:jc w:val="both"/>
         <w:rPr/>
       </w:pPr>
@@ -1507,7 +1373,7 @@
     </w:p>
     <w:p>
       <w:pPr>
-        <w:pStyle w:val="Corpodotexto"/>
+        <w:pStyle w:val="BodyText"/>
         <w:jc w:val="both"/>
         <w:rPr/>
       </w:pPr>
@@ -1529,7 +1395,7 @@
     </w:p>
     <w:p>
       <w:pPr>
-        <w:pStyle w:val="Corpodotexto"/>
+        <w:pStyle w:val="BodyText"/>
         <w:jc w:val="both"/>
         <w:rPr>
           <w:rStyle w:val="DefaultParagraphFont"/>
@@ -1537,12 +1403,14 @@
         </w:rPr>
       </w:pPr>
       <w:r>
-        <w:rPr/>
-      </w:r>
-    </w:p>
-    <w:p>
-      <w:pPr>
-        <w:pStyle w:val="Ttulo3"/>
+        <w:rPr>
+          <w:shd w:fill="auto" w:val="clear"/>
+        </w:rPr>
+      </w:r>
+    </w:p>
+    <w:p>
+      <w:pPr>
+        <w:pStyle w:val="Heading3"/>
         <w:numPr>
           <w:ilvl w:val="2"/>
           <w:numId w:val="1"/>
@@ -1551,7 +1419,7 @@
           <w:tab w:val="clear" w:pos="709"/>
           <w:tab w:val="left" w:pos="0" w:leader="none"/>
         </w:tabs>
-        <w:ind w:left="0" w:hanging="0"/>
+        <w:ind w:hanging="0" w:left="0"/>
         <w:rPr>
           <w:sz w:val="24"/>
           <w:szCs w:val="24"/>
@@ -1565,36 +1433,12 @@
           <w:szCs w:val="24"/>
           <w:shd w:fill="auto" w:val="clear"/>
         </w:rPr>
-        <w:t>2</w:t>
-      </w:r>
-      <w:r>
-        <w:rPr>
-          <w:sz w:val="24"/>
-          <w:szCs w:val="24"/>
-          <w:shd w:fill="auto" w:val="clear"/>
-        </w:rPr>
-        <w:t>.</w:t>
-      </w:r>
-      <w:r>
-        <w:rPr>
-          <w:sz w:val="24"/>
-          <w:szCs w:val="24"/>
-          <w:shd w:fill="auto" w:val="clear"/>
-        </w:rPr>
-        <w:t>4</w:t>
-      </w:r>
-      <w:r>
-        <w:rPr>
-          <w:sz w:val="24"/>
-          <w:szCs w:val="24"/>
-          <w:shd w:fill="auto" w:val="clear"/>
-        </w:rPr>
-        <w:t xml:space="preserve"> Procedimentos e Sessões</w:t>
-      </w:r>
-    </w:p>
-    <w:p>
-      <w:pPr>
-        <w:pStyle w:val="Corpodotexto"/>
+        <w:t>2.4 Procedimentos e Sessões</w:t>
+      </w:r>
+    </w:p>
+    <w:p>
+      <w:pPr>
+        <w:pStyle w:val="BodyText"/>
         <w:rPr>
           <w:sz w:val="24"/>
           <w:szCs w:val="24"/>
@@ -1612,7 +1456,7 @@
     </w:p>
     <w:p>
       <w:pPr>
-        <w:pStyle w:val="Corpodotexto"/>
+        <w:pStyle w:val="BodyText"/>
         <w:jc w:val="both"/>
         <w:rPr>
           <w:highlight w:val="none"/>
@@ -1629,7 +1473,7 @@
     </w:p>
     <w:p>
       <w:pPr>
-        <w:pStyle w:val="Corpodotexto"/>
+        <w:pStyle w:val="BodyText"/>
         <w:rPr>
           <w:highlight w:val="none"/>
           <w:shd w:fill="auto" w:val="clear"/>
@@ -1637,14 +1481,14 @@
       </w:pPr>
       <w:r>
         <w:rPr>
-          <w:rStyle w:val="Nfaseforte"/>
+          <w:rStyle w:val="Strong"/>
         </w:rPr>
         <w:t>Procedimentos oferecidos:</w:t>
       </w:r>
     </w:p>
     <w:p>
       <w:pPr>
-        <w:pStyle w:val="Corpodotexto"/>
+        <w:pStyle w:val="BodyText"/>
         <w:numPr>
           <w:ilvl w:val="0"/>
           <w:numId w:val="3"/>
@@ -1653,7 +1497,7 @@
           <w:tab w:val="clear" w:pos="709"/>
           <w:tab w:val="left" w:pos="0" w:leader="none"/>
         </w:tabs>
-        <w:ind w:left="709" w:hanging="283"/>
+        <w:ind w:hanging="283" w:left="709"/>
         <w:rPr>
           <w:highlight w:val="none"/>
           <w:shd w:fill="auto" w:val="clear"/>
@@ -1661,7 +1505,7 @@
       </w:pPr>
       <w:r>
         <w:rPr>
-          <w:rStyle w:val="Nfaseforte"/>
+          <w:rStyle w:val="Strong"/>
         </w:rPr>
         <w:t>Sessão/Tratamento com Fábio:</w:t>
       </w:r>
@@ -1672,7 +1516,7 @@
     </w:p>
     <w:p>
       <w:pPr>
-        <w:pStyle w:val="Corpodotexto"/>
+        <w:pStyle w:val="BodyText"/>
         <w:numPr>
           <w:ilvl w:val="0"/>
           <w:numId w:val="3"/>
@@ -1681,7 +1525,7 @@
           <w:tab w:val="clear" w:pos="709"/>
           <w:tab w:val="left" w:pos="0" w:leader="none"/>
         </w:tabs>
-        <w:ind w:left="709" w:hanging="283"/>
+        <w:ind w:hanging="283" w:left="709"/>
         <w:rPr>
           <w:highlight w:val="none"/>
           <w:shd w:fill="auto" w:val="clear"/>
@@ -1689,14 +1533,14 @@
       </w:pPr>
       <w:r>
         <w:rPr>
-          <w:rStyle w:val="Nfaseforte"/>
+          <w:rStyle w:val="Strong"/>
         </w:rPr>
         <w:t>Massagem Tui Ná.</w:t>
       </w:r>
     </w:p>
     <w:p>
       <w:pPr>
-        <w:pStyle w:val="Corpodotexto"/>
+        <w:pStyle w:val="BodyText"/>
         <w:numPr>
           <w:ilvl w:val="0"/>
           <w:numId w:val="3"/>
@@ -1705,7 +1549,7 @@
           <w:tab w:val="clear" w:pos="709"/>
           <w:tab w:val="left" w:pos="0" w:leader="none"/>
         </w:tabs>
-        <w:ind w:left="709" w:hanging="283"/>
+        <w:ind w:hanging="283" w:left="709"/>
         <w:rPr>
           <w:highlight w:val="none"/>
           <w:shd w:fill="auto" w:val="clear"/>
@@ -1713,14 +1557,14 @@
       </w:pPr>
       <w:r>
         <w:rPr>
-          <w:rStyle w:val="Nfaseforte"/>
+          <w:rStyle w:val="Strong"/>
         </w:rPr>
         <w:t>Reflexologia Podal.</w:t>
       </w:r>
     </w:p>
     <w:p>
       <w:pPr>
-        <w:pStyle w:val="Corpodotexto"/>
+        <w:pStyle w:val="BodyText"/>
         <w:numPr>
           <w:ilvl w:val="0"/>
           <w:numId w:val="3"/>
@@ -1729,7 +1573,7 @@
           <w:tab w:val="clear" w:pos="709"/>
           <w:tab w:val="left" w:pos="0" w:leader="none"/>
         </w:tabs>
-        <w:ind w:left="709" w:hanging="283"/>
+        <w:ind w:hanging="283" w:left="709"/>
         <w:rPr>
           <w:highlight w:val="none"/>
           <w:shd w:fill="auto" w:val="clear"/>
@@ -1737,14 +1581,14 @@
       </w:pPr>
       <w:r>
         <w:rPr>
-          <w:rStyle w:val="Nfaseforte"/>
+          <w:rStyle w:val="Strong"/>
         </w:rPr>
         <w:t>Avaliação para Palmilha Ortopédica.</w:t>
       </w:r>
     </w:p>
     <w:p>
       <w:pPr>
-        <w:pStyle w:val="Corpodotexto"/>
+        <w:pStyle w:val="BodyText"/>
         <w:rPr>
           <w:highlight w:val="none"/>
           <w:shd w:fill="auto" w:val="clear"/>
@@ -1752,14 +1596,14 @@
       </w:pPr>
       <w:r>
         <w:rPr>
-          <w:rStyle w:val="Nfaseforte"/>
+          <w:rStyle w:val="Strong"/>
         </w:rPr>
         <w:t>Vinculação de Profissionais e Procedimentos:</w:t>
       </w:r>
     </w:p>
     <w:p>
       <w:pPr>
-        <w:pStyle w:val="Corpodotexto"/>
+        <w:pStyle w:val="BodyText"/>
         <w:rPr>
           <w:highlight w:val="none"/>
           <w:shd w:fill="auto" w:val="clear"/>
@@ -1772,7 +1616,7 @@
     </w:p>
     <w:p>
       <w:pPr>
-        <w:pStyle w:val="Corpodotexto"/>
+        <w:pStyle w:val="BodyText"/>
         <w:numPr>
           <w:ilvl w:val="0"/>
           <w:numId w:val="4"/>
@@ -1781,7 +1625,7 @@
           <w:tab w:val="clear" w:pos="709"/>
           <w:tab w:val="left" w:pos="0" w:leader="none"/>
         </w:tabs>
-        <w:ind w:left="709" w:hanging="283"/>
+        <w:ind w:hanging="283" w:left="709"/>
         <w:rPr>
           <w:highlight w:val="none"/>
           <w:shd w:fill="auto" w:val="clear"/>
@@ -1789,7 +1633,7 @@
       </w:pPr>
       <w:r>
         <w:rPr>
-          <w:rStyle w:val="Nfaseforte"/>
+          <w:rStyle w:val="Strong"/>
         </w:rPr>
         <w:t>Profissional 1 (Fábio):</w:t>
       </w:r>
@@ -1800,7 +1644,7 @@
     </w:p>
     <w:p>
       <w:pPr>
-        <w:pStyle w:val="Corpodotexto"/>
+        <w:pStyle w:val="BodyText"/>
         <w:numPr>
           <w:ilvl w:val="0"/>
           <w:numId w:val="4"/>
@@ -1809,7 +1653,7 @@
           <w:tab w:val="clear" w:pos="709"/>
           <w:tab w:val="left" w:pos="0" w:leader="none"/>
         </w:tabs>
-        <w:ind w:left="709" w:hanging="283"/>
+        <w:ind w:hanging="283" w:left="709"/>
         <w:rPr>
           <w:highlight w:val="none"/>
           <w:shd w:fill="auto" w:val="clear"/>
@@ -1817,7 +1661,7 @@
       </w:pPr>
       <w:r>
         <w:rPr>
-          <w:rStyle w:val="Nfaseforte"/>
+          <w:rStyle w:val="Strong"/>
         </w:rPr>
         <w:t>Profissional 2:</w:t>
       </w:r>
@@ -1828,7 +1672,7 @@
     </w:p>
     <w:p>
       <w:pPr>
-        <w:pStyle w:val="Corpodotexto"/>
+        <w:pStyle w:val="BodyText"/>
         <w:rPr>
           <w:highlight w:val="none"/>
           <w:shd w:fill="auto" w:val="clear"/>
@@ -1836,14 +1680,14 @@
       </w:pPr>
       <w:r>
         <w:rPr>
-          <w:rStyle w:val="Nfaseforte"/>
+          <w:rStyle w:val="Strong"/>
         </w:rPr>
         <w:t>Primeira Sessão:</w:t>
       </w:r>
     </w:p>
     <w:p>
       <w:pPr>
-        <w:pStyle w:val="Corpodotexto"/>
+        <w:pStyle w:val="BodyText"/>
         <w:rPr>
           <w:highlight w:val="none"/>
           <w:shd w:fill="auto" w:val="clear"/>
@@ -1856,7 +1700,7 @@
     </w:p>
     <w:p>
       <w:pPr>
-        <w:pStyle w:val="Corpodotexto"/>
+        <w:pStyle w:val="BodyText"/>
         <w:rPr>
           <w:highlight w:val="none"/>
           <w:shd w:fill="auto" w:val="clear"/>
@@ -1864,14 +1708,14 @@
       </w:pPr>
       <w:r>
         <w:rPr>
-          <w:rStyle w:val="Nfaseforte"/>
+          <w:rStyle w:val="Strong"/>
         </w:rPr>
         <w:t>Formas de Aquisição:</w:t>
       </w:r>
     </w:p>
     <w:p>
       <w:pPr>
-        <w:pStyle w:val="Corpodotexto"/>
+        <w:pStyle w:val="BodyText"/>
         <w:rPr>
           <w:highlight w:val="none"/>
           <w:shd w:fill="auto" w:val="clear"/>
@@ -1884,7 +1728,7 @@
     </w:p>
     <w:p>
       <w:pPr>
-        <w:pStyle w:val="Corpodotexto"/>
+        <w:pStyle w:val="BodyText"/>
         <w:numPr>
           <w:ilvl w:val="0"/>
           <w:numId w:val="5"/>
@@ -1893,7 +1737,7 @@
           <w:tab w:val="clear" w:pos="709"/>
           <w:tab w:val="left" w:pos="0" w:leader="none"/>
         </w:tabs>
-        <w:ind w:left="709" w:hanging="283"/>
+        <w:ind w:hanging="283" w:left="709"/>
         <w:rPr>
           <w:highlight w:val="none"/>
           <w:shd w:fill="auto" w:val="clear"/>
@@ -1901,7 +1745,7 @@
       </w:pPr>
       <w:r>
         <w:rPr>
-          <w:rStyle w:val="Nfaseforte"/>
+          <w:rStyle w:val="Strong"/>
         </w:rPr>
         <w:t>Sessão Avulsa:</w:t>
       </w:r>
@@ -1912,7 +1756,7 @@
     </w:p>
     <w:p>
       <w:pPr>
-        <w:pStyle w:val="Corpodotexto"/>
+        <w:pStyle w:val="BodyText"/>
         <w:numPr>
           <w:ilvl w:val="0"/>
           <w:numId w:val="5"/>
@@ -1921,7 +1765,7 @@
           <w:tab w:val="clear" w:pos="709"/>
           <w:tab w:val="left" w:pos="0" w:leader="none"/>
         </w:tabs>
-        <w:ind w:left="709" w:hanging="283"/>
+        <w:ind w:hanging="283" w:left="709"/>
         <w:rPr>
           <w:highlight w:val="none"/>
           <w:shd w:fill="auto" w:val="clear"/>
@@ -1929,14 +1773,14 @@
       </w:pPr>
       <w:r>
         <w:rPr>
-          <w:rStyle w:val="Nfaseforte"/>
+          <w:rStyle w:val="Strong"/>
         </w:rPr>
         <w:t>Pacotes de Sessões:</w:t>
       </w:r>
     </w:p>
     <w:p>
       <w:pPr>
-        <w:pStyle w:val="Corpodotexto"/>
+        <w:pStyle w:val="BodyText"/>
         <w:numPr>
           <w:ilvl w:val="1"/>
           <w:numId w:val="5"/>
@@ -1945,7 +1789,7 @@
           <w:tab w:val="clear" w:pos="709"/>
           <w:tab w:val="left" w:pos="0" w:leader="none"/>
         </w:tabs>
-        <w:ind w:left="1418" w:hanging="283"/>
+        <w:ind w:hanging="283" w:left="1418"/>
         <w:rPr>
           <w:highlight w:val="none"/>
           <w:shd w:fill="auto" w:val="clear"/>
@@ -1953,7 +1797,7 @@
       </w:pPr>
       <w:r>
         <w:rPr>
-          <w:rStyle w:val="Nfaseforte"/>
+          <w:rStyle w:val="Strong"/>
         </w:rPr>
         <w:t>Pacotes com Fábio:</w:t>
       </w:r>
@@ -1964,7 +1808,7 @@
     </w:p>
     <w:p>
       <w:pPr>
-        <w:pStyle w:val="Corpodotexto"/>
+        <w:pStyle w:val="BodyText"/>
         <w:numPr>
           <w:ilvl w:val="1"/>
           <w:numId w:val="5"/>
@@ -1973,7 +1817,7 @@
           <w:tab w:val="clear" w:pos="709"/>
           <w:tab w:val="left" w:pos="0" w:leader="none"/>
         </w:tabs>
-        <w:ind w:left="1418" w:hanging="283"/>
+        <w:ind w:hanging="283" w:left="1418"/>
         <w:rPr>
           <w:highlight w:val="none"/>
           <w:shd w:fill="auto" w:val="clear"/>
@@ -1981,7 +1825,7 @@
       </w:pPr>
       <w:r>
         <w:rPr>
-          <w:rStyle w:val="Nfaseforte"/>
+          <w:rStyle w:val="Strong"/>
         </w:rPr>
         <w:t>Pacote de Massagem Tui Ná ou Reflexologia Podal:</w:t>
       </w:r>
@@ -1992,7 +1836,7 @@
     </w:p>
     <w:p>
       <w:pPr>
-        <w:pStyle w:val="Corpodotexto"/>
+        <w:pStyle w:val="BodyText"/>
         <w:jc w:val="both"/>
         <w:rPr>
           <w:highlight w:val="none"/>
@@ -2000,12 +1844,14 @@
         </w:rPr>
       </w:pPr>
       <w:r>
-        <w:rPr/>
-      </w:r>
-    </w:p>
-    <w:p>
-      <w:pPr>
-        <w:pStyle w:val="Ttulo3"/>
+        <w:rPr>
+          <w:shd w:fill="auto" w:val="clear"/>
+        </w:rPr>
+      </w:r>
+    </w:p>
+    <w:p>
+      <w:pPr>
+        <w:pStyle w:val="Heading3"/>
         <w:numPr>
           <w:ilvl w:val="2"/>
           <w:numId w:val="1"/>
@@ -2014,7 +1860,7 @@
           <w:tab w:val="clear" w:pos="709"/>
           <w:tab w:val="left" w:pos="0" w:leader="none"/>
         </w:tabs>
-        <w:ind w:left="0" w:hanging="0"/>
+        <w:ind w:hanging="0" w:left="0"/>
         <w:rPr>
           <w:sz w:val="24"/>
           <w:szCs w:val="24"/>
@@ -2026,58 +1872,34 @@
           <w:szCs w:val="24"/>
           <w:shd w:fill="auto" w:val="clear"/>
         </w:rPr>
-        <w:t>2</w:t>
+        <w:t>2.5 Controle Finan</w:t>
       </w:r>
       <w:r>
         <w:rPr>
           <w:sz w:val="24"/>
           <w:szCs w:val="24"/>
-          <w:shd w:fill="auto" w:val="clear"/>
-        </w:rPr>
-        <w:t>.</w:t>
-      </w:r>
-      <w:r>
+        </w:rPr>
+        <w:t>ceiro e Pagamentos</w:t>
+      </w:r>
+    </w:p>
+    <w:p>
+      <w:pPr>
+        <w:pStyle w:val="BodyText"/>
         <w:rPr>
           <w:sz w:val="24"/>
           <w:szCs w:val="24"/>
-          <w:shd w:fill="auto" w:val="clear"/>
-        </w:rPr>
-        <w:t>5</w:t>
-      </w:r>
+        </w:rPr>
+      </w:pPr>
       <w:r>
         <w:rPr>
           <w:sz w:val="24"/>
           <w:szCs w:val="24"/>
-          <w:shd w:fill="auto" w:val="clear"/>
-        </w:rPr>
-        <w:t xml:space="preserve"> Controle Finan</w:t>
-      </w:r>
-      <w:r>
-        <w:rPr>
-          <w:sz w:val="24"/>
-          <w:szCs w:val="24"/>
-        </w:rPr>
-        <w:t>ceiro e Pagamentos</w:t>
-      </w:r>
-    </w:p>
-    <w:p>
-      <w:pPr>
-        <w:pStyle w:val="Corpodotexto"/>
-        <w:rPr>
-          <w:sz w:val="24"/>
-          <w:szCs w:val="24"/>
-        </w:rPr>
-      </w:pPr>
-      <w:r>
-        <w:rPr>
-          <w:sz w:val="24"/>
-          <w:szCs w:val="24"/>
-        </w:rPr>
-      </w:r>
-    </w:p>
-    <w:p>
-      <w:pPr>
-        <w:pStyle w:val="Corpodotexto"/>
+        </w:rPr>
+      </w:r>
+    </w:p>
+    <w:p>
+      <w:pPr>
+        <w:pStyle w:val="BodyText"/>
         <w:jc w:val="both"/>
         <w:rPr/>
       </w:pPr>
@@ -2088,7 +1910,7 @@
     </w:p>
     <w:p>
       <w:pPr>
-        <w:pStyle w:val="Corpodotexto"/>
+        <w:pStyle w:val="BodyText"/>
         <w:jc w:val="both"/>
         <w:rPr/>
       </w:pPr>
@@ -2106,7 +1928,7 @@
     </w:p>
     <w:p>
       <w:pPr>
-        <w:pStyle w:val="Corpodotexto"/>
+        <w:pStyle w:val="BodyText"/>
         <w:jc w:val="both"/>
         <w:rPr/>
       </w:pPr>
@@ -2124,7 +1946,7 @@
     </w:p>
     <w:p>
       <w:pPr>
-        <w:pStyle w:val="Corpodotexto"/>
+        <w:pStyle w:val="BodyText"/>
         <w:jc w:val="both"/>
         <w:rPr/>
       </w:pPr>
@@ -2142,7 +1964,7 @@
     </w:p>
     <w:p>
       <w:pPr>
-        <w:pStyle w:val="Corpodotexto"/>
+        <w:pStyle w:val="BodyText"/>
         <w:jc w:val="both"/>
         <w:rPr/>
       </w:pPr>
@@ -2185,30 +2007,21 @@
         <w:pStyle w:val="Normal"/>
         <w:rPr>
           <w:b/>
-          <w:b/>
-          <w:bCs/>
-        </w:rPr>
-      </w:pPr>
-      <w:r>
-        <w:rPr>
-          <w:b/>
-          <w:bCs/>
-        </w:rPr>
-        <w:t>3</w:t>
-      </w:r>
-      <w:r>
-        <w:rPr>
-          <w:b/>
-          <w:bCs/>
-        </w:rPr>
-        <w:t>. Requisitos Funcionais</w:t>
-      </w:r>
-    </w:p>
-    <w:p>
-      <w:pPr>
-        <w:pStyle w:val="Normal"/>
-        <w:rPr>
-          <w:b/>
+          <w:bCs/>
+        </w:rPr>
+      </w:pPr>
+      <w:r>
+        <w:rPr>
+          <w:b/>
+          <w:bCs/>
+        </w:rPr>
+        <w:t>3. Requisitos Funcionais</w:t>
+      </w:r>
+    </w:p>
+    <w:p>
+      <w:pPr>
+        <w:pStyle w:val="Normal"/>
+        <w:rPr>
           <w:b/>
           <w:bCs/>
         </w:rPr>
@@ -2351,7 +2164,6 @@
               <w:widowControl w:val="false"/>
               <w:rPr>
                 <w:b/>
-                <w:b/>
                 <w:bCs/>
                 <w:sz w:val="26"/>
                 <w:szCs w:val="26"/>
@@ -2382,7 +2194,6 @@
               <w:pStyle w:val="Normal"/>
               <w:widowControl w:val="false"/>
               <w:rPr>
-                <w:b/>
                 <w:b/>
                 <w:bCs/>
                 <w:sz w:val="26"/>
@@ -2415,7 +2226,6 @@
               <w:pStyle w:val="Normal"/>
               <w:widowControl w:val="false"/>
               <w:rPr>
-                <w:b/>
                 <w:b/>
                 <w:bCs/>
                 <w:sz w:val="26"/>
@@ -2811,7 +2621,6 @@
               <w:jc w:val="center"/>
               <w:rPr>
                 <w:b/>
-                <w:b/>
                 <w:bCs/>
               </w:rPr>
             </w:pPr>
@@ -2828,7 +2637,6 @@
               <w:widowControl w:val="false"/>
               <w:jc w:val="center"/>
               <w:rPr>
-                <w:b/>
                 <w:b/>
                 <w:bCs/>
               </w:rPr>
@@ -2966,7 +2774,6 @@
               <w:jc w:val="center"/>
               <w:rPr>
                 <w:b/>
-                <w:b/>
                 <w:bCs/>
               </w:rPr>
             </w:pPr>
@@ -2983,7 +2790,6 @@
               <w:widowControl w:val="false"/>
               <w:jc w:val="center"/>
               <w:rPr>
-                <w:b/>
                 <w:b/>
                 <w:bCs/>
               </w:rPr>
@@ -3188,40 +2994,32 @@
     </w:p>
     <w:p>
       <w:pPr>
-        <w:pStyle w:val="LONormal"/>
-        <w:rPr>
-          <w:b/>
-          <w:b/>
-          <w:bCs/>
-        </w:rPr>
-      </w:pPr>
-      <w:r>
-        <w:rPr>
-          <w:b/>
-          <w:bCs/>
-        </w:rPr>
-        <w:t>4</w:t>
-      </w:r>
-      <w:r>
-        <w:rPr>
-          <w:b/>
-          <w:bCs/>
-        </w:rPr>
-        <w:t>. Modelo Conceitual</w:t>
-      </w:r>
-    </w:p>
-    <w:p>
-      <w:pPr>
-        <w:pStyle w:val="LONormal"/>
-        <w:rPr/>
-      </w:pPr>
-      <w:r>
-        <w:rPr/>
-      </w:r>
-    </w:p>
-    <w:p>
-      <w:pPr>
-        <w:pStyle w:val="LONormal"/>
+        <w:pStyle w:val="LO-Normal"/>
+        <w:rPr>
+          <w:b/>
+          <w:bCs/>
+        </w:rPr>
+      </w:pPr>
+      <w:r>
+        <w:rPr>
+          <w:b/>
+          <w:bCs/>
+        </w:rPr>
+        <w:t>4. Modelo Conceitual</w:t>
+      </w:r>
+    </w:p>
+    <w:p>
+      <w:pPr>
+        <w:pStyle w:val="LO-Normal"/>
+        <w:rPr/>
+      </w:pPr>
+      <w:r>
+        <w:rPr/>
+      </w:r>
+    </w:p>
+    <w:p>
+      <w:pPr>
+        <w:pStyle w:val="LO-Normal"/>
         <w:jc w:val="both"/>
         <w:rPr/>
       </w:pPr>
@@ -3232,26 +3030,18 @@
     </w:p>
     <w:p>
       <w:pPr>
-        <w:pStyle w:val="LONormal"/>
+        <w:pStyle w:val="LO-Normal"/>
         <w:jc w:val="both"/>
         <w:rPr/>
       </w:pPr>
       <w:r>
         <w:rPr/>
-        <w:t xml:space="preserve">O diagrama entidade-relacionamento (ER), representado na Figura </w:t>
-      </w:r>
-      <w:r>
-        <w:rPr/>
-        <w:t>2</w:t>
-      </w:r>
-      <w:r>
-        <w:rPr/>
-        <w:t>, modela de forma gráfica as entidades, atributos e relacionamentos essenciais ao funcionamento do sistema.</w:t>
-      </w:r>
-    </w:p>
-    <w:p>
-      <w:pPr>
-        <w:pStyle w:val="LONormal"/>
+        <w:t>O diagrama entidade-relacionamento (ER), representado na Figura 2, modela de forma gráfica as entidades, atributos e relacionamentos essenciais ao funcionamento do sistema.</w:t>
+      </w:r>
+    </w:p>
+    <w:p>
+      <w:pPr>
+        <w:pStyle w:val="LO-Normal"/>
         <w:jc w:val="both"/>
         <w:rPr/>
       </w:pPr>
@@ -3262,7 +3052,7 @@
     </w:p>
     <w:p>
       <w:pPr>
-        <w:pStyle w:val="LONormal"/>
+        <w:pStyle w:val="LO-Normal"/>
         <w:jc w:val="both"/>
         <w:rPr/>
       </w:pPr>
@@ -3273,7 +3063,7 @@
     </w:p>
     <w:p>
       <w:pPr>
-        <w:pStyle w:val="LONormal"/>
+        <w:pStyle w:val="LO-Normal"/>
         <w:jc w:val="both"/>
         <w:rPr/>
       </w:pPr>
@@ -3329,6 +3119,7 @@
                     <a:prstGeom prst="rect">
                       <a:avLst/>
                     </a:prstGeom>
+                    <a:noFill/>
                   </pic:spPr>
                 </pic:pic>
               </a:graphicData>
@@ -3341,26 +3132,12 @@
           <w:sz w:val="22"/>
           <w:szCs w:val="22"/>
         </w:rPr>
-        <w:t>Figura 0</w:t>
-      </w:r>
-      <w:r>
-        <w:rPr>
-          <w:sz w:val="22"/>
-          <w:szCs w:val="22"/>
-        </w:rPr>
-        <w:t>2</w:t>
-      </w:r>
-      <w:r>
-        <w:rPr>
-          <w:sz w:val="22"/>
-          <w:szCs w:val="22"/>
-        </w:rPr>
-        <w:t xml:space="preserve"> – Modelo Conceitual</w:t>
-      </w:r>
-    </w:p>
-    <w:p>
-      <w:pPr>
-        <w:pStyle w:val="Ttulo3"/>
+        <w:t>Figura 02 – Modelo Conceitual</w:t>
+      </w:r>
+    </w:p>
+    <w:p>
+      <w:pPr>
+        <w:pStyle w:val="Heading3"/>
         <w:numPr>
           <w:ilvl w:val="2"/>
           <w:numId w:val="1"/>
@@ -3369,7 +3146,7 @@
           <w:tab w:val="clear" w:pos="709"/>
           <w:tab w:val="left" w:pos="0" w:leader="none"/>
         </w:tabs>
-        <w:ind w:left="0" w:hanging="0"/>
+        <w:ind w:hanging="0" w:left="0"/>
         <w:rPr>
           <w:color w:val="000000"/>
         </w:rPr>
@@ -3382,7 +3159,7 @@
     </w:p>
     <w:p>
       <w:pPr>
-        <w:pStyle w:val="Corpodotexto"/>
+        <w:pStyle w:val="BodyText"/>
         <w:numPr>
           <w:ilvl w:val="2"/>
           <w:numId w:val="1"/>
@@ -3391,7 +3168,7 @@
           <w:tab w:val="clear" w:pos="709"/>
           <w:tab w:val="left" w:pos="0" w:leader="none"/>
         </w:tabs>
-        <w:ind w:left="0" w:hanging="0"/>
+        <w:ind w:hanging="0" w:left="0"/>
         <w:rPr>
           <w:color w:val="000000"/>
         </w:rPr>
@@ -3408,7 +3185,7 @@
     </w:p>
     <w:p>
       <w:pPr>
-        <w:pStyle w:val="Corpodotexto"/>
+        <w:pStyle w:val="BodyText"/>
         <w:rPr/>
       </w:pPr>
       <w:r>
@@ -3511,7 +3288,7 @@
     </w:p>
     <w:p>
       <w:pPr>
-        <w:pStyle w:val="Corpodotexto"/>
+        <w:pStyle w:val="BodyText"/>
         <w:rPr>
           <w:color w:val="000000"/>
         </w:rPr>
@@ -3523,7 +3300,7 @@
     </w:p>
     <w:p>
       <w:pPr>
-        <w:pStyle w:val="Corpodotexto"/>
+        <w:pStyle w:val="BodyText"/>
         <w:numPr>
           <w:ilvl w:val="0"/>
           <w:numId w:val="2"/>
@@ -3532,7 +3309,7 @@
           <w:tab w:val="clear" w:pos="709"/>
           <w:tab w:val="left" w:pos="0" w:leader="none"/>
         </w:tabs>
-        <w:ind w:left="709" w:hanging="283"/>
+        <w:ind w:hanging="283" w:left="709"/>
         <w:rPr>
           <w:color w:val="000000"/>
         </w:rPr>
@@ -3544,7 +3321,7 @@
     </w:p>
     <w:p>
       <w:pPr>
-        <w:pStyle w:val="Corpodotexto"/>
+        <w:pStyle w:val="BodyText"/>
         <w:numPr>
           <w:ilvl w:val="0"/>
           <w:numId w:val="2"/>
@@ -3553,7 +3330,7 @@
           <w:tab w:val="clear" w:pos="709"/>
           <w:tab w:val="left" w:pos="0" w:leader="none"/>
         </w:tabs>
-        <w:ind w:left="709" w:hanging="283"/>
+        <w:ind w:hanging="283" w:left="709"/>
         <w:rPr>
           <w:color w:val="000000"/>
         </w:rPr>
@@ -3565,7 +3342,7 @@
     </w:p>
     <w:p>
       <w:pPr>
-        <w:pStyle w:val="Corpodotexto"/>
+        <w:pStyle w:val="BodyText"/>
         <w:numPr>
           <w:ilvl w:val="0"/>
           <w:numId w:val="2"/>
@@ -3574,7 +3351,7 @@
           <w:tab w:val="clear" w:pos="709"/>
           <w:tab w:val="left" w:pos="0" w:leader="none"/>
         </w:tabs>
-        <w:ind w:left="709" w:hanging="283"/>
+        <w:ind w:hanging="283" w:left="709"/>
         <w:rPr>
           <w:color w:val="000000"/>
         </w:rPr>
@@ -3586,7 +3363,7 @@
     </w:p>
     <w:p>
       <w:pPr>
-        <w:pStyle w:val="Corpodotexto"/>
+        <w:pStyle w:val="BodyText"/>
         <w:rPr>
           <w:color w:val="000000"/>
         </w:rPr>
@@ -3598,7 +3375,7 @@
     </w:p>
     <w:p>
       <w:pPr>
-        <w:pStyle w:val="LONormal"/>
+        <w:pStyle w:val="LO-Normal"/>
         <w:jc w:val="both"/>
         <w:rPr/>
       </w:pPr>
@@ -3608,35 +3385,27 @@
     </w:p>
     <w:p>
       <w:pPr>
-        <w:pStyle w:val="LONormal"/>
-        <w:rPr/>
-      </w:pPr>
-      <w:r>
-        <w:rPr/>
-      </w:r>
-    </w:p>
-    <w:p>
-      <w:pPr>
-        <w:pStyle w:val="Normal"/>
-        <w:rPr>
-          <w:b/>
-          <w:b/>
-          <w:bCs/>
-        </w:rPr>
-      </w:pPr>
-      <w:r>
-        <w:rPr>
-          <w:b/>
-          <w:bCs/>
-        </w:rPr>
-        <w:t>5</w:t>
-      </w:r>
-      <w:r>
-        <w:rPr>
-          <w:b/>
-          <w:bCs/>
-        </w:rPr>
-        <w:t xml:space="preserve"> Projeto Lógico Relacional</w:t>
+        <w:pStyle w:val="LO-Normal"/>
+        <w:rPr/>
+      </w:pPr>
+      <w:r>
+        <w:rPr/>
+      </w:r>
+    </w:p>
+    <w:p>
+      <w:pPr>
+        <w:pStyle w:val="Normal"/>
+        <w:rPr>
+          <w:b/>
+          <w:bCs/>
+        </w:rPr>
+      </w:pPr>
+      <w:r>
+        <w:rPr>
+          <w:b/>
+          <w:bCs/>
+        </w:rPr>
+        <w:t>5 Projeto Lógico Relacional</w:t>
       </w:r>
     </w:p>
     <w:p>
@@ -3644,22 +3413,20 @@
         <w:pStyle w:val="Default"/>
         <w:rPr>
           <w:b w:val="false"/>
-          <w:b w:val="false"/>
-          <w:bCs w:val="false"/>
-        </w:rPr>
-      </w:pPr>
-      <w:r>
-        <w:rPr>
-          <w:b w:val="false"/>
-          <w:bCs w:val="false"/>
-        </w:rPr>
-      </w:r>
-    </w:p>
-    <w:p>
-      <w:pPr>
-        <w:pStyle w:val="Normal"/>
-        <w:rPr>
-          <w:b w:val="false"/>
+          <w:bCs w:val="false"/>
+        </w:rPr>
+      </w:pPr>
+      <w:r>
+        <w:rPr>
+          <w:b w:val="false"/>
+          <w:bCs w:val="false"/>
+        </w:rPr>
+      </w:r>
+    </w:p>
+    <w:p>
+      <w:pPr>
+        <w:pStyle w:val="Normal"/>
+        <w:rPr>
           <w:b w:val="false"/>
           <w:bCs w:val="false"/>
         </w:rPr>
@@ -3685,29 +3452,27 @@
     </w:p>
     <w:p>
       <w:pPr>
-        <w:pStyle w:val="Ttulo3"/>
+        <w:pStyle w:val="Heading3"/>
         <w:numPr>
           <w:ilvl w:val="2"/>
           <w:numId w:val="1"/>
         </w:numPr>
         <w:rPr>
           <w:b/>
-          <w:b/>
-          <w:bCs/>
-        </w:rPr>
-      </w:pPr>
-      <w:r>
-        <w:rPr>
-          <w:b/>
-          <w:bCs/>
-        </w:rPr>
-      </w:r>
-    </w:p>
-    <w:p>
-      <w:pPr>
-        <w:pStyle w:val="Corpodotexto"/>
-        <w:rPr>
-          <w:b/>
+          <w:bCs/>
+        </w:rPr>
+      </w:pPr>
+      <w:r>
+        <w:rPr>
+          <w:b/>
+          <w:bCs/>
+        </w:rPr>
+      </w:r>
+    </w:p>
+    <w:p>
+      <w:pPr>
+        <w:pStyle w:val="BodyText"/>
+        <w:rPr>
           <w:b/>
           <w:bCs/>
         </w:rPr>
@@ -3729,25 +3494,23 @@
     </w:p>
     <w:p>
       <w:pPr>
-        <w:pStyle w:val="Corpodotexto"/>
-        <w:rPr>
-          <w:b/>
-          <w:b/>
-          <w:bCs/>
-        </w:rPr>
-      </w:pPr>
-      <w:r>
-        <w:rPr>
-          <w:b/>
-          <w:bCs/>
-        </w:rPr>
-      </w:r>
-    </w:p>
-    <w:p>
-      <w:pPr>
-        <w:pStyle w:val="Corpodotexto"/>
-        <w:rPr>
-          <w:b/>
+        <w:pStyle w:val="BodyText"/>
+        <w:rPr>
+          <w:b/>
+          <w:bCs/>
+        </w:rPr>
+      </w:pPr>
+      <w:r>
+        <w:rPr>
+          <w:b/>
+          <w:bCs/>
+        </w:rPr>
+      </w:r>
+    </w:p>
+    <w:p>
+      <w:pPr>
+        <w:pStyle w:val="BodyText"/>
+        <w:rPr>
           <w:b/>
           <w:bCs/>
         </w:rPr>
@@ -3771,25 +3534,23 @@
     </w:p>
     <w:p>
       <w:pPr>
-        <w:pStyle w:val="Corpodotexto"/>
-        <w:rPr>
-          <w:b/>
-          <w:b/>
-          <w:bCs/>
-        </w:rPr>
-      </w:pPr>
-      <w:r>
-        <w:rPr>
-          <w:b/>
-          <w:bCs/>
-        </w:rPr>
-      </w:r>
-    </w:p>
-    <w:p>
-      <w:pPr>
-        <w:pStyle w:val="Corpodotexto"/>
-        <w:rPr>
-          <w:b/>
+        <w:pStyle w:val="BodyText"/>
+        <w:rPr>
+          <w:b/>
+          <w:bCs/>
+        </w:rPr>
+      </w:pPr>
+      <w:r>
+        <w:rPr>
+          <w:b/>
+          <w:bCs/>
+        </w:rPr>
+      </w:r>
+    </w:p>
+    <w:p>
+      <w:pPr>
+        <w:pStyle w:val="BodyText"/>
+        <w:rPr>
           <w:b/>
           <w:bCs/>
         </w:rPr>
@@ -3811,25 +3572,23 @@
     </w:p>
     <w:p>
       <w:pPr>
-        <w:pStyle w:val="Corpodotexto"/>
-        <w:rPr>
-          <w:b/>
-          <w:b/>
-          <w:bCs/>
-        </w:rPr>
-      </w:pPr>
-      <w:r>
-        <w:rPr>
-          <w:b/>
-          <w:bCs/>
-        </w:rPr>
-      </w:r>
-    </w:p>
-    <w:p>
-      <w:pPr>
-        <w:pStyle w:val="Corpodotexto"/>
-        <w:rPr>
-          <w:b/>
+        <w:pStyle w:val="BodyText"/>
+        <w:rPr>
+          <w:b/>
+          <w:bCs/>
+        </w:rPr>
+      </w:pPr>
+      <w:r>
+        <w:rPr>
+          <w:b/>
+          <w:bCs/>
+        </w:rPr>
+      </w:r>
+    </w:p>
+    <w:p>
+      <w:pPr>
+        <w:pStyle w:val="BodyText"/>
+        <w:rPr>
           <w:b/>
           <w:bCs/>
         </w:rPr>
@@ -3851,9 +3610,8 @@
     </w:p>
     <w:p>
       <w:pPr>
-        <w:pStyle w:val="Corpodotexto"/>
-        <w:rPr>
-          <w:b/>
+        <w:pStyle w:val="BodyText"/>
+        <w:rPr>
           <w:b/>
           <w:bCs/>
         </w:rPr>
@@ -3867,25 +3625,23 @@
     </w:p>
     <w:p>
       <w:pPr>
-        <w:pStyle w:val="Corpodotexto"/>
-        <w:rPr>
-          <w:b/>
-          <w:b/>
-          <w:bCs/>
-        </w:rPr>
-      </w:pPr>
-      <w:r>
-        <w:rPr>
-          <w:b/>
-          <w:bCs/>
-        </w:rPr>
-      </w:r>
-    </w:p>
-    <w:p>
-      <w:pPr>
-        <w:pStyle w:val="Corpodotexto"/>
-        <w:rPr>
-          <w:b/>
+        <w:pStyle w:val="BodyText"/>
+        <w:rPr>
+          <w:b/>
+          <w:bCs/>
+        </w:rPr>
+      </w:pPr>
+      <w:r>
+        <w:rPr>
+          <w:b/>
+          <w:bCs/>
+        </w:rPr>
+      </w:r>
+    </w:p>
+    <w:p>
+      <w:pPr>
+        <w:pStyle w:val="BodyText"/>
+        <w:rPr>
           <w:b/>
           <w:bCs/>
         </w:rPr>
@@ -3907,25 +3663,23 @@
     </w:p>
     <w:p>
       <w:pPr>
-        <w:pStyle w:val="Corpodotexto"/>
-        <w:rPr>
-          <w:b/>
-          <w:b/>
-          <w:bCs/>
-        </w:rPr>
-      </w:pPr>
-      <w:r>
-        <w:rPr>
-          <w:b/>
-          <w:bCs/>
-        </w:rPr>
-      </w:r>
-    </w:p>
-    <w:p>
-      <w:pPr>
-        <w:pStyle w:val="Corpodotexto"/>
-        <w:rPr>
-          <w:b/>
+        <w:pStyle w:val="BodyText"/>
+        <w:rPr>
+          <w:b/>
+          <w:bCs/>
+        </w:rPr>
+      </w:pPr>
+      <w:r>
+        <w:rPr>
+          <w:b/>
+          <w:bCs/>
+        </w:rPr>
+      </w:r>
+    </w:p>
+    <w:p>
+      <w:pPr>
+        <w:pStyle w:val="BodyText"/>
+        <w:rPr>
           <w:b/>
           <w:bCs/>
         </w:rPr>
@@ -3947,9 +3701,8 @@
     </w:p>
     <w:p>
       <w:pPr>
-        <w:pStyle w:val="Corpodotexto"/>
-        <w:rPr>
-          <w:b/>
+        <w:pStyle w:val="BodyText"/>
+        <w:rPr>
           <w:b/>
           <w:bCs/>
         </w:rPr>
@@ -3965,25 +3718,23 @@
     </w:p>
     <w:p>
       <w:pPr>
-        <w:pStyle w:val="Corpodotexto"/>
-        <w:rPr>
-          <w:b/>
-          <w:b/>
-          <w:bCs/>
-        </w:rPr>
-      </w:pPr>
-      <w:r>
-        <w:rPr>
-          <w:b/>
-          <w:bCs/>
-        </w:rPr>
-      </w:r>
-    </w:p>
-    <w:p>
-      <w:pPr>
-        <w:pStyle w:val="Corpodotexto"/>
-        <w:rPr>
-          <w:b/>
+        <w:pStyle w:val="BodyText"/>
+        <w:rPr>
+          <w:b/>
+          <w:bCs/>
+        </w:rPr>
+      </w:pPr>
+      <w:r>
+        <w:rPr>
+          <w:b/>
+          <w:bCs/>
+        </w:rPr>
+      </w:r>
+    </w:p>
+    <w:p>
+      <w:pPr>
+        <w:pStyle w:val="BodyText"/>
+        <w:rPr>
           <w:b/>
           <w:bCs/>
         </w:rPr>
@@ -4005,9 +3756,8 @@
     </w:p>
     <w:p>
       <w:pPr>
-        <w:pStyle w:val="Corpodotexto"/>
-        <w:rPr>
-          <w:b/>
+        <w:pStyle w:val="BodyText"/>
+        <w:rPr>
           <w:b/>
           <w:bCs/>
         </w:rPr>
@@ -4021,105 +3771,98 @@
     </w:p>
     <w:p>
       <w:pPr>
-        <w:pStyle w:val="Corpodotexto"/>
-        <w:rPr>
-          <w:b/>
-          <w:b/>
-          <w:bCs/>
-        </w:rPr>
-      </w:pPr>
-      <w:r>
-        <w:rPr>
-          <w:b/>
-          <w:bCs/>
-        </w:rPr>
-      </w:r>
-    </w:p>
-    <w:p>
-      <w:pPr>
-        <w:pStyle w:val="Normal"/>
-        <w:rPr>
-          <w:b w:val="false"/>
-          <w:b w:val="false"/>
-          <w:bCs w:val="false"/>
-        </w:rPr>
-      </w:pPr>
-      <w:r>
-        <w:rPr>
-          <w:b w:val="false"/>
-          <w:bCs w:val="false"/>
-        </w:rPr>
-      </w:r>
-    </w:p>
-    <w:p>
-      <w:pPr>
-        <w:pStyle w:val="Corpodotexto"/>
-        <w:rPr>
-          <w:b w:val="false"/>
-          <w:b w:val="false"/>
-          <w:bCs w:val="false"/>
-        </w:rPr>
-      </w:pPr>
-      <w:r>
-        <w:rPr>
-          <w:b w:val="false"/>
-          <w:bCs w:val="false"/>
-        </w:rPr>
-      </w:r>
-    </w:p>
-    <w:p>
-      <w:pPr>
-        <w:pStyle w:val="Corpodotexto"/>
-        <w:rPr>
-          <w:b w:val="false"/>
-          <w:b w:val="false"/>
-          <w:bCs w:val="false"/>
-        </w:rPr>
-      </w:pPr>
-      <w:r>
-        <w:rPr>
-          <w:b w:val="false"/>
-          <w:bCs w:val="false"/>
-        </w:rPr>
-      </w:r>
-    </w:p>
-    <w:p>
-      <w:pPr>
-        <w:pStyle w:val="Corpodotexto"/>
-        <w:rPr>
-          <w:b w:val="false"/>
-          <w:b w:val="false"/>
-          <w:bCs w:val="false"/>
-        </w:rPr>
-      </w:pPr>
-      <w:r>
-        <w:rPr>
-          <w:b w:val="false"/>
-          <w:bCs w:val="false"/>
-        </w:rPr>
-      </w:r>
-    </w:p>
-    <w:p>
-      <w:pPr>
-        <w:pStyle w:val="Corpodotexto"/>
-        <w:rPr>
-          <w:b w:val="false"/>
-          <w:b w:val="false"/>
-          <w:bCs w:val="false"/>
-        </w:rPr>
-      </w:pPr>
-      <w:r>
-        <w:rPr>
-          <w:b w:val="false"/>
-          <w:bCs w:val="false"/>
-        </w:rPr>
-      </w:r>
-    </w:p>
-    <w:p>
-      <w:pPr>
-        <w:pStyle w:val="Corpodotexto"/>
-        <w:rPr>
-          <w:b w:val="false"/>
+        <w:pStyle w:val="BodyText"/>
+        <w:rPr>
+          <w:b/>
+          <w:bCs/>
+        </w:rPr>
+      </w:pPr>
+      <w:r>
+        <w:rPr>
+          <w:b/>
+          <w:bCs/>
+        </w:rPr>
+      </w:r>
+    </w:p>
+    <w:p>
+      <w:pPr>
+        <w:pStyle w:val="Normal"/>
+        <w:rPr>
+          <w:b w:val="false"/>
+          <w:bCs w:val="false"/>
+        </w:rPr>
+      </w:pPr>
+      <w:r>
+        <w:rPr>
+          <w:b w:val="false"/>
+          <w:bCs w:val="false"/>
+        </w:rPr>
+      </w:r>
+    </w:p>
+    <w:p>
+      <w:pPr>
+        <w:pStyle w:val="BodyText"/>
+        <w:rPr>
+          <w:b w:val="false"/>
+          <w:bCs w:val="false"/>
+        </w:rPr>
+      </w:pPr>
+      <w:r>
+        <w:rPr>
+          <w:b w:val="false"/>
+          <w:bCs w:val="false"/>
+        </w:rPr>
+      </w:r>
+    </w:p>
+    <w:p>
+      <w:pPr>
+        <w:pStyle w:val="BodyText"/>
+        <w:rPr>
+          <w:b w:val="false"/>
+          <w:bCs w:val="false"/>
+        </w:rPr>
+      </w:pPr>
+      <w:r>
+        <w:rPr>
+          <w:b w:val="false"/>
+          <w:bCs w:val="false"/>
+        </w:rPr>
+      </w:r>
+    </w:p>
+    <w:p>
+      <w:pPr>
+        <w:pStyle w:val="BodyText"/>
+        <w:rPr>
+          <w:b w:val="false"/>
+          <w:bCs w:val="false"/>
+        </w:rPr>
+      </w:pPr>
+      <w:r>
+        <w:rPr>
+          <w:b w:val="false"/>
+          <w:bCs w:val="false"/>
+        </w:rPr>
+      </w:r>
+    </w:p>
+    <w:p>
+      <w:pPr>
+        <w:pStyle w:val="BodyText"/>
+        <w:rPr>
+          <w:b w:val="false"/>
+          <w:bCs w:val="false"/>
+        </w:rPr>
+      </w:pPr>
+      <w:r>
+        <w:rPr>
+          <w:b w:val="false"/>
+          <w:bCs w:val="false"/>
+        </w:rPr>
+      </w:r>
+    </w:p>
+    <w:p>
+      <w:pPr>
+        <w:pStyle w:val="BodyText"/>
+        <w:rPr>
           <w:b w:val="false"/>
           <w:bCs w:val="false"/>
         </w:rPr>
@@ -4168,6 +3911,7 @@
                     <a:prstGeom prst="rect">
                       <a:avLst/>
                     </a:prstGeom>
+                    <a:noFill/>
                   </pic:spPr>
                 </pic:pic>
               </a:graphicData>
@@ -4178,7 +3922,7 @@
     </w:p>
     <w:p>
       <w:pPr>
-        <w:pStyle w:val="Corpodotexto"/>
+        <w:pStyle w:val="BodyText"/>
         <w:rPr/>
       </w:pPr>
       <w:r>
@@ -4205,22 +3949,20 @@
         <w:pStyle w:val="Default"/>
         <w:rPr>
           <w:b w:val="false"/>
-          <w:b w:val="false"/>
-          <w:bCs w:val="false"/>
-        </w:rPr>
-      </w:pPr>
-      <w:r>
-        <w:rPr>
-          <w:b w:val="false"/>
-          <w:bCs w:val="false"/>
-        </w:rPr>
-      </w:r>
-    </w:p>
-    <w:p>
-      <w:pPr>
-        <w:pStyle w:val="Normal"/>
-        <w:rPr>
-          <w:b w:val="false"/>
+          <w:bCs w:val="false"/>
+        </w:rPr>
+      </w:pPr>
+      <w:r>
+        <w:rPr>
+          <w:b w:val="false"/>
+          <w:bCs w:val="false"/>
+        </w:rPr>
+      </w:r>
+    </w:p>
+    <w:p>
+      <w:pPr>
+        <w:pStyle w:val="Normal"/>
+        <w:rPr>
           <w:b w:val="false"/>
           <w:bCs w:val="false"/>
         </w:rPr>
@@ -4240,19 +3982,20 @@
         <w:pStyle w:val="Normal"/>
         <w:rPr>
           <w:b w:val="false"/>
-          <w:b w:val="false"/>
-          <w:bCs w:val="false"/>
-        </w:rPr>
-      </w:pPr>
-      <w:r>
-        <w:rPr/>
-      </w:r>
-    </w:p>
-    <w:p>
-      <w:pPr>
-        <w:pStyle w:val="Normal"/>
-        <w:rPr>
-          <w:b/>
+          <w:bCs w:val="false"/>
+        </w:rPr>
+      </w:pPr>
+      <w:r>
+        <w:rPr>
+          <w:b w:val="false"/>
+          <w:bCs w:val="false"/>
+        </w:rPr>
+      </w:r>
+    </w:p>
+    <w:p>
+      <w:pPr>
+        <w:pStyle w:val="Normal"/>
+        <w:rPr>
           <w:b/>
           <w:bCs/>
         </w:rPr>
@@ -4277,35 +4020,33 @@
       </w:pPr>
       <w:r>
         <w:rPr>
-          <w:b/>
-          <w:bCs/>
-        </w:rPr>
-      </w:r>
-    </w:p>
-    <w:p>
-      <w:pPr>
-        <w:pStyle w:val="Corpodotexto"/>
-        <w:rPr>
-          <w:b w:val="false"/>
-          <w:b w:val="false"/>
-          <w:bCs w:val="false"/>
-        </w:rPr>
-      </w:pPr>
-      <w:r>
-        <w:rPr>
-          <w:b w:val="false"/>
-          <w:bCs w:val="false"/>
           <w:color w:val="000000"/>
           <w:sz w:val="24"/>
         </w:rPr>
+      </w:r>
+    </w:p>
+    <w:p>
+      <w:pPr>
+        <w:pStyle w:val="BodyText"/>
+        <w:rPr>
+          <w:b w:val="false"/>
+          <w:bCs w:val="false"/>
+        </w:rPr>
+      </w:pPr>
+      <w:r>
+        <w:rPr>
+          <w:b w:val="false"/>
+          <w:bCs w:val="false"/>
+          <w:color w:val="000000"/>
+          <w:sz w:val="24"/>
+        </w:rPr>
         <w:t xml:space="preserve">Esta seção apresenta os scripts SQL para implementação do banco de dados da Clínica Fábio Pense. Os comandos foram organizados seguindo o modelo Lógico e Conceitual apresentados na seções 4 e 5, iniciando pela a criação das tabelas e povoamento dos dados. </w:t>
       </w:r>
     </w:p>
     <w:p>
       <w:pPr>
-        <w:pStyle w:val="Corpodotexto"/>
-        <w:rPr>
-          <w:b/>
+        <w:pStyle w:val="BodyText"/>
+        <w:rPr>
           <w:b/>
           <w:bCs/>
         </w:rPr>
@@ -4321,7 +4062,7 @@
       </w:r>
       <w:r>
         <w:rPr>
-          <w:rStyle w:val="Nfaseforte"/>
+          <w:rStyle w:val="Strong"/>
           <w:b w:val="false"/>
           <w:bCs w:val="false"/>
           <w:color w:val="000000"/>
@@ -4340,7 +4081,7 @@
       </w:r>
       <w:r>
         <w:rPr>
-          <w:rStyle w:val="Nfaseforte"/>
+          <w:rStyle w:val="Strong"/>
           <w:b w:val="false"/>
           <w:bCs w:val="false"/>
           <w:color w:val="000000"/>
@@ -4359,7 +4100,7 @@
       </w:r>
       <w:r>
         <w:rPr>
-          <w:rStyle w:val="Nfaseforte"/>
+          <w:rStyle w:val="Strong"/>
           <w:b w:val="false"/>
           <w:bCs w:val="false"/>
           <w:color w:val="000000"/>
@@ -4378,7 +4119,7 @@
       </w:r>
       <w:r>
         <w:rPr>
-          <w:rStyle w:val="Nfaseforte"/>
+          <w:rStyle w:val="Strong"/>
           <w:b w:val="false"/>
           <w:bCs w:val="false"/>
           <w:color w:val="000000"/>
@@ -4397,7 +4138,7 @@
       </w:r>
       <w:r>
         <w:rPr>
-          <w:rStyle w:val="Nfaseforte"/>
+          <w:rStyle w:val="Strong"/>
           <w:b w:val="false"/>
           <w:bCs w:val="false"/>
           <w:color w:val="000000"/>
@@ -4416,7 +4157,7 @@
       </w:r>
       <w:r>
         <w:rPr>
-          <w:rStyle w:val="Nfaseforte"/>
+          <w:rStyle w:val="Strong"/>
           <w:b w:val="false"/>
           <w:bCs w:val="false"/>
           <w:color w:val="000000"/>
@@ -4435,7 +4176,7 @@
       </w:r>
       <w:r>
         <w:rPr>
-          <w:rStyle w:val="Nfaseforte"/>
+          <w:rStyle w:val="Strong"/>
           <w:b w:val="false"/>
           <w:bCs w:val="false"/>
           <w:color w:val="000000"/>
@@ -4455,7 +4196,7 @@
     </w:p>
     <w:p>
       <w:pPr>
-        <w:pStyle w:val="Corpodotexto"/>
+        <w:pStyle w:val="BodyText"/>
         <w:rPr/>
       </w:pPr>
       <w:r>
@@ -4465,7 +4206,7 @@
     </w:p>
     <w:p>
       <w:pPr>
-        <w:pStyle w:val="Corpodotexto"/>
+        <w:pStyle w:val="BodyText"/>
         <w:numPr>
           <w:ilvl w:val="0"/>
           <w:numId w:val="6"/>
@@ -4474,12 +4215,12 @@
           <w:tab w:val="clear" w:pos="709"/>
           <w:tab w:val="left" w:pos="0" w:leader="none"/>
         </w:tabs>
-        <w:ind w:left="709" w:hanging="283"/>
-        <w:rPr/>
-      </w:pPr>
-      <w:r>
-        <w:rPr>
-          <w:rStyle w:val="Nfaseforte"/>
+        <w:ind w:hanging="283" w:left="709"/>
+        <w:rPr/>
+      </w:pPr>
+      <w:r>
+        <w:rPr>
+          <w:rStyle w:val="Strong"/>
         </w:rPr>
         <w:t>20 clientes</w:t>
       </w:r>
@@ -4490,7 +4231,7 @@
     </w:p>
     <w:p>
       <w:pPr>
-        <w:pStyle w:val="Corpodotexto"/>
+        <w:pStyle w:val="BodyText"/>
         <w:numPr>
           <w:ilvl w:val="0"/>
           <w:numId w:val="6"/>
@@ -4499,12 +4240,12 @@
           <w:tab w:val="clear" w:pos="709"/>
           <w:tab w:val="left" w:pos="0" w:leader="none"/>
         </w:tabs>
-        <w:ind w:left="709" w:hanging="283"/>
-        <w:rPr/>
-      </w:pPr>
-      <w:r>
-        <w:rPr>
-          <w:rStyle w:val="Nfaseforte"/>
+        <w:ind w:hanging="283" w:left="709"/>
+        <w:rPr/>
+      </w:pPr>
+      <w:r>
+        <w:rPr>
+          <w:rStyle w:val="Strong"/>
         </w:rPr>
         <w:t>4 tipos de serviços</w:t>
       </w:r>
@@ -4515,7 +4256,7 @@
     </w:p>
     <w:p>
       <w:pPr>
-        <w:pStyle w:val="Corpodotexto"/>
+        <w:pStyle w:val="BodyText"/>
         <w:numPr>
           <w:ilvl w:val="0"/>
           <w:numId w:val="6"/>
@@ -4524,12 +4265,12 @@
           <w:tab w:val="clear" w:pos="709"/>
           <w:tab w:val="left" w:pos="0" w:leader="none"/>
         </w:tabs>
-        <w:ind w:left="709" w:hanging="283"/>
-        <w:rPr/>
-      </w:pPr>
-      <w:r>
-        <w:rPr>
-          <w:rStyle w:val="Nfaseforte"/>
+        <w:ind w:hanging="283" w:left="709"/>
+        <w:rPr/>
+      </w:pPr>
+      <w:r>
+        <w:rPr>
+          <w:rStyle w:val="Strong"/>
         </w:rPr>
         <w:t>2 profissionais</w:t>
       </w:r>
@@ -4540,7 +4281,7 @@
     </w:p>
     <w:p>
       <w:pPr>
-        <w:pStyle w:val="Corpodotexto"/>
+        <w:pStyle w:val="BodyText"/>
         <w:numPr>
           <w:ilvl w:val="0"/>
           <w:numId w:val="6"/>
@@ -4549,12 +4290,12 @@
           <w:tab w:val="clear" w:pos="709"/>
           <w:tab w:val="left" w:pos="0" w:leader="none"/>
         </w:tabs>
-        <w:ind w:left="709" w:hanging="283"/>
-        <w:rPr/>
-      </w:pPr>
-      <w:r>
-        <w:rPr>
-          <w:rStyle w:val="Nfaseforte"/>
+        <w:ind w:hanging="283" w:left="709"/>
+        <w:rPr/>
+      </w:pPr>
+      <w:r>
+        <w:rPr>
+          <w:rStyle w:val="Strong"/>
         </w:rPr>
         <w:t>20 aquisições</w:t>
       </w:r>
@@ -4565,7 +4306,7 @@
     </w:p>
     <w:p>
       <w:pPr>
-        <w:pStyle w:val="Corpodotexto"/>
+        <w:pStyle w:val="BodyText"/>
         <w:numPr>
           <w:ilvl w:val="0"/>
           <w:numId w:val="6"/>
@@ -4574,12 +4315,12 @@
           <w:tab w:val="clear" w:pos="709"/>
           <w:tab w:val="left" w:pos="0" w:leader="none"/>
         </w:tabs>
-        <w:ind w:left="709" w:hanging="283"/>
-        <w:rPr/>
-      </w:pPr>
-      <w:r>
-        <w:rPr>
-          <w:rStyle w:val="Nfaseforte"/>
+        <w:ind w:hanging="283" w:left="709"/>
+        <w:rPr/>
+      </w:pPr>
+      <w:r>
+        <w:rPr>
+          <w:rStyle w:val="Strong"/>
         </w:rPr>
         <w:t>4 procedimentos</w:t>
       </w:r>
@@ -4590,7 +4331,7 @@
     </w:p>
     <w:p>
       <w:pPr>
-        <w:pStyle w:val="Corpodotexto"/>
+        <w:pStyle w:val="BodyText"/>
         <w:numPr>
           <w:ilvl w:val="0"/>
           <w:numId w:val="6"/>
@@ -4599,12 +4340,12 @@
           <w:tab w:val="clear" w:pos="709"/>
           <w:tab w:val="left" w:pos="0" w:leader="none"/>
         </w:tabs>
-        <w:ind w:left="709" w:hanging="283"/>
-        <w:rPr/>
-      </w:pPr>
-      <w:r>
-        <w:rPr>
-          <w:rStyle w:val="Nfaseforte"/>
+        <w:ind w:hanging="283" w:left="709"/>
+        <w:rPr/>
+      </w:pPr>
+      <w:r>
+        <w:rPr>
+          <w:rStyle w:val="Strong"/>
         </w:rPr>
         <w:t>4 pacotes</w:t>
       </w:r>
@@ -4615,7 +4356,7 @@
     </w:p>
     <w:p>
       <w:pPr>
-        <w:pStyle w:val="Corpodotexto"/>
+        <w:pStyle w:val="BodyText"/>
         <w:numPr>
           <w:ilvl w:val="0"/>
           <w:numId w:val="6"/>
@@ -4624,12 +4365,12 @@
           <w:tab w:val="clear" w:pos="709"/>
           <w:tab w:val="left" w:pos="0" w:leader="none"/>
         </w:tabs>
-        <w:ind w:left="709" w:hanging="283"/>
-        <w:rPr/>
-      </w:pPr>
-      <w:r>
-        <w:rPr>
-          <w:rStyle w:val="Nfaseforte"/>
+        <w:ind w:hanging="283" w:left="709"/>
+        <w:rPr/>
+      </w:pPr>
+      <w:r>
+        <w:rPr>
+          <w:rStyle w:val="Strong"/>
         </w:rPr>
         <w:t>15 atendimentos</w:t>
       </w:r>
@@ -4640,12 +4381,12 @@
     </w:p>
     <w:p>
       <w:pPr>
-        <w:pStyle w:val="Corpodotexto"/>
-        <w:rPr/>
-      </w:pPr>
-      <w:r>
-        <w:rPr>
-          <w:rStyle w:val="Nfaseforte"/>
+        <w:pStyle w:val="BodyText"/>
+        <w:rPr/>
+      </w:pPr>
+      <w:r>
+        <w:rPr>
+          <w:rStyle w:val="Strong"/>
         </w:rPr>
         <w:t>Importante</w:t>
       </w:r>
@@ -4664,29 +4405,19 @@
       </w:pPr>
       <w:r>
         <w:rPr>
-          <w:b/>
-          <w:bCs/>
-        </w:rPr>
-      </w:r>
-    </w:p>
-    <w:p>
-      <w:pPr>
-        <w:pStyle w:val="Normal"/>
-        <w:rPr>
-          <w:b/>
-          <w:b/>
-          <w:bCs/>
-        </w:rPr>
-      </w:pPr>
-      <w:r>
-        <w:rPr>
-          <w:b/>
-          <w:bCs/>
           <w:color w:val="000000"/>
           <w:sz w:val="24"/>
         </w:rPr>
-        <w:t xml:space="preserve">6.1 Comando (Scripts) </w:t>
-      </w:r>
+      </w:r>
+    </w:p>
+    <w:p>
+      <w:pPr>
+        <w:pStyle w:val="Normal"/>
+        <w:rPr>
+          <w:b/>
+          <w:bCs/>
+        </w:rPr>
+      </w:pPr>
       <w:r>
         <w:rPr>
           <w:b/>
@@ -4694,7 +4425,7 @@
           <w:color w:val="000000"/>
           <w:sz w:val="24"/>
         </w:rPr>
-        <w:t>de consulta aos dados:</w:t>
+        <w:t>6.1 Comando (Scripts) de consulta aos dados:</w:t>
       </w:r>
     </w:p>
     <w:p>
@@ -4707,28 +4438,27 @@
       </w:pPr>
       <w:r>
         <w:rPr>
-          <w:b/>
-          <w:bCs/>
-        </w:rPr>
-      </w:r>
-    </w:p>
-    <w:p>
-      <w:pPr>
-        <w:pStyle w:val="Normal"/>
-        <w:rPr>
-          <w:b/>
-          <w:b/>
-          <w:bCs/>
-        </w:rPr>
-      </w:pPr>
-      <w:r>
-        <w:rPr>
-          <w:rStyle w:val="Nfaseforte"/>
-          <w:b w:val="false"/>
-          <w:bCs w:val="false"/>
           <w:color w:val="000000"/>
           <w:sz w:val="24"/>
         </w:rPr>
+      </w:r>
+    </w:p>
+    <w:p>
+      <w:pPr>
+        <w:pStyle w:val="Normal"/>
+        <w:rPr>
+          <w:b/>
+          <w:bCs/>
+        </w:rPr>
+      </w:pPr>
+      <w:r>
+        <w:rPr>
+          <w:rStyle w:val="Strong"/>
+          <w:b w:val="false"/>
+          <w:bCs w:val="false"/>
+          <w:color w:val="000000"/>
+          <w:sz w:val="24"/>
+        </w:rPr>
         <w:t>Para demonstrar o funcionamento do SGBD, abaixo estão sendo apresentadas as perguntas criadas pelos integrantes do grupo, incluindo as questões levantadas pelo parceiro.</w:t>
       </w:r>
       <w:r>
@@ -4751,27 +4481,26 @@
       </w:pPr>
       <w:r>
         <w:rPr>
-          <w:b/>
-          <w:bCs/>
-        </w:rPr>
-      </w:r>
-    </w:p>
-    <w:p>
-      <w:pPr>
-        <w:pStyle w:val="Normal"/>
-        <w:rPr>
-          <w:b/>
-          <w:b/>
-          <w:bCs/>
-        </w:rPr>
-      </w:pPr>
-      <w:r>
-        <w:rPr>
-          <w:b/>
-          <w:bCs/>
           <w:color w:val="000000"/>
           <w:sz w:val="24"/>
         </w:rPr>
+      </w:r>
+    </w:p>
+    <w:p>
+      <w:pPr>
+        <w:pStyle w:val="Normal"/>
+        <w:rPr>
+          <w:b/>
+          <w:bCs/>
+        </w:rPr>
+      </w:pPr>
+      <w:r>
+        <w:rPr>
+          <w:b/>
+          <w:bCs/>
+          <w:color w:val="000000"/>
+          <w:sz w:val="24"/>
+        </w:rPr>
         <w:t>Qual a quantidade de clientes atendidos diariamente? (Questão levantada pelo parceito)</w:t>
       </w:r>
     </w:p>
@@ -4779,7 +4508,6 @@
       <w:pPr>
         <w:pStyle w:val="Normal"/>
         <w:rPr>
-          <w:b/>
           <w:b/>
           <w:bCs/>
           <w:highlight w:val="none"/>
@@ -4802,7 +4530,6 @@
         <w:pStyle w:val="Normal"/>
         <w:rPr>
           <w:b/>
-          <w:b/>
           <w:bCs/>
         </w:rPr>
       </w:pPr>
@@ -4820,7 +4547,6 @@
       <w:pPr>
         <w:pStyle w:val="Normal"/>
         <w:rPr>
-          <w:b/>
           <w:b/>
           <w:bCs/>
           <w:highlight w:val="none"/>
@@ -4843,7 +4569,6 @@
         <w:pStyle w:val="Normal"/>
         <w:rPr>
           <w:b/>
-          <w:b/>
           <w:bCs/>
         </w:rPr>
       </w:pPr>
@@ -4861,7 +4586,6 @@
       <w:pPr>
         <w:pStyle w:val="Normal"/>
         <w:rPr>
-          <w:b/>
           <w:b/>
           <w:bCs/>
           <w:highlight w:val="none"/>
@@ -4884,71 +4608,80 @@
         <w:pStyle w:val="Normal"/>
         <w:rPr>
           <w:b w:val="false"/>
-          <w:b w:val="false"/>
-          <w:bCs w:val="false"/>
-        </w:rPr>
-      </w:pPr>
-      <w:r>
-        <w:rPr/>
-      </w:r>
-    </w:p>
-    <w:p>
-      <w:pPr>
-        <w:pStyle w:val="Normal"/>
-        <w:rPr>
-          <w:b w:val="false"/>
-          <w:b w:val="false"/>
-          <w:bCs w:val="false"/>
-        </w:rPr>
-      </w:pPr>
-      <w:r>
-        <w:rPr/>
-      </w:r>
-    </w:p>
-    <w:p>
-      <w:pPr>
-        <w:pStyle w:val="Normal"/>
-        <w:rPr>
-          <w:b w:val="false"/>
-          <w:b w:val="false"/>
-          <w:bCs w:val="false"/>
-        </w:rPr>
-      </w:pPr>
-      <w:r>
-        <w:rPr/>
-      </w:r>
-    </w:p>
-    <w:p>
-      <w:pPr>
-        <w:pStyle w:val="Normal"/>
-        <w:rPr>
-          <w:b w:val="false"/>
-          <w:b w:val="false"/>
-          <w:bCs w:val="false"/>
-        </w:rPr>
-      </w:pPr>
-      <w:r>
-        <w:rPr/>
-      </w:r>
-    </w:p>
-    <w:p>
-      <w:pPr>
-        <w:pStyle w:val="Normal"/>
-        <w:rPr>
-          <w:b w:val="false"/>
-          <w:b w:val="false"/>
-          <w:bCs w:val="false"/>
-        </w:rPr>
-      </w:pPr>
-      <w:r>
-        <w:rPr/>
-      </w:r>
-    </w:p>
-    <w:p>
-      <w:pPr>
-        <w:pStyle w:val="Normal"/>
-        <w:rPr>
-          <w:b w:val="false"/>
+          <w:bCs w:val="false"/>
+        </w:rPr>
+      </w:pPr>
+      <w:r>
+        <w:rPr>
+          <w:b w:val="false"/>
+          <w:bCs w:val="false"/>
+        </w:rPr>
+      </w:r>
+    </w:p>
+    <w:p>
+      <w:pPr>
+        <w:pStyle w:val="Normal"/>
+        <w:rPr>
+          <w:b w:val="false"/>
+          <w:bCs w:val="false"/>
+        </w:rPr>
+      </w:pPr>
+      <w:r>
+        <w:rPr>
+          <w:b w:val="false"/>
+          <w:bCs w:val="false"/>
+        </w:rPr>
+      </w:r>
+    </w:p>
+    <w:p>
+      <w:pPr>
+        <w:pStyle w:val="Normal"/>
+        <w:rPr>
+          <w:b w:val="false"/>
+          <w:bCs w:val="false"/>
+        </w:rPr>
+      </w:pPr>
+      <w:r>
+        <w:rPr>
+          <w:b w:val="false"/>
+          <w:bCs w:val="false"/>
+        </w:rPr>
+      </w:r>
+    </w:p>
+    <w:p>
+      <w:pPr>
+        <w:pStyle w:val="Normal"/>
+        <w:rPr>
+          <w:b w:val="false"/>
+          <w:bCs w:val="false"/>
+        </w:rPr>
+      </w:pPr>
+      <w:r>
+        <w:rPr>
+          <w:b w:val="false"/>
+          <w:bCs w:val="false"/>
+        </w:rPr>
+      </w:r>
+    </w:p>
+    <w:p>
+      <w:pPr>
+        <w:pStyle w:val="Normal"/>
+        <w:rPr>
+          <w:b w:val="false"/>
+          <w:bCs w:val="false"/>
+        </w:rPr>
+      </w:pPr>
+      <w:r>
+        <w:rPr>
+          <w:b w:val="false"/>
+          <w:bCs w:val="false"/>
+        </w:rPr>
+      </w:r>
+    </w:p>
+    <w:p>
+      <w:pPr>
+        <w:pStyle w:val="Normal"/>
+        <w:rPr>
           <w:b w:val="false"/>
           <w:bCs w:val="false"/>
         </w:rPr>
@@ -4960,51 +4693,37 @@
           <w:color w:val="000000"/>
           <w:sz w:val="24"/>
         </w:rPr>
-        <w:t>Qual foi o faturamento diario nos dias que a clinica atendeu</w:t>
-      </w:r>
-      <w:r>
-        <w:rPr>
-          <w:b w:val="false"/>
-          <w:bCs w:val="false"/>
-          <w:color w:val="000000"/>
-          <w:sz w:val="24"/>
-        </w:rPr>
-        <w:t xml:space="preserve">? </w:t>
-      </w:r>
-      <w:r>
-        <w:rPr>
-          <w:b w:val="false"/>
-          <w:bCs w:val="false"/>
-          <w:color w:val="000000"/>
-          <w:sz w:val="24"/>
-        </w:rPr>
-        <w:t>(Questão levantada pelo parceito)</w:t>
-      </w:r>
-    </w:p>
-    <w:p>
-      <w:pPr>
-        <w:pStyle w:val="Normal"/>
-        <w:rPr>
-          <w:b w:val="false"/>
-          <w:b w:val="false"/>
-          <w:bCs w:val="false"/>
-        </w:rPr>
-      </w:pPr>
-      <w:r>
-        <w:rPr/>
-      </w:r>
-    </w:p>
-    <w:p>
-      <w:pPr>
-        <w:pStyle w:val="Normal"/>
-        <w:rPr>
-          <w:b w:val="false"/>
-          <w:b w:val="false"/>
-          <w:bCs w:val="false"/>
-        </w:rPr>
-      </w:pPr>
-      <w:r>
-        <w:rPr/>
+        <w:t>Qual foi o faturamento diario nos dias que a clinica atendeu? (Questão levantada pelo parceito)</w:t>
+      </w:r>
+    </w:p>
+    <w:p>
+      <w:pPr>
+        <w:pStyle w:val="Normal"/>
+        <w:rPr>
+          <w:b w:val="false"/>
+          <w:bCs w:val="false"/>
+        </w:rPr>
+      </w:pPr>
+      <w:r>
+        <w:rPr>
+          <w:b w:val="false"/>
+          <w:bCs w:val="false"/>
+        </w:rPr>
+      </w:r>
+    </w:p>
+    <w:p>
+      <w:pPr>
+        <w:pStyle w:val="Normal"/>
+        <w:rPr>
+          <w:b w:val="false"/>
+          <w:bCs w:val="false"/>
+        </w:rPr>
+      </w:pPr>
+      <w:r>
+        <w:rPr>
+          <w:b w:val="false"/>
+          <w:bCs w:val="false"/>
+        </w:rPr>
         <w:drawing>
           <wp:anchor behindDoc="0" distT="0" distB="0" distL="0" distR="0" simplePos="0" locked="0" layoutInCell="0" allowOverlap="1" relativeHeight="4">
             <wp:simplePos x="0" y="0"/>
@@ -5044,6 +4763,7 @@
                     <a:prstGeom prst="rect">
                       <a:avLst/>
                     </a:prstGeom>
+                    <a:noFill/>
                   </pic:spPr>
                 </pic:pic>
               </a:graphicData>
@@ -5057,155 +4777,179 @@
         <w:pStyle w:val="Normal"/>
         <w:rPr>
           <w:b w:val="false"/>
-          <w:b w:val="false"/>
-          <w:bCs w:val="false"/>
-        </w:rPr>
-      </w:pPr>
-      <w:r>
-        <w:rPr/>
-      </w:r>
-    </w:p>
-    <w:p>
-      <w:pPr>
-        <w:pStyle w:val="Normal"/>
-        <w:rPr>
-          <w:b w:val="false"/>
-          <w:b w:val="false"/>
-          <w:bCs w:val="false"/>
-        </w:rPr>
-      </w:pPr>
-      <w:r>
-        <w:rPr/>
-      </w:r>
-    </w:p>
-    <w:p>
-      <w:pPr>
-        <w:pStyle w:val="Normal"/>
-        <w:rPr>
-          <w:b w:val="false"/>
-          <w:b w:val="false"/>
-          <w:bCs w:val="false"/>
-        </w:rPr>
-      </w:pPr>
-      <w:r>
-        <w:rPr/>
-      </w:r>
-    </w:p>
-    <w:p>
-      <w:pPr>
-        <w:pStyle w:val="Normal"/>
-        <w:rPr>
-          <w:b w:val="false"/>
-          <w:b w:val="false"/>
-          <w:bCs w:val="false"/>
-        </w:rPr>
-      </w:pPr>
-      <w:r>
-        <w:rPr/>
-      </w:r>
-    </w:p>
-    <w:p>
-      <w:pPr>
-        <w:pStyle w:val="Normal"/>
-        <w:rPr>
-          <w:b w:val="false"/>
-          <w:b w:val="false"/>
-          <w:bCs w:val="false"/>
-        </w:rPr>
-      </w:pPr>
-      <w:r>
-        <w:rPr/>
-      </w:r>
-    </w:p>
-    <w:p>
-      <w:pPr>
-        <w:pStyle w:val="Normal"/>
-        <w:rPr>
-          <w:b w:val="false"/>
-          <w:b w:val="false"/>
-          <w:bCs w:val="false"/>
-        </w:rPr>
-      </w:pPr>
-      <w:r>
-        <w:rPr/>
-      </w:r>
-    </w:p>
-    <w:p>
-      <w:pPr>
-        <w:pStyle w:val="Normal"/>
-        <w:rPr>
-          <w:b w:val="false"/>
-          <w:b w:val="false"/>
-          <w:bCs w:val="false"/>
-        </w:rPr>
-      </w:pPr>
-      <w:r>
-        <w:rPr/>
-      </w:r>
-    </w:p>
-    <w:p>
-      <w:pPr>
-        <w:pStyle w:val="Normal"/>
-        <w:rPr>
-          <w:b w:val="false"/>
-          <w:b w:val="false"/>
-          <w:bCs w:val="false"/>
-        </w:rPr>
-      </w:pPr>
-      <w:r>
-        <w:rPr/>
-      </w:r>
-    </w:p>
-    <w:p>
-      <w:pPr>
-        <w:pStyle w:val="Normal"/>
-        <w:rPr>
-          <w:b w:val="false"/>
-          <w:b w:val="false"/>
-          <w:bCs w:val="false"/>
-        </w:rPr>
-      </w:pPr>
-      <w:r>
-        <w:rPr/>
-      </w:r>
-    </w:p>
-    <w:p>
-      <w:pPr>
-        <w:pStyle w:val="Normal"/>
-        <w:rPr>
-          <w:b w:val="false"/>
-          <w:b w:val="false"/>
-          <w:bCs w:val="false"/>
-        </w:rPr>
-      </w:pPr>
-      <w:r>
-        <w:rPr/>
-      </w:r>
-    </w:p>
-    <w:p>
-      <w:pPr>
-        <w:pStyle w:val="Normal"/>
-        <w:rPr>
-          <w:b w:val="false"/>
-          <w:b w:val="false"/>
-          <w:bCs w:val="false"/>
-        </w:rPr>
-      </w:pPr>
-      <w:r>
-        <w:rPr/>
-      </w:r>
-    </w:p>
-    <w:p>
-      <w:pPr>
-        <w:pStyle w:val="Normal"/>
-        <w:rPr>
-          <w:b w:val="false"/>
-          <w:b w:val="false"/>
-          <w:bCs w:val="false"/>
-        </w:rPr>
-      </w:pPr>
-      <w:r>
-        <w:rPr/>
+          <w:bCs w:val="false"/>
+        </w:rPr>
+      </w:pPr>
+      <w:r>
+        <w:rPr>
+          <w:b w:val="false"/>
+          <w:bCs w:val="false"/>
+        </w:rPr>
+      </w:r>
+    </w:p>
+    <w:p>
+      <w:pPr>
+        <w:pStyle w:val="Normal"/>
+        <w:rPr>
+          <w:b w:val="false"/>
+          <w:bCs w:val="false"/>
+        </w:rPr>
+      </w:pPr>
+      <w:r>
+        <w:rPr>
+          <w:b w:val="false"/>
+          <w:bCs w:val="false"/>
+        </w:rPr>
+      </w:r>
+    </w:p>
+    <w:p>
+      <w:pPr>
+        <w:pStyle w:val="Normal"/>
+        <w:rPr>
+          <w:b w:val="false"/>
+          <w:bCs w:val="false"/>
+        </w:rPr>
+      </w:pPr>
+      <w:r>
+        <w:rPr>
+          <w:b w:val="false"/>
+          <w:bCs w:val="false"/>
+        </w:rPr>
+      </w:r>
+    </w:p>
+    <w:p>
+      <w:pPr>
+        <w:pStyle w:val="Normal"/>
+        <w:rPr>
+          <w:b w:val="false"/>
+          <w:bCs w:val="false"/>
+        </w:rPr>
+      </w:pPr>
+      <w:r>
+        <w:rPr>
+          <w:b w:val="false"/>
+          <w:bCs w:val="false"/>
+        </w:rPr>
+      </w:r>
+    </w:p>
+    <w:p>
+      <w:pPr>
+        <w:pStyle w:val="Normal"/>
+        <w:rPr>
+          <w:b w:val="false"/>
+          <w:bCs w:val="false"/>
+        </w:rPr>
+      </w:pPr>
+      <w:r>
+        <w:rPr>
+          <w:b w:val="false"/>
+          <w:bCs w:val="false"/>
+        </w:rPr>
+      </w:r>
+    </w:p>
+    <w:p>
+      <w:pPr>
+        <w:pStyle w:val="Normal"/>
+        <w:rPr>
+          <w:b w:val="false"/>
+          <w:bCs w:val="false"/>
+        </w:rPr>
+      </w:pPr>
+      <w:r>
+        <w:rPr>
+          <w:b w:val="false"/>
+          <w:bCs w:val="false"/>
+        </w:rPr>
+      </w:r>
+    </w:p>
+    <w:p>
+      <w:pPr>
+        <w:pStyle w:val="Normal"/>
+        <w:rPr>
+          <w:b w:val="false"/>
+          <w:bCs w:val="false"/>
+        </w:rPr>
+      </w:pPr>
+      <w:r>
+        <w:rPr>
+          <w:b w:val="false"/>
+          <w:bCs w:val="false"/>
+        </w:rPr>
+      </w:r>
+    </w:p>
+    <w:p>
+      <w:pPr>
+        <w:pStyle w:val="Normal"/>
+        <w:rPr>
+          <w:b w:val="false"/>
+          <w:bCs w:val="false"/>
+        </w:rPr>
+      </w:pPr>
+      <w:r>
+        <w:rPr>
+          <w:b w:val="false"/>
+          <w:bCs w:val="false"/>
+        </w:rPr>
+      </w:r>
+    </w:p>
+    <w:p>
+      <w:pPr>
+        <w:pStyle w:val="Normal"/>
+        <w:rPr>
+          <w:b w:val="false"/>
+          <w:bCs w:val="false"/>
+        </w:rPr>
+      </w:pPr>
+      <w:r>
+        <w:rPr>
+          <w:b w:val="false"/>
+          <w:bCs w:val="false"/>
+        </w:rPr>
+      </w:r>
+    </w:p>
+    <w:p>
+      <w:pPr>
+        <w:pStyle w:val="Normal"/>
+        <w:rPr>
+          <w:b w:val="false"/>
+          <w:bCs w:val="false"/>
+        </w:rPr>
+      </w:pPr>
+      <w:r>
+        <w:rPr>
+          <w:b w:val="false"/>
+          <w:bCs w:val="false"/>
+        </w:rPr>
+      </w:r>
+    </w:p>
+    <w:p>
+      <w:pPr>
+        <w:pStyle w:val="Normal"/>
+        <w:rPr>
+          <w:b w:val="false"/>
+          <w:bCs w:val="false"/>
+        </w:rPr>
+      </w:pPr>
+      <w:r>
+        <w:rPr>
+          <w:b w:val="false"/>
+          <w:bCs w:val="false"/>
+        </w:rPr>
+      </w:r>
+    </w:p>
+    <w:p>
+      <w:pPr>
+        <w:pStyle w:val="Normal"/>
+        <w:rPr>
+          <w:b w:val="false"/>
+          <w:bCs w:val="false"/>
+        </w:rPr>
+      </w:pPr>
+      <w:r>
+        <w:rPr>
+          <w:b w:val="false"/>
+          <w:bCs w:val="false"/>
+        </w:rPr>
       </w:r>
     </w:p>
     <w:p>
@@ -5218,24 +4962,9 @@
       </w:pPr>
       <w:r>
         <w:rPr>
-          <w:b w:val="false"/>
-          <w:bCs w:val="false"/>
-        </w:rPr>
-      </w:r>
-    </w:p>
-    <w:p>
-      <w:pPr>
-        <w:pStyle w:val="Normal"/>
-        <w:rPr>
           <w:color w:val="000000"/>
           <w:sz w:val="24"/>
         </w:rPr>
-      </w:pPr>
-      <w:r>
-        <w:rPr>
-          <w:b w:val="false"/>
-          <w:bCs w:val="false"/>
-        </w:rPr>
       </w:r>
     </w:p>
     <w:p>
@@ -5248,24 +4977,9 @@
       </w:pPr>
       <w:r>
         <w:rPr>
-          <w:b w:val="false"/>
-          <w:bCs w:val="false"/>
-        </w:rPr>
-      </w:r>
-    </w:p>
-    <w:p>
-      <w:pPr>
-        <w:pStyle w:val="Normal"/>
-        <w:rPr>
           <w:color w:val="000000"/>
           <w:sz w:val="24"/>
         </w:rPr>
-      </w:pPr>
-      <w:r>
-        <w:rPr>
-          <w:b w:val="false"/>
-          <w:bCs w:val="false"/>
-        </w:rPr>
       </w:r>
     </w:p>
     <w:p>
@@ -5278,29 +4992,58 @@
       </w:pPr>
       <w:r>
         <w:rPr>
-          <w:b w:val="false"/>
-          <w:bCs w:val="false"/>
-        </w:rPr>
-      </w:r>
-    </w:p>
-    <w:p>
-      <w:pPr>
-        <w:pStyle w:val="Normal"/>
-        <w:rPr>
-          <w:b w:val="false"/>
-          <w:b w:val="false"/>
-          <w:bCs w:val="false"/>
           <w:color w:val="000000"/>
           <w:sz w:val="24"/>
         </w:rPr>
-      </w:pPr>
-      <w:r>
-        <w:rPr>
-          <w:b w:val="false"/>
-          <w:bCs w:val="false"/>
+      </w:r>
+    </w:p>
+    <w:p>
+      <w:pPr>
+        <w:pStyle w:val="Normal"/>
+        <w:rPr>
           <w:color w:val="000000"/>
           <w:sz w:val="24"/>
         </w:rPr>
+      </w:pPr>
+      <w:r>
+        <w:rPr>
+          <w:color w:val="000000"/>
+          <w:sz w:val="24"/>
+        </w:rPr>
+      </w:r>
+    </w:p>
+    <w:p>
+      <w:pPr>
+        <w:pStyle w:val="Normal"/>
+        <w:rPr>
+          <w:color w:val="000000"/>
+          <w:sz w:val="24"/>
+        </w:rPr>
+      </w:pPr>
+      <w:r>
+        <w:rPr>
+          <w:color w:val="000000"/>
+          <w:sz w:val="24"/>
+        </w:rPr>
+      </w:r>
+    </w:p>
+    <w:p>
+      <w:pPr>
+        <w:pStyle w:val="Normal"/>
+        <w:rPr>
+          <w:b w:val="false"/>
+          <w:bCs w:val="false"/>
+          <w:color w:val="000000"/>
+          <w:sz w:val="24"/>
+        </w:rPr>
+      </w:pPr>
+      <w:r>
+        <w:rPr>
+          <w:b w:val="false"/>
+          <w:bCs w:val="false"/>
+          <w:color w:val="000000"/>
+          <w:sz w:val="24"/>
+        </w:rPr>
         <w:t>Qual foi o faturamento semanal semana? (Questão levantada pelo parceito)</w:t>
       </w:r>
     </w:p>
@@ -5309,12 +5052,14 @@
         <w:pStyle w:val="Normal"/>
         <w:rPr>
           <w:b w:val="false"/>
-          <w:b w:val="false"/>
-          <w:bCs w:val="false"/>
-        </w:rPr>
-      </w:pPr>
-      <w:r>
-        <w:rPr/>
+          <w:bCs w:val="false"/>
+        </w:rPr>
+      </w:pPr>
+      <w:r>
+        <w:rPr>
+          <w:b w:val="false"/>
+          <w:bCs w:val="false"/>
+        </w:rPr>
         <w:drawing>
           <wp:anchor behindDoc="0" distT="0" distB="0" distL="0" distR="0" simplePos="0" locked="0" layoutInCell="0" allowOverlap="1" relativeHeight="5">
             <wp:simplePos x="0" y="0"/>
@@ -5354,6 +5099,7 @@
                     <a:prstGeom prst="rect">
                       <a:avLst/>
                     </a:prstGeom>
+                    <a:noFill/>
                   </pic:spPr>
                 </pic:pic>
               </a:graphicData>
@@ -5367,175 +5113,200 @@
         <w:pStyle w:val="Normal"/>
         <w:rPr>
           <w:b w:val="false"/>
-          <w:b w:val="false"/>
-          <w:bCs w:val="false"/>
-        </w:rPr>
-      </w:pPr>
-      <w:r>
-        <w:rPr/>
-      </w:r>
-    </w:p>
-    <w:p>
-      <w:pPr>
-        <w:pStyle w:val="Normal"/>
-        <w:rPr>
-          <w:b w:val="false"/>
-          <w:b w:val="false"/>
-          <w:bCs w:val="false"/>
-        </w:rPr>
-      </w:pPr>
-      <w:r>
-        <w:rPr/>
-      </w:r>
-    </w:p>
-    <w:p>
-      <w:pPr>
-        <w:pStyle w:val="Normal"/>
-        <w:rPr>
-          <w:b w:val="false"/>
-          <w:b w:val="false"/>
-          <w:bCs w:val="false"/>
-        </w:rPr>
-      </w:pPr>
-      <w:r>
-        <w:rPr/>
-      </w:r>
-    </w:p>
-    <w:p>
-      <w:pPr>
-        <w:pStyle w:val="Normal"/>
-        <w:rPr>
-          <w:b w:val="false"/>
-          <w:b w:val="false"/>
-          <w:bCs w:val="false"/>
-        </w:rPr>
-      </w:pPr>
-      <w:r>
-        <w:rPr/>
-      </w:r>
-    </w:p>
-    <w:p>
-      <w:pPr>
-        <w:pStyle w:val="Normal"/>
-        <w:rPr>
-          <w:b w:val="false"/>
-          <w:b w:val="false"/>
-          <w:bCs w:val="false"/>
-        </w:rPr>
-      </w:pPr>
-      <w:r>
-        <w:rPr/>
-      </w:r>
-    </w:p>
-    <w:p>
-      <w:pPr>
-        <w:pStyle w:val="Normal"/>
-        <w:rPr>
-          <w:b w:val="false"/>
-          <w:b w:val="false"/>
-          <w:bCs w:val="false"/>
-        </w:rPr>
-      </w:pPr>
-      <w:r>
-        <w:rPr/>
-      </w:r>
-    </w:p>
-    <w:p>
-      <w:pPr>
-        <w:pStyle w:val="Normal"/>
-        <w:rPr>
-          <w:b w:val="false"/>
-          <w:b w:val="false"/>
-          <w:bCs w:val="false"/>
-        </w:rPr>
-      </w:pPr>
-      <w:r>
-        <w:rPr/>
-      </w:r>
-    </w:p>
-    <w:p>
-      <w:pPr>
-        <w:pStyle w:val="Normal"/>
-        <w:rPr>
-          <w:b w:val="false"/>
-          <w:b w:val="false"/>
-          <w:bCs w:val="false"/>
-        </w:rPr>
-      </w:pPr>
-      <w:r>
-        <w:rPr/>
-      </w:r>
-    </w:p>
-    <w:p>
-      <w:pPr>
-        <w:pStyle w:val="Normal"/>
-        <w:rPr>
-          <w:b w:val="false"/>
-          <w:b w:val="false"/>
-          <w:bCs w:val="false"/>
-        </w:rPr>
-      </w:pPr>
-      <w:r>
-        <w:rPr/>
-      </w:r>
-    </w:p>
-    <w:p>
-      <w:pPr>
-        <w:pStyle w:val="Normal"/>
-        <w:rPr>
-          <w:b w:val="false"/>
-          <w:b w:val="false"/>
-          <w:bCs w:val="false"/>
-        </w:rPr>
-      </w:pPr>
-      <w:r>
-        <w:rPr/>
-      </w:r>
-    </w:p>
-    <w:p>
-      <w:pPr>
-        <w:pStyle w:val="Normal"/>
-        <w:rPr>
-          <w:b w:val="false"/>
-          <w:b w:val="false"/>
-          <w:bCs w:val="false"/>
-        </w:rPr>
-      </w:pPr>
-      <w:r>
-        <w:rPr/>
-      </w:r>
-    </w:p>
-    <w:p>
-      <w:pPr>
-        <w:pStyle w:val="Normal"/>
-        <w:rPr>
-          <w:b w:val="false"/>
-          <w:b w:val="false"/>
-          <w:bCs w:val="false"/>
-        </w:rPr>
-      </w:pPr>
-      <w:r>
-        <w:rPr/>
-      </w:r>
-    </w:p>
-    <w:p>
-      <w:pPr>
-        <w:pStyle w:val="Normal"/>
-        <w:rPr>
-          <w:b w:val="false"/>
-          <w:b w:val="false"/>
-          <w:bCs w:val="false"/>
-        </w:rPr>
-      </w:pPr>
-      <w:r>
-        <w:rPr/>
-      </w:r>
-    </w:p>
-    <w:p>
-      <w:pPr>
-        <w:pStyle w:val="Normal"/>
-        <w:rPr>
-          <w:b w:val="false"/>
+          <w:bCs w:val="false"/>
+        </w:rPr>
+      </w:pPr>
+      <w:r>
+        <w:rPr>
+          <w:b w:val="false"/>
+          <w:bCs w:val="false"/>
+        </w:rPr>
+      </w:r>
+    </w:p>
+    <w:p>
+      <w:pPr>
+        <w:pStyle w:val="Normal"/>
+        <w:rPr>
+          <w:b w:val="false"/>
+          <w:bCs w:val="false"/>
+        </w:rPr>
+      </w:pPr>
+      <w:r>
+        <w:rPr>
+          <w:b w:val="false"/>
+          <w:bCs w:val="false"/>
+        </w:rPr>
+      </w:r>
+    </w:p>
+    <w:p>
+      <w:pPr>
+        <w:pStyle w:val="Normal"/>
+        <w:rPr>
+          <w:b w:val="false"/>
+          <w:bCs w:val="false"/>
+        </w:rPr>
+      </w:pPr>
+      <w:r>
+        <w:rPr>
+          <w:b w:val="false"/>
+          <w:bCs w:val="false"/>
+        </w:rPr>
+      </w:r>
+    </w:p>
+    <w:p>
+      <w:pPr>
+        <w:pStyle w:val="Normal"/>
+        <w:rPr>
+          <w:b w:val="false"/>
+          <w:bCs w:val="false"/>
+        </w:rPr>
+      </w:pPr>
+      <w:r>
+        <w:rPr>
+          <w:b w:val="false"/>
+          <w:bCs w:val="false"/>
+        </w:rPr>
+      </w:r>
+    </w:p>
+    <w:p>
+      <w:pPr>
+        <w:pStyle w:val="Normal"/>
+        <w:rPr>
+          <w:b w:val="false"/>
+          <w:bCs w:val="false"/>
+        </w:rPr>
+      </w:pPr>
+      <w:r>
+        <w:rPr>
+          <w:b w:val="false"/>
+          <w:bCs w:val="false"/>
+        </w:rPr>
+      </w:r>
+    </w:p>
+    <w:p>
+      <w:pPr>
+        <w:pStyle w:val="Normal"/>
+        <w:rPr>
+          <w:b w:val="false"/>
+          <w:bCs w:val="false"/>
+        </w:rPr>
+      </w:pPr>
+      <w:r>
+        <w:rPr>
+          <w:b w:val="false"/>
+          <w:bCs w:val="false"/>
+        </w:rPr>
+      </w:r>
+    </w:p>
+    <w:p>
+      <w:pPr>
+        <w:pStyle w:val="Normal"/>
+        <w:rPr>
+          <w:b w:val="false"/>
+          <w:bCs w:val="false"/>
+        </w:rPr>
+      </w:pPr>
+      <w:r>
+        <w:rPr>
+          <w:b w:val="false"/>
+          <w:bCs w:val="false"/>
+        </w:rPr>
+      </w:r>
+    </w:p>
+    <w:p>
+      <w:pPr>
+        <w:pStyle w:val="Normal"/>
+        <w:rPr>
+          <w:b w:val="false"/>
+          <w:bCs w:val="false"/>
+        </w:rPr>
+      </w:pPr>
+      <w:r>
+        <w:rPr>
+          <w:b w:val="false"/>
+          <w:bCs w:val="false"/>
+        </w:rPr>
+      </w:r>
+    </w:p>
+    <w:p>
+      <w:pPr>
+        <w:pStyle w:val="Normal"/>
+        <w:rPr>
+          <w:b w:val="false"/>
+          <w:bCs w:val="false"/>
+        </w:rPr>
+      </w:pPr>
+      <w:r>
+        <w:rPr>
+          <w:b w:val="false"/>
+          <w:bCs w:val="false"/>
+        </w:rPr>
+      </w:r>
+    </w:p>
+    <w:p>
+      <w:pPr>
+        <w:pStyle w:val="Normal"/>
+        <w:rPr>
+          <w:b w:val="false"/>
+          <w:bCs w:val="false"/>
+        </w:rPr>
+      </w:pPr>
+      <w:r>
+        <w:rPr>
+          <w:b w:val="false"/>
+          <w:bCs w:val="false"/>
+        </w:rPr>
+      </w:r>
+    </w:p>
+    <w:p>
+      <w:pPr>
+        <w:pStyle w:val="Normal"/>
+        <w:rPr>
+          <w:b w:val="false"/>
+          <w:bCs w:val="false"/>
+        </w:rPr>
+      </w:pPr>
+      <w:r>
+        <w:rPr>
+          <w:b w:val="false"/>
+          <w:bCs w:val="false"/>
+        </w:rPr>
+      </w:r>
+    </w:p>
+    <w:p>
+      <w:pPr>
+        <w:pStyle w:val="Normal"/>
+        <w:rPr>
+          <w:b w:val="false"/>
+          <w:bCs w:val="false"/>
+        </w:rPr>
+      </w:pPr>
+      <w:r>
+        <w:rPr>
+          <w:b w:val="false"/>
+          <w:bCs w:val="false"/>
+        </w:rPr>
+      </w:r>
+    </w:p>
+    <w:p>
+      <w:pPr>
+        <w:pStyle w:val="Normal"/>
+        <w:rPr>
+          <w:b w:val="false"/>
+          <w:bCs w:val="false"/>
+        </w:rPr>
+      </w:pPr>
+      <w:r>
+        <w:rPr>
+          <w:b w:val="false"/>
+          <w:bCs w:val="false"/>
+        </w:rPr>
+      </w:r>
+    </w:p>
+    <w:p>
+      <w:pPr>
+        <w:pStyle w:val="Normal"/>
+        <w:rPr>
           <w:b w:val="false"/>
           <w:bCs w:val="false"/>
         </w:rPr>
@@ -5555,12 +5326,14 @@
         <w:pStyle w:val="Normal"/>
         <w:rPr>
           <w:b w:val="false"/>
-          <w:b w:val="false"/>
-          <w:bCs w:val="false"/>
-        </w:rPr>
-      </w:pPr>
-      <w:r>
-        <w:rPr/>
+          <w:bCs w:val="false"/>
+        </w:rPr>
+      </w:pPr>
+      <w:r>
+        <w:rPr>
+          <w:b w:val="false"/>
+          <w:bCs w:val="false"/>
+        </w:rPr>
         <w:drawing>
           <wp:anchor behindDoc="0" distT="0" distB="0" distL="0" distR="0" simplePos="0" locked="0" layoutInCell="0" allowOverlap="1" relativeHeight="6">
             <wp:simplePos x="0" y="0"/>
@@ -5600,6 +5373,7 @@
                     <a:prstGeom prst="rect">
                       <a:avLst/>
                     </a:prstGeom>
+                    <a:noFill/>
                   </pic:spPr>
                 </pic:pic>
               </a:graphicData>
@@ -5613,188 +5387,215 @@
         <w:pStyle w:val="Normal"/>
         <w:rPr>
           <w:b w:val="false"/>
-          <w:b w:val="false"/>
-          <w:bCs w:val="false"/>
-        </w:rPr>
-      </w:pPr>
-      <w:r>
-        <w:rPr/>
-      </w:r>
-    </w:p>
-    <w:p>
-      <w:pPr>
-        <w:pStyle w:val="Normal"/>
-        <w:rPr>
-          <w:b w:val="false"/>
-          <w:b w:val="false"/>
-          <w:bCs w:val="false"/>
-        </w:rPr>
-      </w:pPr>
-      <w:r>
-        <w:rPr/>
-      </w:r>
-    </w:p>
-    <w:p>
-      <w:pPr>
-        <w:pStyle w:val="Normal"/>
-        <w:rPr>
-          <w:b w:val="false"/>
-          <w:b w:val="false"/>
-          <w:bCs w:val="false"/>
-        </w:rPr>
-      </w:pPr>
-      <w:r>
-        <w:rPr/>
-      </w:r>
-    </w:p>
-    <w:p>
-      <w:pPr>
-        <w:pStyle w:val="Normal"/>
-        <w:rPr>
-          <w:b w:val="false"/>
-          <w:b w:val="false"/>
-          <w:bCs w:val="false"/>
-        </w:rPr>
-      </w:pPr>
-      <w:r>
-        <w:rPr/>
-      </w:r>
-    </w:p>
-    <w:p>
-      <w:pPr>
-        <w:pStyle w:val="Normal"/>
-        <w:rPr>
-          <w:b w:val="false"/>
-          <w:b w:val="false"/>
-          <w:bCs w:val="false"/>
-        </w:rPr>
-      </w:pPr>
-      <w:r>
-        <w:rPr/>
-      </w:r>
-    </w:p>
-    <w:p>
-      <w:pPr>
-        <w:pStyle w:val="Normal"/>
-        <w:rPr>
-          <w:b w:val="false"/>
-          <w:b w:val="false"/>
-          <w:bCs w:val="false"/>
-        </w:rPr>
-      </w:pPr>
-      <w:r>
-        <w:rPr/>
-      </w:r>
-    </w:p>
-    <w:p>
-      <w:pPr>
-        <w:pStyle w:val="Normal"/>
-        <w:rPr>
-          <w:b w:val="false"/>
-          <w:b w:val="false"/>
-          <w:bCs w:val="false"/>
-        </w:rPr>
-      </w:pPr>
-      <w:r>
-        <w:rPr/>
-      </w:r>
-    </w:p>
-    <w:p>
-      <w:pPr>
-        <w:pStyle w:val="Normal"/>
-        <w:rPr>
-          <w:b w:val="false"/>
-          <w:b w:val="false"/>
-          <w:bCs w:val="false"/>
-        </w:rPr>
-      </w:pPr>
-      <w:r>
-        <w:rPr/>
-      </w:r>
-    </w:p>
-    <w:p>
-      <w:pPr>
-        <w:pStyle w:val="Normal"/>
-        <w:rPr>
-          <w:b w:val="false"/>
-          <w:b w:val="false"/>
-          <w:bCs w:val="false"/>
-        </w:rPr>
-      </w:pPr>
-      <w:r>
-        <w:rPr/>
-      </w:r>
-    </w:p>
-    <w:p>
-      <w:pPr>
-        <w:pStyle w:val="Normal"/>
-        <w:rPr>
-          <w:b w:val="false"/>
-          <w:b w:val="false"/>
-          <w:bCs w:val="false"/>
-        </w:rPr>
-      </w:pPr>
-      <w:r>
-        <w:rPr/>
-      </w:r>
-    </w:p>
-    <w:p>
-      <w:pPr>
-        <w:pStyle w:val="Normal"/>
-        <w:rPr>
-          <w:b w:val="false"/>
-          <w:b w:val="false"/>
-          <w:bCs w:val="false"/>
-        </w:rPr>
-      </w:pPr>
-      <w:r>
-        <w:rPr/>
-      </w:r>
-    </w:p>
-    <w:p>
-      <w:pPr>
-        <w:pStyle w:val="Normal"/>
-        <w:rPr>
-          <w:b w:val="false"/>
-          <w:b w:val="false"/>
-          <w:bCs w:val="false"/>
-        </w:rPr>
-      </w:pPr>
-      <w:r>
-        <w:rPr/>
-      </w:r>
-    </w:p>
-    <w:p>
-      <w:pPr>
-        <w:pStyle w:val="Normal"/>
-        <w:rPr>
-          <w:b w:val="false"/>
-          <w:b w:val="false"/>
-          <w:bCs w:val="false"/>
-        </w:rPr>
-      </w:pPr>
-      <w:r>
-        <w:rPr/>
-      </w:r>
-    </w:p>
-    <w:p>
-      <w:pPr>
-        <w:pStyle w:val="Normal"/>
-        <w:rPr>
-          <w:b w:val="false"/>
-          <w:b w:val="false"/>
-          <w:bCs w:val="false"/>
-        </w:rPr>
-      </w:pPr>
-      <w:r>
-        <w:rPr/>
-      </w:r>
-    </w:p>
-    <w:p>
-      <w:pPr>
-        <w:pStyle w:val="Normal"/>
-        <w:rPr>
-          <w:b w:val="false"/>
+          <w:bCs w:val="false"/>
+        </w:rPr>
+      </w:pPr>
+      <w:r>
+        <w:rPr>
+          <w:b w:val="false"/>
+          <w:bCs w:val="false"/>
+        </w:rPr>
+      </w:r>
+    </w:p>
+    <w:p>
+      <w:pPr>
+        <w:pStyle w:val="Normal"/>
+        <w:rPr>
+          <w:b w:val="false"/>
+          <w:bCs w:val="false"/>
+        </w:rPr>
+      </w:pPr>
+      <w:r>
+        <w:rPr>
+          <w:b w:val="false"/>
+          <w:bCs w:val="false"/>
+        </w:rPr>
+      </w:r>
+    </w:p>
+    <w:p>
+      <w:pPr>
+        <w:pStyle w:val="Normal"/>
+        <w:rPr>
+          <w:b w:val="false"/>
+          <w:bCs w:val="false"/>
+        </w:rPr>
+      </w:pPr>
+      <w:r>
+        <w:rPr>
+          <w:b w:val="false"/>
+          <w:bCs w:val="false"/>
+        </w:rPr>
+      </w:r>
+    </w:p>
+    <w:p>
+      <w:pPr>
+        <w:pStyle w:val="Normal"/>
+        <w:rPr>
+          <w:b w:val="false"/>
+          <w:bCs w:val="false"/>
+        </w:rPr>
+      </w:pPr>
+      <w:r>
+        <w:rPr>
+          <w:b w:val="false"/>
+          <w:bCs w:val="false"/>
+        </w:rPr>
+      </w:r>
+    </w:p>
+    <w:p>
+      <w:pPr>
+        <w:pStyle w:val="Normal"/>
+        <w:rPr>
+          <w:b w:val="false"/>
+          <w:bCs w:val="false"/>
+        </w:rPr>
+      </w:pPr>
+      <w:r>
+        <w:rPr>
+          <w:b w:val="false"/>
+          <w:bCs w:val="false"/>
+        </w:rPr>
+      </w:r>
+    </w:p>
+    <w:p>
+      <w:pPr>
+        <w:pStyle w:val="Normal"/>
+        <w:rPr>
+          <w:b w:val="false"/>
+          <w:bCs w:val="false"/>
+        </w:rPr>
+      </w:pPr>
+      <w:r>
+        <w:rPr>
+          <w:b w:val="false"/>
+          <w:bCs w:val="false"/>
+        </w:rPr>
+      </w:r>
+    </w:p>
+    <w:p>
+      <w:pPr>
+        <w:pStyle w:val="Normal"/>
+        <w:rPr>
+          <w:b w:val="false"/>
+          <w:bCs w:val="false"/>
+        </w:rPr>
+      </w:pPr>
+      <w:r>
+        <w:rPr>
+          <w:b w:val="false"/>
+          <w:bCs w:val="false"/>
+        </w:rPr>
+      </w:r>
+    </w:p>
+    <w:p>
+      <w:pPr>
+        <w:pStyle w:val="Normal"/>
+        <w:rPr>
+          <w:b w:val="false"/>
+          <w:bCs w:val="false"/>
+        </w:rPr>
+      </w:pPr>
+      <w:r>
+        <w:rPr>
+          <w:b w:val="false"/>
+          <w:bCs w:val="false"/>
+        </w:rPr>
+      </w:r>
+    </w:p>
+    <w:p>
+      <w:pPr>
+        <w:pStyle w:val="Normal"/>
+        <w:rPr>
+          <w:b w:val="false"/>
+          <w:bCs w:val="false"/>
+        </w:rPr>
+      </w:pPr>
+      <w:r>
+        <w:rPr>
+          <w:b w:val="false"/>
+          <w:bCs w:val="false"/>
+        </w:rPr>
+      </w:r>
+    </w:p>
+    <w:p>
+      <w:pPr>
+        <w:pStyle w:val="Normal"/>
+        <w:rPr>
+          <w:b w:val="false"/>
+          <w:bCs w:val="false"/>
+        </w:rPr>
+      </w:pPr>
+      <w:r>
+        <w:rPr>
+          <w:b w:val="false"/>
+          <w:bCs w:val="false"/>
+        </w:rPr>
+      </w:r>
+    </w:p>
+    <w:p>
+      <w:pPr>
+        <w:pStyle w:val="Normal"/>
+        <w:rPr>
+          <w:b w:val="false"/>
+          <w:bCs w:val="false"/>
+        </w:rPr>
+      </w:pPr>
+      <w:r>
+        <w:rPr>
+          <w:b w:val="false"/>
+          <w:bCs w:val="false"/>
+        </w:rPr>
+      </w:r>
+    </w:p>
+    <w:p>
+      <w:pPr>
+        <w:pStyle w:val="Normal"/>
+        <w:rPr>
+          <w:b w:val="false"/>
+          <w:bCs w:val="false"/>
+        </w:rPr>
+      </w:pPr>
+      <w:r>
+        <w:rPr>
+          <w:b w:val="false"/>
+          <w:bCs w:val="false"/>
+        </w:rPr>
+      </w:r>
+    </w:p>
+    <w:p>
+      <w:pPr>
+        <w:pStyle w:val="Normal"/>
+        <w:rPr>
+          <w:b w:val="false"/>
+          <w:bCs w:val="false"/>
+        </w:rPr>
+      </w:pPr>
+      <w:r>
+        <w:rPr>
+          <w:b w:val="false"/>
+          <w:bCs w:val="false"/>
+        </w:rPr>
+      </w:r>
+    </w:p>
+    <w:p>
+      <w:pPr>
+        <w:pStyle w:val="Normal"/>
+        <w:rPr>
+          <w:b w:val="false"/>
+          <w:bCs w:val="false"/>
+        </w:rPr>
+      </w:pPr>
+      <w:r>
+        <w:rPr>
+          <w:b w:val="false"/>
+          <w:bCs w:val="false"/>
+        </w:rPr>
+      </w:r>
+    </w:p>
+    <w:p>
+      <w:pPr>
+        <w:pStyle w:val="Normal"/>
+        <w:rPr>
           <w:b w:val="false"/>
           <w:bCs w:val="false"/>
         </w:rPr>
@@ -5814,12 +5615,14 @@
         <w:pStyle w:val="Normal"/>
         <w:rPr>
           <w:b w:val="false"/>
-          <w:b w:val="false"/>
-          <w:bCs w:val="false"/>
-        </w:rPr>
-      </w:pPr>
-      <w:r>
-        <w:rPr/>
+          <w:bCs w:val="false"/>
+        </w:rPr>
+      </w:pPr>
+      <w:r>
+        <w:rPr>
+          <w:b w:val="false"/>
+          <w:bCs w:val="false"/>
+        </w:rPr>
         <w:drawing>
           <wp:anchor behindDoc="0" distT="0" distB="0" distL="0" distR="0" simplePos="0" locked="0" layoutInCell="0" allowOverlap="1" relativeHeight="7">
             <wp:simplePos x="0" y="0"/>
@@ -5859,6 +5662,7 @@
                     <a:prstGeom prst="rect">
                       <a:avLst/>
                     </a:prstGeom>
+                    <a:noFill/>
                   </pic:spPr>
                 </pic:pic>
               </a:graphicData>
@@ -5872,253 +5676,290 @@
         <w:pStyle w:val="Normal"/>
         <w:rPr>
           <w:b w:val="false"/>
-          <w:b w:val="false"/>
-          <w:bCs w:val="false"/>
-        </w:rPr>
-      </w:pPr>
-      <w:r>
-        <w:rPr/>
-      </w:r>
-    </w:p>
-    <w:p>
-      <w:pPr>
-        <w:pStyle w:val="Normal"/>
-        <w:rPr>
-          <w:b w:val="false"/>
-          <w:b w:val="false"/>
-          <w:bCs w:val="false"/>
-        </w:rPr>
-      </w:pPr>
-      <w:r>
-        <w:rPr/>
-      </w:r>
-    </w:p>
-    <w:p>
-      <w:pPr>
-        <w:pStyle w:val="Normal"/>
-        <w:rPr>
-          <w:b w:val="false"/>
-          <w:b w:val="false"/>
-          <w:bCs w:val="false"/>
-        </w:rPr>
-      </w:pPr>
-      <w:r>
-        <w:rPr/>
-      </w:r>
-    </w:p>
-    <w:p>
-      <w:pPr>
-        <w:pStyle w:val="Normal"/>
-        <w:rPr>
-          <w:b w:val="false"/>
-          <w:b w:val="false"/>
-          <w:bCs w:val="false"/>
-        </w:rPr>
-      </w:pPr>
-      <w:r>
-        <w:rPr/>
-      </w:r>
-    </w:p>
-    <w:p>
-      <w:pPr>
-        <w:pStyle w:val="Normal"/>
-        <w:rPr>
-          <w:b w:val="false"/>
-          <w:b w:val="false"/>
-          <w:bCs w:val="false"/>
-        </w:rPr>
-      </w:pPr>
-      <w:r>
-        <w:rPr/>
-      </w:r>
-    </w:p>
-    <w:p>
-      <w:pPr>
-        <w:pStyle w:val="Normal"/>
-        <w:rPr>
-          <w:b w:val="false"/>
-          <w:b w:val="false"/>
-          <w:bCs w:val="false"/>
-        </w:rPr>
-      </w:pPr>
-      <w:r>
-        <w:rPr/>
-      </w:r>
-    </w:p>
-    <w:p>
-      <w:pPr>
-        <w:pStyle w:val="Normal"/>
-        <w:rPr>
-          <w:b w:val="false"/>
-          <w:b w:val="false"/>
-          <w:bCs w:val="false"/>
-        </w:rPr>
-      </w:pPr>
-      <w:r>
-        <w:rPr/>
-      </w:r>
-    </w:p>
-    <w:p>
-      <w:pPr>
-        <w:pStyle w:val="Normal"/>
-        <w:rPr>
-          <w:b w:val="false"/>
-          <w:b w:val="false"/>
-          <w:bCs w:val="false"/>
-        </w:rPr>
-      </w:pPr>
-      <w:r>
-        <w:rPr/>
-      </w:r>
-    </w:p>
-    <w:p>
-      <w:pPr>
-        <w:pStyle w:val="Normal"/>
-        <w:rPr>
-          <w:b w:val="false"/>
-          <w:b w:val="false"/>
-          <w:bCs w:val="false"/>
-        </w:rPr>
-      </w:pPr>
-      <w:r>
-        <w:rPr/>
-      </w:r>
-    </w:p>
-    <w:p>
-      <w:pPr>
-        <w:pStyle w:val="Normal"/>
-        <w:rPr>
-          <w:b w:val="false"/>
-          <w:b w:val="false"/>
-          <w:bCs w:val="false"/>
-        </w:rPr>
-      </w:pPr>
-      <w:r>
-        <w:rPr/>
-      </w:r>
-    </w:p>
-    <w:p>
-      <w:pPr>
-        <w:pStyle w:val="Normal"/>
-        <w:rPr>
-          <w:b w:val="false"/>
-          <w:b w:val="false"/>
-          <w:bCs w:val="false"/>
-        </w:rPr>
-      </w:pPr>
-      <w:r>
-        <w:rPr/>
-      </w:r>
-    </w:p>
-    <w:p>
-      <w:pPr>
-        <w:pStyle w:val="Normal"/>
-        <w:rPr>
-          <w:b w:val="false"/>
-          <w:b w:val="false"/>
-          <w:bCs w:val="false"/>
-        </w:rPr>
-      </w:pPr>
-      <w:r>
-        <w:rPr/>
-      </w:r>
-    </w:p>
-    <w:p>
-      <w:pPr>
-        <w:pStyle w:val="Normal"/>
-        <w:rPr>
-          <w:b w:val="false"/>
-          <w:b w:val="false"/>
-          <w:bCs w:val="false"/>
-        </w:rPr>
-      </w:pPr>
-      <w:r>
-        <w:rPr/>
-      </w:r>
-    </w:p>
-    <w:p>
-      <w:pPr>
-        <w:pStyle w:val="Normal"/>
-        <w:rPr>
-          <w:b w:val="false"/>
-          <w:b w:val="false"/>
-          <w:bCs w:val="false"/>
-        </w:rPr>
-      </w:pPr>
-      <w:r>
-        <w:rPr/>
-      </w:r>
-    </w:p>
-    <w:p>
-      <w:pPr>
-        <w:pStyle w:val="Normal"/>
-        <w:rPr>
-          <w:b w:val="false"/>
-          <w:b w:val="false"/>
-          <w:bCs w:val="false"/>
-        </w:rPr>
-      </w:pPr>
-      <w:r>
-        <w:rPr/>
-      </w:r>
-    </w:p>
-    <w:p>
-      <w:pPr>
-        <w:pStyle w:val="Normal"/>
-        <w:rPr>
-          <w:b w:val="false"/>
-          <w:b w:val="false"/>
-          <w:bCs w:val="false"/>
-        </w:rPr>
-      </w:pPr>
-      <w:r>
-        <w:rPr/>
-      </w:r>
-    </w:p>
-    <w:p>
-      <w:pPr>
-        <w:pStyle w:val="Normal"/>
-        <w:rPr>
-          <w:b w:val="false"/>
-          <w:b w:val="false"/>
-          <w:bCs w:val="false"/>
-        </w:rPr>
-      </w:pPr>
-      <w:r>
-        <w:rPr/>
-      </w:r>
-    </w:p>
-    <w:p>
-      <w:pPr>
-        <w:pStyle w:val="Normal"/>
-        <w:rPr>
-          <w:b w:val="false"/>
-          <w:b w:val="false"/>
-          <w:bCs w:val="false"/>
-        </w:rPr>
-      </w:pPr>
-      <w:r>
-        <w:rPr/>
-      </w:r>
-    </w:p>
-    <w:p>
-      <w:pPr>
-        <w:pStyle w:val="Normal"/>
-        <w:rPr>
-          <w:b w:val="false"/>
-          <w:b w:val="false"/>
-          <w:bCs w:val="false"/>
-        </w:rPr>
-      </w:pPr>
-      <w:r>
-        <w:rPr/>
-      </w:r>
-    </w:p>
-    <w:p>
-      <w:pPr>
-        <w:pStyle w:val="Normal"/>
-        <w:rPr>
-          <w:b w:val="false"/>
+          <w:bCs w:val="false"/>
+        </w:rPr>
+      </w:pPr>
+      <w:r>
+        <w:rPr>
+          <w:b w:val="false"/>
+          <w:bCs w:val="false"/>
+        </w:rPr>
+      </w:r>
+    </w:p>
+    <w:p>
+      <w:pPr>
+        <w:pStyle w:val="Normal"/>
+        <w:rPr>
+          <w:b w:val="false"/>
+          <w:bCs w:val="false"/>
+        </w:rPr>
+      </w:pPr>
+      <w:r>
+        <w:rPr>
+          <w:b w:val="false"/>
+          <w:bCs w:val="false"/>
+        </w:rPr>
+      </w:r>
+    </w:p>
+    <w:p>
+      <w:pPr>
+        <w:pStyle w:val="Normal"/>
+        <w:rPr>
+          <w:b w:val="false"/>
+          <w:bCs w:val="false"/>
+        </w:rPr>
+      </w:pPr>
+      <w:r>
+        <w:rPr>
+          <w:b w:val="false"/>
+          <w:bCs w:val="false"/>
+        </w:rPr>
+      </w:r>
+    </w:p>
+    <w:p>
+      <w:pPr>
+        <w:pStyle w:val="Normal"/>
+        <w:rPr>
+          <w:b w:val="false"/>
+          <w:bCs w:val="false"/>
+        </w:rPr>
+      </w:pPr>
+      <w:r>
+        <w:rPr>
+          <w:b w:val="false"/>
+          <w:bCs w:val="false"/>
+        </w:rPr>
+      </w:r>
+    </w:p>
+    <w:p>
+      <w:pPr>
+        <w:pStyle w:val="Normal"/>
+        <w:rPr>
+          <w:b w:val="false"/>
+          <w:bCs w:val="false"/>
+        </w:rPr>
+      </w:pPr>
+      <w:r>
+        <w:rPr>
+          <w:b w:val="false"/>
+          <w:bCs w:val="false"/>
+        </w:rPr>
+      </w:r>
+    </w:p>
+    <w:p>
+      <w:pPr>
+        <w:pStyle w:val="Normal"/>
+        <w:rPr>
+          <w:b w:val="false"/>
+          <w:bCs w:val="false"/>
+        </w:rPr>
+      </w:pPr>
+      <w:r>
+        <w:rPr>
+          <w:b w:val="false"/>
+          <w:bCs w:val="false"/>
+        </w:rPr>
+      </w:r>
+    </w:p>
+    <w:p>
+      <w:pPr>
+        <w:pStyle w:val="Normal"/>
+        <w:rPr>
+          <w:b w:val="false"/>
+          <w:bCs w:val="false"/>
+        </w:rPr>
+      </w:pPr>
+      <w:r>
+        <w:rPr>
+          <w:b w:val="false"/>
+          <w:bCs w:val="false"/>
+        </w:rPr>
+      </w:r>
+    </w:p>
+    <w:p>
+      <w:pPr>
+        <w:pStyle w:val="Normal"/>
+        <w:rPr>
+          <w:b w:val="false"/>
+          <w:bCs w:val="false"/>
+        </w:rPr>
+      </w:pPr>
+      <w:r>
+        <w:rPr>
+          <w:b w:val="false"/>
+          <w:bCs w:val="false"/>
+        </w:rPr>
+      </w:r>
+    </w:p>
+    <w:p>
+      <w:pPr>
+        <w:pStyle w:val="Normal"/>
+        <w:rPr>
+          <w:b w:val="false"/>
+          <w:bCs w:val="false"/>
+        </w:rPr>
+      </w:pPr>
+      <w:r>
+        <w:rPr>
+          <w:b w:val="false"/>
+          <w:bCs w:val="false"/>
+        </w:rPr>
+      </w:r>
+    </w:p>
+    <w:p>
+      <w:pPr>
+        <w:pStyle w:val="Normal"/>
+        <w:rPr>
+          <w:b w:val="false"/>
+          <w:bCs w:val="false"/>
+        </w:rPr>
+      </w:pPr>
+      <w:r>
+        <w:rPr>
+          <w:b w:val="false"/>
+          <w:bCs w:val="false"/>
+        </w:rPr>
+      </w:r>
+    </w:p>
+    <w:p>
+      <w:pPr>
+        <w:pStyle w:val="Normal"/>
+        <w:rPr>
+          <w:b w:val="false"/>
+          <w:bCs w:val="false"/>
+        </w:rPr>
+      </w:pPr>
+      <w:r>
+        <w:rPr>
+          <w:b w:val="false"/>
+          <w:bCs w:val="false"/>
+        </w:rPr>
+      </w:r>
+    </w:p>
+    <w:p>
+      <w:pPr>
+        <w:pStyle w:val="Normal"/>
+        <w:rPr>
+          <w:b w:val="false"/>
+          <w:bCs w:val="false"/>
+        </w:rPr>
+      </w:pPr>
+      <w:r>
+        <w:rPr>
+          <w:b w:val="false"/>
+          <w:bCs w:val="false"/>
+        </w:rPr>
+      </w:r>
+    </w:p>
+    <w:p>
+      <w:pPr>
+        <w:pStyle w:val="Normal"/>
+        <w:rPr>
+          <w:b w:val="false"/>
+          <w:bCs w:val="false"/>
+        </w:rPr>
+      </w:pPr>
+      <w:r>
+        <w:rPr>
+          <w:b w:val="false"/>
+          <w:bCs w:val="false"/>
+        </w:rPr>
+      </w:r>
+    </w:p>
+    <w:p>
+      <w:pPr>
+        <w:pStyle w:val="Normal"/>
+        <w:rPr>
+          <w:b w:val="false"/>
+          <w:bCs w:val="false"/>
+        </w:rPr>
+      </w:pPr>
+      <w:r>
+        <w:rPr>
+          <w:b w:val="false"/>
+          <w:bCs w:val="false"/>
+        </w:rPr>
+      </w:r>
+    </w:p>
+    <w:p>
+      <w:pPr>
+        <w:pStyle w:val="Normal"/>
+        <w:rPr>
+          <w:b w:val="false"/>
+          <w:bCs w:val="false"/>
+        </w:rPr>
+      </w:pPr>
+      <w:r>
+        <w:rPr>
+          <w:b w:val="false"/>
+          <w:bCs w:val="false"/>
+        </w:rPr>
+      </w:r>
+    </w:p>
+    <w:p>
+      <w:pPr>
+        <w:pStyle w:val="Normal"/>
+        <w:rPr>
+          <w:b w:val="false"/>
+          <w:bCs w:val="false"/>
+        </w:rPr>
+      </w:pPr>
+      <w:r>
+        <w:rPr>
+          <w:b w:val="false"/>
+          <w:bCs w:val="false"/>
+        </w:rPr>
+      </w:r>
+    </w:p>
+    <w:p>
+      <w:pPr>
+        <w:pStyle w:val="Normal"/>
+        <w:rPr>
+          <w:b w:val="false"/>
+          <w:bCs w:val="false"/>
+        </w:rPr>
+      </w:pPr>
+      <w:r>
+        <w:rPr>
+          <w:b w:val="false"/>
+          <w:bCs w:val="false"/>
+        </w:rPr>
+      </w:r>
+    </w:p>
+    <w:p>
+      <w:pPr>
+        <w:pStyle w:val="Normal"/>
+        <w:rPr>
+          <w:b w:val="false"/>
+          <w:bCs w:val="false"/>
+        </w:rPr>
+      </w:pPr>
+      <w:r>
+        <w:rPr>
+          <w:b w:val="false"/>
+          <w:bCs w:val="false"/>
+        </w:rPr>
+      </w:r>
+    </w:p>
+    <w:p>
+      <w:pPr>
+        <w:pStyle w:val="Normal"/>
+        <w:rPr>
+          <w:b w:val="false"/>
+          <w:bCs w:val="false"/>
+        </w:rPr>
+      </w:pPr>
+      <w:r>
+        <w:rPr>
+          <w:b w:val="false"/>
+          <w:bCs w:val="false"/>
+        </w:rPr>
+      </w:r>
+    </w:p>
+    <w:p>
+      <w:pPr>
+        <w:pStyle w:val="Normal"/>
+        <w:rPr>
           <w:b w:val="false"/>
           <w:bCs w:val="false"/>
         </w:rPr>
@@ -6138,25 +5979,29 @@
         <w:pStyle w:val="Normal"/>
         <w:rPr>
           <w:b w:val="false"/>
-          <w:b w:val="false"/>
-          <w:bCs w:val="false"/>
-        </w:rPr>
-      </w:pPr>
-      <w:r>
-        <w:rPr/>
-      </w:r>
-    </w:p>
-    <w:p>
-      <w:pPr>
-        <w:pStyle w:val="Normal"/>
-        <w:rPr>
-          <w:b w:val="false"/>
-          <w:b w:val="false"/>
-          <w:bCs w:val="false"/>
-        </w:rPr>
-      </w:pPr>
-      <w:r>
-        <w:rPr/>
+          <w:bCs w:val="false"/>
+        </w:rPr>
+      </w:pPr>
+      <w:r>
+        <w:rPr>
+          <w:b w:val="false"/>
+          <w:bCs w:val="false"/>
+        </w:rPr>
+      </w:r>
+    </w:p>
+    <w:p>
+      <w:pPr>
+        <w:pStyle w:val="Normal"/>
+        <w:rPr>
+          <w:b w:val="false"/>
+          <w:bCs w:val="false"/>
+        </w:rPr>
+      </w:pPr>
+      <w:r>
+        <w:rPr>
+          <w:b w:val="false"/>
+          <w:bCs w:val="false"/>
+        </w:rPr>
         <w:drawing>
           <wp:anchor behindDoc="0" distT="0" distB="0" distL="0" distR="0" simplePos="0" locked="0" layoutInCell="0" allowOverlap="1" relativeHeight="8">
             <wp:simplePos x="0" y="0"/>
@@ -6196,6 +6041,7 @@
                     <a:prstGeom prst="rect">
                       <a:avLst/>
                     </a:prstGeom>
+                    <a:noFill/>
                   </pic:spPr>
                 </pic:pic>
               </a:graphicData>
@@ -6209,207 +6055,353 @@
         <w:pStyle w:val="Normal"/>
         <w:rPr>
           <w:b w:val="false"/>
-          <w:b w:val="false"/>
-          <w:bCs w:val="false"/>
-        </w:rPr>
-      </w:pPr>
-      <w:r>
-        <w:rPr/>
-      </w:r>
-    </w:p>
-    <w:p>
-      <w:pPr>
-        <w:pStyle w:val="Normal"/>
-        <w:rPr>
-          <w:b w:val="false"/>
-          <w:b w:val="false"/>
-          <w:bCs w:val="false"/>
-        </w:rPr>
-      </w:pPr>
-      <w:r>
-        <w:rPr/>
-      </w:r>
-    </w:p>
-    <w:p>
-      <w:pPr>
-        <w:pStyle w:val="Normal"/>
-        <w:rPr>
-          <w:b w:val="false"/>
-          <w:b w:val="false"/>
-          <w:bCs w:val="false"/>
-        </w:rPr>
-      </w:pPr>
-      <w:r>
-        <w:rPr/>
-      </w:r>
-    </w:p>
-    <w:p>
-      <w:pPr>
-        <w:pStyle w:val="Normal"/>
-        <w:rPr>
-          <w:b w:val="false"/>
-          <w:b w:val="false"/>
-          <w:bCs w:val="false"/>
-        </w:rPr>
-      </w:pPr>
-      <w:r>
-        <w:rPr/>
-      </w:r>
-    </w:p>
-    <w:p>
-      <w:pPr>
-        <w:pStyle w:val="Normal"/>
-        <w:rPr>
-          <w:b w:val="false"/>
-          <w:b w:val="false"/>
-          <w:bCs w:val="false"/>
-        </w:rPr>
-      </w:pPr>
-      <w:r>
-        <w:rPr/>
-      </w:r>
-    </w:p>
-    <w:p>
-      <w:pPr>
-        <w:pStyle w:val="Normal"/>
-        <w:rPr>
-          <w:b w:val="false"/>
-          <w:b w:val="false"/>
-          <w:bCs w:val="false"/>
-        </w:rPr>
-      </w:pPr>
-      <w:r>
-        <w:rPr/>
-      </w:r>
-    </w:p>
-    <w:p>
-      <w:pPr>
-        <w:pStyle w:val="Normal"/>
-        <w:rPr>
-          <w:b w:val="false"/>
-          <w:b w:val="false"/>
-          <w:bCs w:val="false"/>
-        </w:rPr>
-      </w:pPr>
-      <w:r>
-        <w:rPr/>
-      </w:r>
-    </w:p>
-    <w:p>
-      <w:pPr>
-        <w:pStyle w:val="Normal"/>
-        <w:rPr>
-          <w:b w:val="false"/>
-          <w:b w:val="false"/>
-          <w:bCs w:val="false"/>
-        </w:rPr>
-      </w:pPr>
-      <w:r>
-        <w:rPr/>
-      </w:r>
-    </w:p>
-    <w:p>
-      <w:pPr>
-        <w:pStyle w:val="Normal"/>
-        <w:rPr>
-          <w:b w:val="false"/>
-          <w:b w:val="false"/>
-          <w:bCs w:val="false"/>
-        </w:rPr>
-      </w:pPr>
-      <w:r>
-        <w:rPr/>
-      </w:r>
-    </w:p>
-    <w:p>
-      <w:pPr>
-        <w:pStyle w:val="Normal"/>
-        <w:rPr>
-          <w:b w:val="false"/>
-          <w:b w:val="false"/>
-          <w:bCs w:val="false"/>
-        </w:rPr>
-      </w:pPr>
-      <w:r>
-        <w:rPr/>
-      </w:r>
-    </w:p>
-    <w:p>
-      <w:pPr>
-        <w:pStyle w:val="Normal"/>
-        <w:rPr>
-          <w:b w:val="false"/>
-          <w:b w:val="false"/>
-          <w:bCs w:val="false"/>
-        </w:rPr>
-      </w:pPr>
-      <w:r>
-        <w:rPr/>
-      </w:r>
-    </w:p>
-    <w:p>
-      <w:pPr>
-        <w:pStyle w:val="Normal"/>
-        <w:rPr>
-          <w:b w:val="false"/>
-          <w:b w:val="false"/>
-          <w:bCs w:val="false"/>
-        </w:rPr>
-      </w:pPr>
-      <w:r>
-        <w:rPr/>
-      </w:r>
-    </w:p>
-    <w:p>
-      <w:pPr>
-        <w:pStyle w:val="Normal"/>
-        <w:rPr>
-          <w:b w:val="false"/>
-          <w:b w:val="false"/>
-          <w:bCs w:val="false"/>
-        </w:rPr>
-      </w:pPr>
-      <w:r>
-        <w:rPr/>
-      </w:r>
-    </w:p>
-    <w:p>
-      <w:pPr>
-        <w:pStyle w:val="Normal"/>
-        <w:rPr>
-          <w:b w:val="false"/>
-          <w:b w:val="false"/>
-          <w:bCs w:val="false"/>
-        </w:rPr>
-      </w:pPr>
-      <w:r>
-        <w:rPr/>
-      </w:r>
-    </w:p>
-    <w:p>
-      <w:pPr>
-        <w:pStyle w:val="Normal"/>
-        <w:rPr>
-          <w:b w:val="false"/>
-          <w:b w:val="false"/>
-          <w:bCs w:val="false"/>
-        </w:rPr>
-      </w:pPr>
-      <w:r>
-        <w:rPr/>
-      </w:r>
-    </w:p>
-    <w:p>
-      <w:pPr>
-        <w:pStyle w:val="Normal"/>
-        <w:rPr>
-          <w:b w:val="false"/>
-          <w:b w:val="false"/>
-          <w:bCs w:val="false"/>
-        </w:rPr>
-      </w:pPr>
-      <w:r>
-        <w:rPr/>
+          <w:bCs w:val="false"/>
+        </w:rPr>
+      </w:pPr>
+      <w:r>
+        <w:rPr>
+          <w:b w:val="false"/>
+          <w:bCs w:val="false"/>
+        </w:rPr>
+      </w:r>
+    </w:p>
+    <w:p>
+      <w:pPr>
+        <w:pStyle w:val="Normal"/>
+        <w:rPr>
+          <w:b w:val="false"/>
+          <w:bCs w:val="false"/>
+        </w:rPr>
+      </w:pPr>
+      <w:r>
+        <w:rPr>
+          <w:b w:val="false"/>
+          <w:bCs w:val="false"/>
+        </w:rPr>
+      </w:r>
+    </w:p>
+    <w:p>
+      <w:pPr>
+        <w:pStyle w:val="Normal"/>
+        <w:rPr>
+          <w:b w:val="false"/>
+          <w:bCs w:val="false"/>
+        </w:rPr>
+      </w:pPr>
+      <w:r>
+        <w:rPr>
+          <w:b w:val="false"/>
+          <w:bCs w:val="false"/>
+        </w:rPr>
+      </w:r>
+    </w:p>
+    <w:p>
+      <w:pPr>
+        <w:pStyle w:val="Normal"/>
+        <w:rPr>
+          <w:b w:val="false"/>
+          <w:bCs w:val="false"/>
+        </w:rPr>
+      </w:pPr>
+      <w:r>
+        <w:rPr>
+          <w:b w:val="false"/>
+          <w:bCs w:val="false"/>
+        </w:rPr>
+      </w:r>
+    </w:p>
+    <w:p>
+      <w:pPr>
+        <w:pStyle w:val="Normal"/>
+        <w:rPr>
+          <w:b w:val="false"/>
+          <w:bCs w:val="false"/>
+        </w:rPr>
+      </w:pPr>
+      <w:r>
+        <w:rPr>
+          <w:b w:val="false"/>
+          <w:bCs w:val="false"/>
+        </w:rPr>
+      </w:r>
+    </w:p>
+    <w:p>
+      <w:pPr>
+        <w:pStyle w:val="Normal"/>
+        <w:rPr>
+          <w:b w:val="false"/>
+          <w:bCs w:val="false"/>
+        </w:rPr>
+      </w:pPr>
+      <w:r>
+        <w:rPr>
+          <w:b w:val="false"/>
+          <w:bCs w:val="false"/>
+        </w:rPr>
+      </w:r>
+    </w:p>
+    <w:p>
+      <w:pPr>
+        <w:pStyle w:val="Normal"/>
+        <w:rPr>
+          <w:b w:val="false"/>
+          <w:bCs w:val="false"/>
+        </w:rPr>
+      </w:pPr>
+      <w:r>
+        <w:rPr>
+          <w:b w:val="false"/>
+          <w:bCs w:val="false"/>
+        </w:rPr>
+      </w:r>
+    </w:p>
+    <w:p>
+      <w:pPr>
+        <w:pStyle w:val="Normal"/>
+        <w:rPr>
+          <w:b w:val="false"/>
+          <w:bCs w:val="false"/>
+        </w:rPr>
+      </w:pPr>
+      <w:r>
+        <w:rPr>
+          <w:b w:val="false"/>
+          <w:bCs w:val="false"/>
+        </w:rPr>
+      </w:r>
+    </w:p>
+    <w:p>
+      <w:pPr>
+        <w:pStyle w:val="Normal"/>
+        <w:rPr>
+          <w:b w:val="false"/>
+          <w:bCs w:val="false"/>
+        </w:rPr>
+      </w:pPr>
+      <w:r>
+        <w:rPr>
+          <w:b w:val="false"/>
+          <w:bCs w:val="false"/>
+        </w:rPr>
+      </w:r>
+    </w:p>
+    <w:p>
+      <w:pPr>
+        <w:pStyle w:val="Normal"/>
+        <w:rPr>
+          <w:b w:val="false"/>
+          <w:bCs w:val="false"/>
+        </w:rPr>
+      </w:pPr>
+      <w:r>
+        <w:rPr>
+          <w:b w:val="false"/>
+          <w:bCs w:val="false"/>
+        </w:rPr>
+      </w:r>
+    </w:p>
+    <w:p>
+      <w:pPr>
+        <w:pStyle w:val="Normal"/>
+        <w:rPr>
+          <w:b w:val="false"/>
+          <w:bCs w:val="false"/>
+        </w:rPr>
+      </w:pPr>
+      <w:r>
+        <w:rPr>
+          <w:b w:val="false"/>
+          <w:bCs w:val="false"/>
+        </w:rPr>
+      </w:r>
+    </w:p>
+    <w:p>
+      <w:pPr>
+        <w:pStyle w:val="Normal"/>
+        <w:rPr>
+          <w:b w:val="false"/>
+          <w:bCs w:val="false"/>
+        </w:rPr>
+      </w:pPr>
+      <w:r>
+        <w:rPr>
+          <w:b w:val="false"/>
+          <w:bCs w:val="false"/>
+        </w:rPr>
+      </w:r>
+    </w:p>
+    <w:p>
+      <w:pPr>
+        <w:pStyle w:val="Normal"/>
+        <w:rPr>
+          <w:b w:val="false"/>
+          <w:bCs w:val="false"/>
+        </w:rPr>
+      </w:pPr>
+      <w:r>
+        <w:rPr>
+          <w:b w:val="false"/>
+          <w:bCs w:val="false"/>
+        </w:rPr>
+      </w:r>
+    </w:p>
+    <w:p>
+      <w:pPr>
+        <w:pStyle w:val="Normal"/>
+        <w:rPr>
+          <w:b w:val="false"/>
+          <w:bCs w:val="false"/>
+        </w:rPr>
+      </w:pPr>
+      <w:r>
+        <w:rPr>
+          <w:b w:val="false"/>
+          <w:bCs w:val="false"/>
+        </w:rPr>
+        <w:br/>
+        <w:br/>
+      </w:r>
+      <w:r>
+        <w:rPr>
+          <w:b w:val="false"/>
+          <w:bCs w:val="false"/>
+        </w:rPr>
+        <w:drawing>
+          <wp:anchor behindDoc="0" distT="0" distB="0" distL="0" distR="0" simplePos="0" locked="0" layoutInCell="0" allowOverlap="1" relativeHeight="10">
+            <wp:simplePos x="0" y="0"/>
+            <wp:positionH relativeFrom="column">
+              <wp:posOffset>-55245</wp:posOffset>
+            </wp:positionH>
+            <wp:positionV relativeFrom="paragraph">
+              <wp:posOffset>762635</wp:posOffset>
+            </wp:positionV>
+            <wp:extent cx="6142990" cy="2721610"/>
+            <wp:effectExtent l="0" t="0" r="0" b="0"/>
+            <wp:wrapSquare wrapText="largest"/>
+            <wp:docPr id="9" name="Image1" descr=""/>
+            <wp:cNvGraphicFramePr>
+              <a:graphicFrameLocks xmlns:a="http://schemas.openxmlformats.org/drawingml/2006/main" noChangeAspect="1"/>
+            </wp:cNvGraphicFramePr>
+            <a:graphic xmlns:a="http://schemas.openxmlformats.org/drawingml/2006/main">
+              <a:graphicData uri="http://schemas.openxmlformats.org/drawingml/2006/picture">
+                <pic:pic xmlns:pic="http://schemas.openxmlformats.org/drawingml/2006/picture">
+                  <pic:nvPicPr>
+                    <pic:cNvPr id="9" name="Image1" descr=""/>
+                    <pic:cNvPicPr>
+                      <a:picLocks noChangeAspect="1" noChangeArrowheads="1"/>
+                    </pic:cNvPicPr>
+                  </pic:nvPicPr>
+                  <pic:blipFill>
+                    <a:blip r:embed="rId10"/>
+                    <a:stretch>
+                      <a:fillRect/>
+                    </a:stretch>
+                  </pic:blipFill>
+                  <pic:spPr bwMode="auto">
+                    <a:xfrm>
+                      <a:off x="0" y="0"/>
+                      <a:ext cx="6142990" cy="2721610"/>
+                    </a:xfrm>
+                    <a:prstGeom prst="rect">
+                      <a:avLst/>
+                    </a:prstGeom>
+                    <a:noFill/>
+                  </pic:spPr>
+                </pic:pic>
+              </a:graphicData>
+            </a:graphic>
+          </wp:anchor>
+        </w:drawing>
+        <w:drawing>
+          <wp:anchor behindDoc="0" distT="0" distB="0" distL="0" distR="0" simplePos="0" locked="0" layoutInCell="0" allowOverlap="1" relativeHeight="11">
+            <wp:simplePos x="0" y="0"/>
+            <wp:positionH relativeFrom="column">
+              <wp:posOffset>-7620</wp:posOffset>
+            </wp:positionH>
+            <wp:positionV relativeFrom="paragraph">
+              <wp:posOffset>4708525</wp:posOffset>
+            </wp:positionV>
+            <wp:extent cx="6144260" cy="2781300"/>
+            <wp:effectExtent l="0" t="0" r="0" b="0"/>
+            <wp:wrapSquare wrapText="largest"/>
+            <wp:docPr id="10" name="Image2" descr=""/>
+            <wp:cNvGraphicFramePr>
+              <a:graphicFrameLocks xmlns:a="http://schemas.openxmlformats.org/drawingml/2006/main" noChangeAspect="1"/>
+            </wp:cNvGraphicFramePr>
+            <a:graphic xmlns:a="http://schemas.openxmlformats.org/drawingml/2006/main">
+              <a:graphicData uri="http://schemas.openxmlformats.org/drawingml/2006/picture">
+                <pic:pic xmlns:pic="http://schemas.openxmlformats.org/drawingml/2006/picture">
+                  <pic:nvPicPr>
+                    <pic:cNvPr id="10" name="Image2" descr=""/>
+                    <pic:cNvPicPr>
+                      <a:picLocks noChangeAspect="1" noChangeArrowheads="1"/>
+                    </pic:cNvPicPr>
+                  </pic:nvPicPr>
+                  <pic:blipFill>
+                    <a:blip r:embed="rId11"/>
+                    <a:stretch>
+                      <a:fillRect/>
+                    </a:stretch>
+                  </pic:blipFill>
+                  <pic:spPr bwMode="auto">
+                    <a:xfrm>
+                      <a:off x="0" y="0"/>
+                      <a:ext cx="6144260" cy="2781300"/>
+                    </a:xfrm>
+                    <a:prstGeom prst="rect">
+                      <a:avLst/>
+                    </a:prstGeom>
+                    <a:noFill/>
+                  </pic:spPr>
+                </pic:pic>
+              </a:graphicData>
+            </a:graphic>
+          </wp:anchor>
+        </w:drawing>
+      </w:r>
+      <w:r>
+        <w:rPr>
+          <w:b w:val="false"/>
+          <w:bCs w:val="false"/>
+        </w:rPr>
+        <w:t>Quantos atendimentos ocorreram a cada dia?</w:t>
+        <w:br/>
+        <w:br/>
+        <w:br/>
+        <w:br/>
+        <w:t>Quantos atendimentos cada profissional realizou?</w:t>
+        <w:br/>
+        <w:br/>
+      </w:r>
+    </w:p>
+    <w:p>
+      <w:pPr>
+        <w:pStyle w:val="Normal"/>
+        <w:rPr>
+          <w:b w:val="false"/>
+          <w:bCs w:val="false"/>
+        </w:rPr>
+      </w:pPr>
+      <w:r>
+        <w:rPr>
+          <w:b w:val="false"/>
+          <w:bCs w:val="false"/>
+        </w:rPr>
+      </w:r>
+    </w:p>
+    <w:p>
+      <w:pPr>
+        <w:pStyle w:val="Normal"/>
+        <w:rPr>
+          <w:b w:val="false"/>
+          <w:bCs w:val="false"/>
+        </w:rPr>
+      </w:pPr>
+      <w:r>
+        <w:rPr>
+          <w:b w:val="false"/>
+          <w:bCs w:val="false"/>
+        </w:rPr>
       </w:r>
     </w:p>
     <w:p>
@@ -6469,19 +6461,20 @@
         <w:pStyle w:val="Normal"/>
         <w:rPr>
           <w:b w:val="false"/>
-          <w:b w:val="false"/>
-          <w:bCs w:val="false"/>
-        </w:rPr>
-      </w:pPr>
-      <w:r>
-        <w:rPr/>
-      </w:r>
-    </w:p>
-    <w:p>
-      <w:pPr>
-        <w:pStyle w:val="Normal"/>
-        <w:rPr>
-          <w:b w:val="false"/>
+          <w:bCs w:val="false"/>
+        </w:rPr>
+      </w:pPr>
+      <w:r>
+        <w:rPr>
+          <w:b w:val="false"/>
+          <w:bCs w:val="false"/>
+        </w:rPr>
+      </w:r>
+    </w:p>
+    <w:p>
+      <w:pPr>
+        <w:pStyle w:val="Normal"/>
+        <w:rPr>
           <w:b w:val="false"/>
           <w:bCs w:val="false"/>
         </w:rPr>
@@ -6501,12 +6494,14 @@
         <w:pStyle w:val="Normal"/>
         <w:rPr>
           <w:b w:val="false"/>
-          <w:b w:val="false"/>
-          <w:bCs w:val="false"/>
-        </w:rPr>
-      </w:pPr>
-      <w:r>
-        <w:rPr/>
+          <w:bCs w:val="false"/>
+        </w:rPr>
+      </w:pPr>
+      <w:r>
+        <w:rPr>
+          <w:b w:val="false"/>
+          <w:bCs w:val="false"/>
+        </w:rPr>
       </w:r>
     </w:p>
     <w:p>
@@ -6514,7 +6509,6 @@
         <w:pStyle w:val="Normal"/>
         <w:rPr>
           <w:rFonts w:ascii="Liberation Serif" w:hAnsi="Liberation Serif"/>
-          <w:b w:val="false"/>
           <w:b w:val="false"/>
           <w:bCs w:val="false"/>
           <w:sz w:val="20"/>
@@ -6523,7 +6517,6 @@
       </w:pPr>
       <w:r>
         <w:rPr>
-          <w:rFonts w:ascii="Liberation Serif" w:hAnsi="Liberation Serif"/>
           <w:b w:val="false"/>
           <w:bCs w:val="false"/>
           <w:color w:val="000000"/>
@@ -6534,7 +6527,6 @@
       </w:r>
       <w:r>
         <w:rPr>
-          <w:rFonts w:ascii="Liberation Serif" w:hAnsi="Liberation Serif"/>
           <w:b w:val="false"/>
           <w:bCs w:val="false"/>
           <w:i w:val="false"/>
@@ -6549,7 +6541,6 @@
       </w:r>
       <w:r>
         <w:rPr>
-          <w:rFonts w:ascii="Liberation Serif" w:hAnsi="Liberation Serif"/>
           <w:b w:val="false"/>
           <w:bCs w:val="false"/>
           <w:color w:val="000000"/>
@@ -6566,7 +6557,6 @@
         <w:rPr>
           <w:rFonts w:ascii="Liberation Serif" w:hAnsi="Liberation Serif"/>
           <w:b w:val="false"/>
-          <w:b w:val="false"/>
           <w:bCs w:val="false"/>
           <w:sz w:val="20"/>
           <w:szCs w:val="20"/>
@@ -6574,15 +6564,18 @@
       </w:pPr>
       <w:r>
         <w:rPr>
-          <w:rFonts w:ascii="Liberation Serif" w:hAnsi="Liberation Serif"/>
           <w:b w:val="false"/>
           <w:bCs w:val="false"/>
           <w:sz w:val="20"/>
           <w:szCs w:val="20"/>
         </w:rPr>
-        <w:t xml:space="preserve">-- </w:t>
-      </w:r>
-      <w:r>
+        <w:t>-- Mon Nov 24 07:41:00 2025</w:t>
+      </w:r>
+    </w:p>
+    <w:p>
+      <w:pPr>
+        <w:pStyle w:val="Normal"/>
+        <w:jc w:val="left"/>
         <w:rPr>
           <w:rFonts w:ascii="Liberation Serif" w:hAnsi="Liberation Serif"/>
           <w:b w:val="false"/>
@@ -6590,19 +6583,20 @@
           <w:sz w:val="20"/>
           <w:szCs w:val="20"/>
         </w:rPr>
-        <w:t>Mon</w:t>
-      </w:r>
-      <w:r>
-        <w:rPr>
-          <w:rFonts w:ascii="Liberation Serif" w:hAnsi="Liberation Serif"/>
+      </w:pPr>
+      <w:r>
+        <w:rPr>
           <w:b w:val="false"/>
           <w:bCs w:val="false"/>
           <w:sz w:val="20"/>
           <w:szCs w:val="20"/>
         </w:rPr>
-        <w:t xml:space="preserve"> </w:t>
-      </w:r>
-      <w:r>
+        <w:t>-- Model: New Model Version: 1.0</w:t>
+      </w:r>
+    </w:p>
+    <w:p>
+      <w:pPr>
+        <w:pStyle w:val="Normal"/>
         <w:rPr>
           <w:rFonts w:ascii="Liberation Serif" w:hAnsi="Liberation Serif"/>
           <w:b w:val="false"/>
@@ -6610,153 +6604,14 @@
           <w:sz w:val="20"/>
           <w:szCs w:val="20"/>
         </w:rPr>
-        <w:t>Nov</w:t>
-      </w:r>
-      <w:r>
-        <w:rPr>
-          <w:rFonts w:ascii="Liberation Serif" w:hAnsi="Liberation Serif"/>
+      </w:pPr>
+      <w:r>
+        <w:rPr>
           <w:b w:val="false"/>
           <w:bCs w:val="false"/>
           <w:sz w:val="20"/>
           <w:szCs w:val="20"/>
         </w:rPr>
-        <w:t xml:space="preserve"> </w:t>
-      </w:r>
-      <w:r>
-        <w:rPr>
-          <w:rFonts w:ascii="Liberation Serif" w:hAnsi="Liberation Serif"/>
-          <w:b w:val="false"/>
-          <w:bCs w:val="false"/>
-          <w:sz w:val="20"/>
-          <w:szCs w:val="20"/>
-        </w:rPr>
-        <w:t>24</w:t>
-      </w:r>
-      <w:r>
-        <w:rPr>
-          <w:rFonts w:ascii="Liberation Serif" w:hAnsi="Liberation Serif"/>
-          <w:b w:val="false"/>
-          <w:bCs w:val="false"/>
-          <w:sz w:val="20"/>
-          <w:szCs w:val="20"/>
-        </w:rPr>
-        <w:t xml:space="preserve"> 0</w:t>
-      </w:r>
-      <w:r>
-        <w:rPr>
-          <w:rFonts w:ascii="Liberation Serif" w:hAnsi="Liberation Serif"/>
-          <w:b w:val="false"/>
-          <w:bCs w:val="false"/>
-          <w:sz w:val="20"/>
-          <w:szCs w:val="20"/>
-        </w:rPr>
-        <w:t>7</w:t>
-      </w:r>
-      <w:r>
-        <w:rPr>
-          <w:rFonts w:ascii="Liberation Serif" w:hAnsi="Liberation Serif"/>
-          <w:b w:val="false"/>
-          <w:bCs w:val="false"/>
-          <w:sz w:val="20"/>
-          <w:szCs w:val="20"/>
-        </w:rPr>
-        <w:t>:</w:t>
-      </w:r>
-      <w:r>
-        <w:rPr>
-          <w:rFonts w:ascii="Liberation Serif" w:hAnsi="Liberation Serif"/>
-          <w:b w:val="false"/>
-          <w:bCs w:val="false"/>
-          <w:sz w:val="20"/>
-          <w:szCs w:val="20"/>
-        </w:rPr>
-        <w:t>41</w:t>
-      </w:r>
-      <w:r>
-        <w:rPr>
-          <w:rFonts w:ascii="Liberation Serif" w:hAnsi="Liberation Serif"/>
-          <w:b w:val="false"/>
-          <w:bCs w:val="false"/>
-          <w:sz w:val="20"/>
-          <w:szCs w:val="20"/>
-        </w:rPr>
-        <w:t>:</w:t>
-      </w:r>
-      <w:r>
-        <w:rPr>
-          <w:rFonts w:ascii="Liberation Serif" w:hAnsi="Liberation Serif"/>
-          <w:b w:val="false"/>
-          <w:bCs w:val="false"/>
-          <w:sz w:val="20"/>
-          <w:szCs w:val="20"/>
-        </w:rPr>
-        <w:t>00</w:t>
-      </w:r>
-      <w:r>
-        <w:rPr>
-          <w:rFonts w:ascii="Liberation Serif" w:hAnsi="Liberation Serif"/>
-          <w:b w:val="false"/>
-          <w:bCs w:val="false"/>
-          <w:sz w:val="20"/>
-          <w:szCs w:val="20"/>
-        </w:rPr>
-        <w:t xml:space="preserve"> 202</w:t>
-      </w:r>
-      <w:r>
-        <w:rPr>
-          <w:rFonts w:ascii="Liberation Serif" w:hAnsi="Liberation Serif"/>
-          <w:b w:val="false"/>
-          <w:bCs w:val="false"/>
-          <w:sz w:val="20"/>
-          <w:szCs w:val="20"/>
-        </w:rPr>
-        <w:t>5</w:t>
-      </w:r>
-    </w:p>
-    <w:p>
-      <w:pPr>
-        <w:pStyle w:val="Normal"/>
-        <w:jc w:val="left"/>
-        <w:rPr>
-          <w:rFonts w:ascii="Liberation Serif" w:hAnsi="Liberation Serif"/>
-          <w:b w:val="false"/>
-          <w:b w:val="false"/>
-          <w:bCs w:val="false"/>
-          <w:sz w:val="20"/>
-          <w:szCs w:val="20"/>
-        </w:rPr>
-      </w:pPr>
-      <w:r>
-        <w:rPr>
-          <w:rFonts w:ascii="Liberation Serif" w:hAnsi="Liberation Serif"/>
-          <w:b w:val="false"/>
-          <w:bCs w:val="false"/>
-          <w:sz w:val="20"/>
-          <w:szCs w:val="20"/>
-        </w:rPr>
-        <w:t>-- Model: New Model Version: 1.0</w:t>
-      </w:r>
-    </w:p>
-    <w:p>
-      <w:pPr>
-        <w:pStyle w:val="Normal"/>
-        <w:rPr>
-          <w:rFonts w:ascii="Liberation Serif" w:hAnsi="Liberation Serif"/>
-          <w:b w:val="false"/>
-          <w:b w:val="false"/>
-          <w:bCs w:val="false"/>
-          <w:sz w:val="20"/>
-          <w:szCs w:val="20"/>
-        </w:rPr>
-      </w:pPr>
-      <w:r>
-        <w:rPr>
-          <w:rFonts w:ascii="Liberation Serif" w:hAnsi="Liberation Serif"/>
-          <w:b w:val="false"/>
-          <w:bCs w:val="false"/>
-          <w:sz w:val="20"/>
-          <w:szCs w:val="20"/>
-        </w:rPr>
         <w:t>-- MySQL Workbench Forward Engineering</w:t>
       </w:r>
     </w:p>
@@ -6765,19 +6620,20 @@
         <w:pStyle w:val="Normal"/>
         <w:rPr>
           <w:b w:val="false"/>
-          <w:b w:val="false"/>
-          <w:bCs w:val="false"/>
-        </w:rPr>
-      </w:pPr>
-      <w:r>
-        <w:rPr/>
-      </w:r>
-    </w:p>
-    <w:p>
-      <w:pPr>
-        <w:pStyle w:val="Normal"/>
-        <w:rPr>
-          <w:b/>
+          <w:bCs w:val="false"/>
+        </w:rPr>
+      </w:pPr>
+      <w:r>
+        <w:rPr>
+          <w:b w:val="false"/>
+          <w:bCs w:val="false"/>
+        </w:rPr>
+      </w:r>
+    </w:p>
+    <w:p>
+      <w:pPr>
+        <w:pStyle w:val="Normal"/>
+        <w:rPr>
           <w:b/>
           <w:bCs/>
         </w:rPr>
@@ -6795,19 +6651,20 @@
         <w:pStyle w:val="Normal"/>
         <w:rPr>
           <w:b w:val="false"/>
-          <w:b w:val="false"/>
-          <w:bCs w:val="false"/>
-        </w:rPr>
-      </w:pPr>
-      <w:r>
-        <w:rPr/>
-      </w:r>
-    </w:p>
-    <w:p>
-      <w:pPr>
-        <w:pStyle w:val="Normal"/>
-        <w:rPr>
-          <w:b w:val="false"/>
+          <w:bCs w:val="false"/>
+        </w:rPr>
+      </w:pPr>
+      <w:r>
+        <w:rPr>
+          <w:b w:val="false"/>
+          <w:bCs w:val="false"/>
+        </w:rPr>
+      </w:r>
+    </w:p>
+    <w:p>
+      <w:pPr>
+        <w:pStyle w:val="Normal"/>
+        <w:rPr>
           <w:b w:val="false"/>
           <w:bCs w:val="false"/>
         </w:rPr>
@@ -6964,7 +6821,6 @@
         <w:pStyle w:val="Normal"/>
         <w:rPr>
           <w:b/>
-          <w:b/>
           <w:bCs/>
         </w:rPr>
       </w:pPr>
@@ -6983,7 +6839,6 @@
         <w:pStyle w:val="Normal"/>
         <w:rPr>
           <w:b w:val="false"/>
-          <w:b w:val="false"/>
           <w:bCs w:val="false"/>
         </w:rPr>
       </w:pPr>
@@ -7159,19 +7014,20 @@
         <w:pStyle w:val="Normal"/>
         <w:rPr>
           <w:b w:val="false"/>
-          <w:b w:val="false"/>
-          <w:bCs w:val="false"/>
-        </w:rPr>
-      </w:pPr>
-      <w:r>
-        <w:rPr/>
-      </w:r>
-    </w:p>
-    <w:p>
-      <w:pPr>
-        <w:pStyle w:val="Normal"/>
-        <w:rPr>
-          <w:b w:val="false"/>
+          <w:bCs w:val="false"/>
+        </w:rPr>
+      </w:pPr>
+      <w:r>
+        <w:rPr>
+          <w:b w:val="false"/>
+          <w:bCs w:val="false"/>
+        </w:rPr>
+      </w:r>
+    </w:p>
+    <w:p>
+      <w:pPr>
+        <w:pStyle w:val="Normal"/>
+        <w:rPr>
           <w:b w:val="false"/>
           <w:bCs w:val="false"/>
         </w:rPr>
@@ -7191,19 +7047,20 @@
         <w:pStyle w:val="Normal"/>
         <w:rPr>
           <w:b w:val="false"/>
-          <w:b w:val="false"/>
-          <w:bCs w:val="false"/>
-        </w:rPr>
-      </w:pPr>
-      <w:r>
-        <w:rPr/>
-      </w:r>
-    </w:p>
-    <w:p>
-      <w:pPr>
-        <w:pStyle w:val="Normal"/>
-        <w:rPr>
-          <w:b/>
+          <w:bCs w:val="false"/>
+        </w:rPr>
+      </w:pPr>
+      <w:r>
+        <w:rPr>
+          <w:b w:val="false"/>
+          <w:bCs w:val="false"/>
+        </w:rPr>
+      </w:r>
+    </w:p>
+    <w:p>
+      <w:pPr>
+        <w:pStyle w:val="Normal"/>
+        <w:rPr>
           <w:b/>
           <w:bCs/>
           <w:highlight w:val="none"/>
@@ -7226,7 +7083,6 @@
         <w:pStyle w:val="Normal"/>
         <w:rPr>
           <w:b/>
-          <w:b/>
           <w:bCs/>
           <w:highlight w:val="none"/>
           <w:shd w:fill="FFFF00" w:val="clear"/>
@@ -7248,7 +7104,6 @@
         <w:pStyle w:val="Normal"/>
         <w:rPr>
           <w:b/>
-          <w:b/>
           <w:bCs/>
           <w:highlight w:val="none"/>
           <w:shd w:fill="FFFF00" w:val="clear"/>
@@ -7269,7 +7124,6 @@
       <w:pPr>
         <w:pStyle w:val="Normal"/>
         <w:rPr>
-          <w:b/>
           <w:b/>
           <w:bCs/>
           <w:highlight w:val="none"/>
@@ -8409,7 +8263,7 @@
       <w:widowControl/>
       <w:shd w:val="clear" w:fill="auto"/>
       <w:suppressAutoHyphens w:val="true"/>
-      <w:overflowPunct w:val="false"/>
+      <w:overflowPunct w:val="true"/>
       <w:bidi w:val="0"/>
       <w:snapToGrid w:val="true"/>
       <w:spacing w:lineRule="auto" w:line="240" w:before="0" w:after="0"/>
@@ -8443,10 +8297,10 @@
       <w:lang w:val="pt-BR" w:eastAsia="zh-CN" w:bidi="hi-IN"/>
     </w:rPr>
   </w:style>
-  <w:style w:type="paragraph" w:styleId="Ttulo3">
-    <w:name w:val="Heading 3"/>
+  <w:style w:type="paragraph" w:styleId="Heading3">
+    <w:name w:val="heading 3"/>
     <w:basedOn w:val="Ttulo"/>
-    <w:next w:val="Corpodotexto"/>
+    <w:next w:val="BodyText"/>
     <w:qFormat/>
     <w:pPr>
       <w:numPr>
@@ -8495,7 +8349,7 @@
       <w:bCs/>
     </w:rPr>
   </w:style>
-  <w:style w:type="character" w:styleId="Nfase">
+  <w:style w:type="character" w:styleId="Emphasis">
     <w:name w:val="Emphasis"/>
     <w:qFormat/>
     <w:rPr>
@@ -8503,30 +8357,79 @@
       <w:iCs/>
     </w:rPr>
   </w:style>
-  <w:style w:type="character" w:styleId="Nfaseforte">
-    <w:name w:val="Strong"/>
-    <w:qFormat/>
-    <w:rPr>
-      <w:b/>
-      <w:bCs/>
-    </w:rPr>
-  </w:style>
   <w:style w:type="character" w:styleId="Smbolosdenumerao">
     <w:name w:val="Símbolos de numeração"/>
     <w:qFormat/>
     <w:rPr/>
   </w:style>
-  <w:style w:type="character" w:styleId="Cdigofonte">
+  <w:style w:type="character" w:styleId="Cdigo-fonte">
     <w:name w:val="Código-fonte"/>
     <w:qFormat/>
     <w:rPr>
       <w:rFonts w:ascii="Liberation Mono" w:hAnsi="Liberation Mono" w:eastAsia="NSimSun" w:cs="Liberation Mono"/>
     </w:rPr>
   </w:style>
+  <w:style w:type="paragraph" w:styleId="Heading">
+    <w:name w:val="Heading"/>
+    <w:basedOn w:val="Normal"/>
+    <w:next w:val="BodyText"/>
+    <w:qFormat/>
+    <w:pPr>
+      <w:keepNext w:val="true"/>
+      <w:spacing w:before="240" w:after="120"/>
+    </w:pPr>
+    <w:rPr>
+      <w:rFonts w:ascii="Liberation Sans" w:hAnsi="Liberation Sans" w:eastAsia="Microsoft YaHei" w:cs="Arial"/>
+      <w:sz w:val="28"/>
+      <w:szCs w:val="28"/>
+    </w:rPr>
+  </w:style>
+  <w:style w:type="paragraph" w:styleId="BodyText">
+    <w:name w:val="Body Text"/>
+    <w:basedOn w:val="Normal"/>
+    <w:pPr>
+      <w:suppressAutoHyphens w:val="true"/>
+      <w:spacing w:lineRule="auto" w:line="276" w:before="0" w:after="140"/>
+    </w:pPr>
+    <w:rPr/>
+  </w:style>
+  <w:style w:type="paragraph" w:styleId="List">
+    <w:name w:val="List"/>
+    <w:basedOn w:val="BodyText"/>
+    <w:pPr>
+      <w:suppressAutoHyphens w:val="true"/>
+    </w:pPr>
+    <w:rPr/>
+  </w:style>
+  <w:style w:type="paragraph" w:styleId="Caption">
+    <w:name w:val="caption"/>
+    <w:basedOn w:val="Normal"/>
+    <w:qFormat/>
+    <w:pPr>
+      <w:suppressLineNumbers/>
+      <w:suppressAutoHyphens w:val="true"/>
+      <w:spacing w:before="120" w:after="120"/>
+    </w:pPr>
+    <w:rPr>
+      <w:i/>
+      <w:iCs/>
+    </w:rPr>
+  </w:style>
+  <w:style w:type="paragraph" w:styleId="Index">
+    <w:name w:val="Index"/>
+    <w:basedOn w:val="Normal"/>
+    <w:qFormat/>
+    <w:pPr>
+      <w:suppressLineNumbers/>
+    </w:pPr>
+    <w:rPr>
+      <w:rFonts w:cs="Arial"/>
+    </w:rPr>
+  </w:style>
   <w:style w:type="paragraph" w:styleId="Ttulo">
     <w:name w:val="Título"/>
     <w:basedOn w:val="Normal"/>
-    <w:next w:val="Corpodotexto"/>
+    <w:next w:val="BodyText"/>
     <w:qFormat/>
     <w:pPr>
       <w:keepNext w:val="true"/>
@@ -8539,38 +8442,7 @@
       <w:szCs w:val="28"/>
     </w:rPr>
   </w:style>
-  <w:style w:type="paragraph" w:styleId="Corpodotexto">
-    <w:name w:val="Body Text"/>
-    <w:basedOn w:val="Normal"/>
-    <w:pPr>
-      <w:suppressAutoHyphens w:val="true"/>
-      <w:spacing w:lineRule="auto" w:line="276" w:before="0" w:after="140"/>
-    </w:pPr>
-    <w:rPr/>
-  </w:style>
-  <w:style w:type="paragraph" w:styleId="Lista">
-    <w:name w:val="List"/>
-    <w:basedOn w:val="Corpodotexto"/>
-    <w:pPr>
-      <w:suppressAutoHyphens w:val="true"/>
-    </w:pPr>
-    <w:rPr/>
-  </w:style>
-  <w:style w:type="paragraph" w:styleId="Legenda">
-    <w:name w:val="Caption"/>
-    <w:basedOn w:val="Normal"/>
-    <w:qFormat/>
-    <w:pPr>
-      <w:suppressLineNumbers/>
-      <w:suppressAutoHyphens w:val="true"/>
-      <w:spacing w:before="120" w:after="120"/>
-    </w:pPr>
-    <w:rPr>
-      <w:i/>
-      <w:iCs/>
-    </w:rPr>
-  </w:style>
-  <w:style w:type="paragraph" w:styleId="Ndice">
+  <w:style w:type="paragraph" w:styleId="ndice">
     <w:name w:val="Índice"/>
     <w:basedOn w:val="Normal"/>
     <w:qFormat/>
@@ -8580,7 +8452,7 @@
     </w:pPr>
     <w:rPr/>
   </w:style>
-  <w:style w:type="paragraph" w:styleId="LONormal">
+  <w:style w:type="paragraph" w:styleId="LO-Normal">
     <w:name w:val="LO-Normal"/>
     <w:qFormat/>
     <w:pPr>
@@ -8590,7 +8462,7 @@
       <w:widowControl/>
       <w:shd w:val="clear" w:fill="auto"/>
       <w:suppressAutoHyphens w:val="true"/>
-      <w:overflowPunct w:val="false"/>
+      <w:overflowPunct w:val="true"/>
       <w:bidi w:val="0"/>
       <w:snapToGrid w:val="true"/>
       <w:spacing w:lineRule="auto" w:line="240" w:before="0" w:after="0"/>
@@ -8649,9 +8521,16 @@
     </w:pPr>
     <w:rPr/>
   </w:style>
-  <w:style w:type="paragraph" w:styleId="Cabealho">
-    <w:name w:val="Header"/>
-    <w:basedOn w:val="LONormal"/>
+  <w:style w:type="paragraph" w:styleId="HeaderandFooter">
+    <w:name w:val="Header and Footer"/>
+    <w:basedOn w:val="Normal"/>
+    <w:qFormat/>
+    <w:pPr/>
+    <w:rPr/>
+  </w:style>
+  <w:style w:type="paragraph" w:styleId="Header">
+    <w:name w:val="header"/>
+    <w:basedOn w:val="LO-Normal"/>
     <w:pPr>
       <w:tabs>
         <w:tab w:val="clear" w:pos="709"/>
@@ -8691,7 +8570,7 @@
   <w:style w:type="paragraph" w:styleId="Linhahorizontal">
     <w:name w:val="Linha horizontal"/>
     <w:basedOn w:val="Normal"/>
-    <w:next w:val="Corpodotexto"/>
+    <w:next w:val="BodyText"/>
     <w:qFormat/>
     <w:pPr>
       <w:suppressLineNumbers/>
@@ -8706,4 +8585,110 @@
     </w:rPr>
   </w:style>
 </w:styles>
+</file>
+
+<file path=word/theme/theme1.xml><?xml version="1.0" encoding="utf-8"?>
+<a:theme xmlns:a="http://schemas.openxmlformats.org/drawingml/2006/main" xmlns:r="http://schemas.openxmlformats.org/officeDocument/2006/relationships" name="Office">
+  <a:themeElements>
+    <a:clrScheme name="LibreOffice">
+      <a:dk1>
+        <a:srgbClr val="000000"/>
+      </a:dk1>
+      <a:lt1>
+        <a:srgbClr val="ffffff"/>
+      </a:lt1>
+      <a:dk2>
+        <a:srgbClr val="000000"/>
+      </a:dk2>
+      <a:lt2>
+        <a:srgbClr val="ffffff"/>
+      </a:lt2>
+      <a:accent1>
+        <a:srgbClr val="18a303"/>
+      </a:accent1>
+      <a:accent2>
+        <a:srgbClr val="0369a3"/>
+      </a:accent2>
+      <a:accent3>
+        <a:srgbClr val="a33e03"/>
+      </a:accent3>
+      <a:accent4>
+        <a:srgbClr val="8e03a3"/>
+      </a:accent4>
+      <a:accent5>
+        <a:srgbClr val="c99c00"/>
+      </a:accent5>
+      <a:accent6>
+        <a:srgbClr val="c9211e"/>
+      </a:accent6>
+      <a:hlink>
+        <a:srgbClr val="0000ee"/>
+      </a:hlink>
+      <a:folHlink>
+        <a:srgbClr val="551a8b"/>
+      </a:folHlink>
+    </a:clrScheme>
+    <a:fontScheme name="Office">
+      <a:majorFont>
+        <a:latin typeface="Arial" pitchFamily="0" charset="1"/>
+        <a:ea typeface="DejaVu Sans" pitchFamily="0" charset="1"/>
+        <a:cs typeface="DejaVu Sans" pitchFamily="0" charset="1"/>
+      </a:majorFont>
+      <a:minorFont>
+        <a:latin typeface="Arial" pitchFamily="0" charset="1"/>
+        <a:ea typeface="DejaVu Sans" pitchFamily="0" charset="1"/>
+        <a:cs typeface="DejaVu Sans" pitchFamily="0" charset="1"/>
+      </a:minorFont>
+    </a:fontScheme>
+    <a:fmtScheme>
+      <a:fillStyleLst>
+        <a:solidFill>
+          <a:schemeClr val="phClr"/>
+        </a:solidFill>
+        <a:solidFill>
+          <a:schemeClr val="phClr"/>
+        </a:solidFill>
+        <a:solidFill>
+          <a:schemeClr val="phClr"/>
+        </a:solidFill>
+      </a:fillStyleLst>
+      <a:lnStyleLst>
+        <a:ln w="6350" cap="flat" cmpd="sng" algn="ctr">
+          <a:prstDash val="solid"/>
+          <a:miter/>
+        </a:ln>
+        <a:ln w="6350" cap="flat" cmpd="sng" algn="ctr">
+          <a:prstDash val="solid"/>
+          <a:miter/>
+        </a:ln>
+        <a:ln w="6350" cap="flat" cmpd="sng" algn="ctr">
+          <a:prstDash val="solid"/>
+          <a:miter/>
+        </a:ln>
+      </a:lnStyleLst>
+      <a:effectStyleLst>
+        <a:effectStyle>
+          <a:effectLst/>
+        </a:effectStyle>
+        <a:effectStyle>
+          <a:effectLst/>
+        </a:effectStyle>
+        <a:effectStyle>
+          <a:effectLst/>
+        </a:effectStyle>
+      </a:effectStyleLst>
+      <a:bgFillStyleLst>
+        <a:solidFill>
+          <a:schemeClr val="phClr"/>
+        </a:solidFill>
+        <a:solidFill>
+          <a:schemeClr val="phClr"/>
+        </a:solidFill>
+        <a:solidFill>
+          <a:schemeClr val="phClr"/>
+        </a:solidFill>
+      </a:bgFillStyleLst>
+    </a:fmtScheme>
+  </a:themeElements>
+</a:theme>
 </file>